--- a/Documentation.docx
+++ b/Documentation.docx
@@ -228,19 +228,8 @@
           <w:szCs w:val="28"/>
           <w:lang w:val="en-US"/>
         </w:rPr>
-        <w:t xml:space="preserve">Focus (profile): Computer Science and system </w:t>
-      </w:r>
-      <w:proofErr w:type="gramStart"/>
-      <w:r>
-        <w:rPr>
-          <w:rFonts w:ascii="Times New Roman" w:eastAsia="Times New Roman" w:hAnsi="Times New Roman" w:cs="Times New Roman"/>
-          <w:sz w:val="28"/>
-          <w:szCs w:val="28"/>
-          <w:lang w:val="en-US"/>
-        </w:rPr>
-        <w:t>design</w:t>
-      </w:r>
-      <w:proofErr w:type="gramEnd"/>
+        <w:t>Focus (profile): Computer Science and system design</w:t>
+      </w:r>
     </w:p>
     <w:p>
       <w:pPr>
@@ -926,19 +915,30 @@
           <w:szCs w:val="28"/>
           <w:lang w:val="en-US"/>
         </w:rPr>
-        <w:t xml:space="preserve">Game rules (and </w:t>
-      </w:r>
-      <w:proofErr w:type="gramStart"/>
-      <w:r>
-        <w:rPr>
-          <w:rFonts w:ascii="Times New Roman" w:eastAsia="Times New Roman" w:hAnsi="Times New Roman" w:cs="Times New Roman"/>
+        <w:t xml:space="preserve">Game rules (and additional rules) </w:t>
+      </w:r>
+      <w:r>
+        <w:rPr>
+          <w:rFonts w:ascii="Times New Roman" w:eastAsia="Times New Roman" w:hAnsi="Times New Roman" w:cs="Times New Roman"/>
+          <w:b/>
           <w:sz w:val="28"/>
           <w:szCs w:val="28"/>
           <w:lang w:val="en-US"/>
         </w:rPr>
-        <w:t>additional</w:t>
-      </w:r>
-      <w:proofErr w:type="gramEnd"/>
+        <w:t>------------------------------------------------------- 3</w:t>
+      </w:r>
+    </w:p>
+    <w:p>
+      <w:pPr>
+        <w:spacing w:line="240" w:lineRule="auto"/>
+        <w:ind w:left="700"/>
+        <w:rPr>
+          <w:rFonts w:ascii="Times New Roman" w:eastAsia="Times New Roman" w:hAnsi="Times New Roman" w:cs="Times New Roman"/>
+          <w:sz w:val="20"/>
+          <w:szCs w:val="20"/>
+          <w:lang w:val="en-US"/>
+        </w:rPr>
+      </w:pPr>
       <w:r>
         <w:rPr>
           <w:rFonts w:ascii="Times New Roman" w:eastAsia="Times New Roman" w:hAnsi="Times New Roman" w:cs="Times New Roman"/>
@@ -946,7 +946,7 @@
           <w:szCs w:val="28"/>
           <w:lang w:val="en-US"/>
         </w:rPr>
-        <w:t xml:space="preserve"> rules) </w:t>
+        <w:t xml:space="preserve">Project Structure </w:t>
       </w:r>
       <w:r>
         <w:rPr>
@@ -956,9 +956,30 @@
           <w:szCs w:val="28"/>
           <w:lang w:val="en-US"/>
         </w:rPr>
-        <w:t xml:space="preserve">------------------------------------------------------- </w:t>
-      </w:r>
-      <w:proofErr w:type="gramStart"/>
+        <w:t>--------------------------------------------------------------------------- 4</w:t>
+      </w:r>
+    </w:p>
+    <w:p>
+      <w:pPr>
+        <w:spacing w:line="14" w:lineRule="auto"/>
+        <w:rPr>
+          <w:rFonts w:ascii="Times New Roman" w:eastAsia="Times New Roman" w:hAnsi="Times New Roman" w:cs="Times New Roman"/>
+          <w:sz w:val="20"/>
+          <w:szCs w:val="20"/>
+          <w:lang w:val="en-US"/>
+        </w:rPr>
+      </w:pPr>
+    </w:p>
+    <w:p>
+      <w:pPr>
+        <w:spacing w:line="240" w:lineRule="auto"/>
+        <w:rPr>
+          <w:rFonts w:ascii="Times New Roman" w:eastAsia="Times New Roman" w:hAnsi="Times New Roman" w:cs="Times New Roman"/>
+          <w:sz w:val="20"/>
+          <w:szCs w:val="20"/>
+          <w:lang w:val="en-US"/>
+        </w:rPr>
+      </w:pPr>
       <w:r>
         <w:rPr>
           <w:rFonts w:ascii="Times New Roman" w:eastAsia="Times New Roman" w:hAnsi="Times New Roman" w:cs="Times New Roman"/>
@@ -967,14 +988,12 @@
           <w:szCs w:val="28"/>
           <w:lang w:val="en-US"/>
         </w:rPr>
-        <w:t>3</w:t>
-      </w:r>
-      <w:proofErr w:type="gramEnd"/>
-    </w:p>
-    <w:p>
-      <w:pPr>
-        <w:spacing w:line="240" w:lineRule="auto"/>
-        <w:ind w:left="700"/>
+        <w:t>User manual ---------------------------------------------------------------------------------------5</w:t>
+      </w:r>
+    </w:p>
+    <w:p>
+      <w:pPr>
+        <w:spacing w:line="240" w:lineRule="auto"/>
         <w:rPr>
           <w:rFonts w:ascii="Times New Roman" w:eastAsia="Times New Roman" w:hAnsi="Times New Roman" w:cs="Times New Roman"/>
           <w:sz w:val="20"/>
@@ -985,13 +1004,25 @@
       <w:r>
         <w:rPr>
           <w:rFonts w:ascii="Times New Roman" w:eastAsia="Times New Roman" w:hAnsi="Times New Roman" w:cs="Times New Roman"/>
+          <w:b/>
           <w:sz w:val="28"/>
           <w:szCs w:val="28"/>
           <w:lang w:val="en-US"/>
         </w:rPr>
-        <w:t xml:space="preserve">Project </w:t>
-      </w:r>
-      <w:proofErr w:type="gramStart"/>
+        <w:t>Hardware ----------------------------------------------------------------------------------------- 7</w:t>
+      </w:r>
+    </w:p>
+    <w:p>
+      <w:pPr>
+        <w:spacing w:line="235" w:lineRule="auto"/>
+        <w:ind w:left="700"/>
+        <w:rPr>
+          <w:rFonts w:ascii="Times New Roman" w:eastAsia="Times New Roman" w:hAnsi="Times New Roman" w:cs="Times New Roman"/>
+          <w:sz w:val="20"/>
+          <w:szCs w:val="20"/>
+          <w:lang w:val="en-US"/>
+        </w:rPr>
+      </w:pPr>
       <w:r>
         <w:rPr>
           <w:rFonts w:ascii="Times New Roman" w:eastAsia="Times New Roman" w:hAnsi="Times New Roman" w:cs="Times New Roman"/>
@@ -999,7 +1030,7 @@
           <w:szCs w:val="28"/>
           <w:lang w:val="en-US"/>
         </w:rPr>
-        <w:t xml:space="preserve">Structure </w:t>
+        <w:t xml:space="preserve">I/O Interface </w:t>
       </w:r>
       <w:r>
         <w:rPr>
@@ -1009,23 +1040,55 @@
           <w:szCs w:val="28"/>
           <w:lang w:val="en-US"/>
         </w:rPr>
-        <w:t>-</w:t>
-      </w:r>
-      <w:proofErr w:type="gramEnd"/>
-      <w:r>
-        <w:rPr>
-          <w:rFonts w:ascii="Times New Roman" w:eastAsia="Times New Roman" w:hAnsi="Times New Roman" w:cs="Times New Roman"/>
-          <w:b/>
+        <w:t>--------------------------------------------------------------------------------7</w:t>
+      </w:r>
+    </w:p>
+    <w:p>
+      <w:pPr>
+        <w:spacing w:line="14" w:lineRule="auto"/>
+        <w:rPr>
+          <w:rFonts w:ascii="Times New Roman" w:eastAsia="Times New Roman" w:hAnsi="Times New Roman" w:cs="Times New Roman"/>
+          <w:sz w:val="20"/>
+          <w:szCs w:val="20"/>
+          <w:lang w:val="en-US"/>
+        </w:rPr>
+      </w:pPr>
+    </w:p>
+    <w:p>
+      <w:pPr>
+        <w:spacing w:line="240" w:lineRule="auto"/>
+        <w:ind w:left="700"/>
+        <w:rPr>
+          <w:rFonts w:ascii="Times New Roman" w:eastAsia="Times New Roman" w:hAnsi="Times New Roman" w:cs="Times New Roman"/>
+          <w:sz w:val="20"/>
+          <w:szCs w:val="20"/>
+          <w:lang w:val="en-US"/>
+        </w:rPr>
+      </w:pPr>
+      <w:r>
+        <w:rPr>
+          <w:rFonts w:ascii="Times New Roman" w:eastAsia="Times New Roman" w:hAnsi="Times New Roman" w:cs="Times New Roman"/>
           <w:sz w:val="28"/>
           <w:szCs w:val="28"/>
           <w:lang w:val="en-US"/>
         </w:rPr>
-        <w:t>-------------------------------------------------------------------------- 4</w:t>
-      </w:r>
-    </w:p>
-    <w:p>
-      <w:pPr>
-        <w:spacing w:line="14" w:lineRule="auto"/>
+        <w:t xml:space="preserve">Buffers </w:t>
+      </w:r>
+      <w:r>
+        <w:rPr>
+          <w:rFonts w:ascii="Times New Roman" w:eastAsia="Times New Roman" w:hAnsi="Times New Roman" w:cs="Times New Roman"/>
+          <w:b/>
+          <w:sz w:val="28"/>
+          <w:szCs w:val="28"/>
+          <w:lang w:val="en-US"/>
+        </w:rPr>
+        <w:t>--------------------------------------------------------------------------------------10</w:t>
+      </w:r>
+    </w:p>
+    <w:p>
+      <w:pPr>
+        <w:spacing w:line="240" w:lineRule="auto"/>
+        <w:ind w:left="700"/>
         <w:rPr>
           <w:rFonts w:ascii="Times New Roman" w:eastAsia="Times New Roman" w:hAnsi="Times New Roman" w:cs="Times New Roman"/>
           <w:sz w:val="20"/>
@@ -1033,10 +1096,29 @@
           <w:lang w:val="en-US"/>
         </w:rPr>
       </w:pPr>
-    </w:p>
-    <w:p>
-      <w:pPr>
-        <w:spacing w:line="240" w:lineRule="auto"/>
+      <w:r>
+        <w:rPr>
+          <w:rFonts w:ascii="Times New Roman" w:eastAsia="Times New Roman" w:hAnsi="Times New Roman" w:cs="Times New Roman"/>
+          <w:sz w:val="28"/>
+          <w:szCs w:val="28"/>
+          <w:lang w:val="en-US"/>
+        </w:rPr>
+        <w:t xml:space="preserve">Cursor </w:t>
+      </w:r>
+      <w:r>
+        <w:rPr>
+          <w:rFonts w:ascii="Times New Roman" w:eastAsia="Times New Roman" w:hAnsi="Times New Roman" w:cs="Times New Roman"/>
+          <w:b/>
+          <w:sz w:val="28"/>
+          <w:szCs w:val="28"/>
+          <w:lang w:val="en-US"/>
+        </w:rPr>
+        <w:t>---------------------------------------------------------------------------------------12</w:t>
+      </w:r>
+    </w:p>
+    <w:p>
+      <w:pPr>
+        <w:spacing w:line="14" w:lineRule="auto"/>
         <w:rPr>
           <w:rFonts w:ascii="Times New Roman" w:eastAsia="Times New Roman" w:hAnsi="Times New Roman" w:cs="Times New Roman"/>
           <w:sz w:val="20"/>
@@ -1044,15 +1126,36 @@
           <w:lang w:val="en-US"/>
         </w:rPr>
       </w:pPr>
-      <w:r>
-        <w:rPr>
-          <w:rFonts w:ascii="Times New Roman" w:eastAsia="Times New Roman" w:hAnsi="Times New Roman" w:cs="Times New Roman"/>
-          <w:b/>
+    </w:p>
+    <w:p>
+      <w:pPr>
+        <w:spacing w:line="240" w:lineRule="auto"/>
+        <w:ind w:left="700"/>
+        <w:rPr>
+          <w:rFonts w:ascii="Times New Roman" w:eastAsia="Times New Roman" w:hAnsi="Times New Roman" w:cs="Times New Roman"/>
+          <w:sz w:val="20"/>
+          <w:szCs w:val="20"/>
+          <w:lang w:val="en-US"/>
+        </w:rPr>
+      </w:pPr>
+      <w:r>
+        <w:rPr>
+          <w:rFonts w:ascii="Times New Roman" w:eastAsia="Times New Roman" w:hAnsi="Times New Roman" w:cs="Times New Roman"/>
           <w:sz w:val="28"/>
           <w:szCs w:val="28"/>
           <w:lang w:val="en-US"/>
         </w:rPr>
-        <w:t>User manual ---------------------------------------------------------------------------------------5</w:t>
+        <w:t xml:space="preserve">Subschemes </w:t>
+      </w:r>
+      <w:r>
+        <w:rPr>
+          <w:rFonts w:ascii="Times New Roman" w:eastAsia="Times New Roman" w:hAnsi="Times New Roman" w:cs="Times New Roman"/>
+          <w:b/>
+          <w:sz w:val="28"/>
+          <w:szCs w:val="28"/>
+          <w:lang w:val="en-US"/>
+        </w:rPr>
+        <w:t>--------------------------------------------------------------------------------13</w:t>
       </w:r>
     </w:p>
     <w:p>
@@ -1073,12 +1176,12 @@
           <w:szCs w:val="28"/>
           <w:lang w:val="en-US"/>
         </w:rPr>
-        <w:t>Hardware ----------------------------------------------------------------------------------------- 7</w:t>
-      </w:r>
-    </w:p>
-    <w:p>
-      <w:pPr>
-        <w:spacing w:line="235" w:lineRule="auto"/>
+        <w:t>Software-------------------------------------------------------------------------------------------15</w:t>
+      </w:r>
+    </w:p>
+    <w:p>
+      <w:pPr>
+        <w:spacing w:line="236" w:lineRule="auto"/>
         <w:ind w:left="700"/>
         <w:rPr>
           <w:rFonts w:ascii="Times New Roman" w:eastAsia="Times New Roman" w:hAnsi="Times New Roman" w:cs="Times New Roman"/>
@@ -1094,7 +1197,7 @@
           <w:szCs w:val="28"/>
           <w:lang w:val="en-US"/>
         </w:rPr>
-        <w:t xml:space="preserve">I/O Interface </w:t>
+        <w:t xml:space="preserve">Memory Sections </w:t>
       </w:r>
       <w:r>
         <w:rPr>
@@ -1104,12 +1207,13 @@
           <w:szCs w:val="28"/>
           <w:lang w:val="en-US"/>
         </w:rPr>
-        <w:t>--------------------------------------------------------------------------------7</w:t>
-      </w:r>
-    </w:p>
-    <w:p>
-      <w:pPr>
-        <w:spacing w:line="14" w:lineRule="auto"/>
+        <w:t>-------------------------------------------------------------------------15</w:t>
+      </w:r>
+    </w:p>
+    <w:p>
+      <w:pPr>
+        <w:spacing w:line="240" w:lineRule="auto"/>
+        <w:ind w:left="700"/>
         <w:rPr>
           <w:rFonts w:ascii="Times New Roman" w:eastAsia="Times New Roman" w:hAnsi="Times New Roman" w:cs="Times New Roman"/>
           <w:sz w:val="20"/>
@@ -1117,11 +1221,29 @@
           <w:lang w:val="en-US"/>
         </w:rPr>
       </w:pPr>
-    </w:p>
-    <w:p>
-      <w:pPr>
-        <w:spacing w:line="240" w:lineRule="auto"/>
-        <w:ind w:left="700"/>
+      <w:r>
+        <w:rPr>
+          <w:rFonts w:ascii="Times New Roman" w:eastAsia="Times New Roman" w:hAnsi="Times New Roman" w:cs="Times New Roman"/>
+          <w:sz w:val="28"/>
+          <w:szCs w:val="28"/>
+          <w:lang w:val="en-US"/>
+        </w:rPr>
+        <w:t>Main code</w:t>
+      </w:r>
+      <w:r>
+        <w:rPr>
+          <w:rFonts w:ascii="Times New Roman" w:eastAsia="Times New Roman" w:hAnsi="Times New Roman" w:cs="Times New Roman"/>
+          <w:b/>
+          <w:sz w:val="28"/>
+          <w:szCs w:val="28"/>
+          <w:lang w:val="en-US"/>
+        </w:rPr>
+        <w:t>----------------------------------------------------------------------------------17</w:t>
+      </w:r>
+    </w:p>
+    <w:p>
+      <w:pPr>
+        <w:spacing w:line="200" w:lineRule="auto"/>
         <w:rPr>
           <w:rFonts w:ascii="Times New Roman" w:eastAsia="Times New Roman" w:hAnsi="Times New Roman" w:cs="Times New Roman"/>
           <w:sz w:val="20"/>
@@ -1129,613 +1251,749 @@
           <w:lang w:val="en-US"/>
         </w:rPr>
       </w:pPr>
-      <w:r>
+    </w:p>
+    <w:p>
+      <w:pPr>
+        <w:spacing w:line="200" w:lineRule="auto"/>
+        <w:rPr>
+          <w:rFonts w:ascii="Times New Roman" w:eastAsia="Times New Roman" w:hAnsi="Times New Roman" w:cs="Times New Roman"/>
+          <w:sz w:val="20"/>
+          <w:szCs w:val="20"/>
+          <w:lang w:val="en-US"/>
+        </w:rPr>
+      </w:pPr>
+    </w:p>
+    <w:p>
+      <w:pPr>
+        <w:spacing w:line="240" w:lineRule="auto"/>
+        <w:rPr>
+          <w:rFonts w:ascii="Times New Roman" w:eastAsia="Times New Roman" w:hAnsi="Times New Roman" w:cs="Times New Roman"/>
+          <w:b/>
+          <w:sz w:val="36"/>
+          <w:szCs w:val="36"/>
+          <w:lang w:val="en-US"/>
+        </w:rPr>
+      </w:pPr>
+    </w:p>
+    <w:p>
+      <w:pPr>
+        <w:spacing w:line="240" w:lineRule="auto"/>
+        <w:jc w:val="center"/>
+        <w:rPr>
+          <w:rFonts w:ascii="Times New Roman" w:eastAsia="Times New Roman" w:hAnsi="Times New Roman" w:cs="Times New Roman"/>
+          <w:b/>
+          <w:sz w:val="36"/>
+          <w:szCs w:val="36"/>
+          <w:lang w:val="en-US"/>
+        </w:rPr>
+      </w:pPr>
+    </w:p>
+    <w:p>
+      <w:pPr>
+        <w:spacing w:line="240" w:lineRule="auto"/>
+        <w:jc w:val="center"/>
+        <w:rPr>
+          <w:rFonts w:ascii="Times New Roman" w:eastAsia="Times New Roman" w:hAnsi="Times New Roman" w:cs="Times New Roman"/>
+          <w:b/>
+          <w:sz w:val="36"/>
+          <w:szCs w:val="36"/>
+          <w:lang w:val="en-US"/>
+        </w:rPr>
+      </w:pPr>
+    </w:p>
+    <w:p>
+      <w:pPr>
+        <w:spacing w:line="240" w:lineRule="auto"/>
+        <w:jc w:val="center"/>
+        <w:rPr>
+          <w:rFonts w:ascii="Times New Roman" w:eastAsia="Times New Roman" w:hAnsi="Times New Roman" w:cs="Times New Roman"/>
+          <w:b/>
+          <w:sz w:val="36"/>
+          <w:szCs w:val="36"/>
+          <w:lang w:val="en-US"/>
+        </w:rPr>
+      </w:pPr>
+    </w:p>
+    <w:p>
+      <w:pPr>
+        <w:spacing w:line="240" w:lineRule="auto"/>
+        <w:jc w:val="center"/>
+        <w:rPr>
+          <w:rFonts w:ascii="Times New Roman" w:eastAsia="Times New Roman" w:hAnsi="Times New Roman" w:cs="Times New Roman"/>
+          <w:b/>
+          <w:sz w:val="36"/>
+          <w:szCs w:val="36"/>
+          <w:lang w:val="en-US"/>
+        </w:rPr>
+      </w:pPr>
+    </w:p>
+    <w:p>
+      <w:pPr>
+        <w:spacing w:line="240" w:lineRule="auto"/>
+        <w:jc w:val="center"/>
+        <w:rPr>
+          <w:rFonts w:ascii="Times New Roman" w:eastAsia="Times New Roman" w:hAnsi="Times New Roman" w:cs="Times New Roman"/>
+          <w:b/>
+          <w:sz w:val="36"/>
+          <w:szCs w:val="36"/>
+          <w:lang w:val="en-US"/>
+        </w:rPr>
+      </w:pPr>
+    </w:p>
+    <w:p>
+      <w:pPr>
+        <w:spacing w:line="240" w:lineRule="auto"/>
+        <w:jc w:val="center"/>
+        <w:rPr>
+          <w:rFonts w:ascii="Times New Roman" w:eastAsia="Times New Roman" w:hAnsi="Times New Roman" w:cs="Times New Roman"/>
+          <w:b/>
+          <w:sz w:val="36"/>
+          <w:szCs w:val="36"/>
+          <w:lang w:val="en-US"/>
+        </w:rPr>
+      </w:pPr>
+    </w:p>
+    <w:p>
+      <w:pPr>
+        <w:spacing w:line="240" w:lineRule="auto"/>
+        <w:jc w:val="center"/>
+        <w:rPr>
+          <w:rFonts w:ascii="Times New Roman" w:eastAsia="Times New Roman" w:hAnsi="Times New Roman" w:cs="Times New Roman"/>
+          <w:b/>
+          <w:sz w:val="36"/>
+          <w:szCs w:val="36"/>
+          <w:lang w:val="en-US"/>
+        </w:rPr>
+      </w:pPr>
+    </w:p>
+    <w:p>
+      <w:pPr>
+        <w:spacing w:line="240" w:lineRule="auto"/>
+        <w:jc w:val="center"/>
+        <w:rPr>
+          <w:rFonts w:ascii="Times New Roman" w:eastAsia="Times New Roman" w:hAnsi="Times New Roman" w:cs="Times New Roman"/>
+          <w:b/>
+          <w:sz w:val="36"/>
+          <w:szCs w:val="36"/>
+          <w:lang w:val="en-US"/>
+        </w:rPr>
+      </w:pPr>
+    </w:p>
+    <w:p>
+      <w:pPr>
+        <w:spacing w:line="240" w:lineRule="auto"/>
+        <w:jc w:val="center"/>
+        <w:rPr>
+          <w:rFonts w:ascii="Times New Roman" w:eastAsia="Times New Roman" w:hAnsi="Times New Roman" w:cs="Times New Roman"/>
+          <w:b/>
+          <w:sz w:val="36"/>
+          <w:szCs w:val="36"/>
+          <w:lang w:val="en-US"/>
+        </w:rPr>
+      </w:pPr>
+    </w:p>
+    <w:p>
+      <w:pPr>
+        <w:spacing w:line="240" w:lineRule="auto"/>
+        <w:jc w:val="center"/>
+        <w:rPr>
+          <w:rFonts w:ascii="Times New Roman" w:eastAsia="Times New Roman" w:hAnsi="Times New Roman" w:cs="Times New Roman"/>
+          <w:b/>
+          <w:sz w:val="36"/>
+          <w:szCs w:val="36"/>
+          <w:lang w:val="en-US"/>
+        </w:rPr>
+      </w:pPr>
+    </w:p>
+    <w:p>
+      <w:pPr>
+        <w:spacing w:line="240" w:lineRule="auto"/>
+        <w:jc w:val="center"/>
+        <w:rPr>
+          <w:rFonts w:ascii="Times New Roman" w:eastAsia="Times New Roman" w:hAnsi="Times New Roman" w:cs="Times New Roman"/>
+          <w:b/>
+          <w:sz w:val="36"/>
+          <w:szCs w:val="36"/>
+          <w:lang w:val="en-US"/>
+        </w:rPr>
+      </w:pPr>
+    </w:p>
+    <w:p>
+      <w:pPr>
+        <w:spacing w:line="240" w:lineRule="auto"/>
+        <w:jc w:val="center"/>
+        <w:rPr>
+          <w:rFonts w:ascii="Times New Roman" w:eastAsia="Times New Roman" w:hAnsi="Times New Roman" w:cs="Times New Roman"/>
+          <w:b/>
+          <w:sz w:val="36"/>
+          <w:szCs w:val="36"/>
+          <w:lang w:val="en-US"/>
+        </w:rPr>
+      </w:pPr>
+    </w:p>
+    <w:p>
+      <w:pPr>
+        <w:spacing w:line="240" w:lineRule="auto"/>
+        <w:jc w:val="center"/>
+        <w:rPr>
+          <w:rFonts w:ascii="Times New Roman" w:eastAsia="Times New Roman" w:hAnsi="Times New Roman" w:cs="Times New Roman"/>
+          <w:b/>
+          <w:sz w:val="36"/>
+          <w:szCs w:val="36"/>
+          <w:lang w:val="en-US"/>
+        </w:rPr>
+      </w:pPr>
+    </w:p>
+    <w:p>
+      <w:pPr>
+        <w:spacing w:line="240" w:lineRule="auto"/>
+        <w:jc w:val="center"/>
+        <w:rPr>
+          <w:rFonts w:ascii="Times New Roman" w:eastAsia="Times New Roman" w:hAnsi="Times New Roman" w:cs="Times New Roman"/>
+          <w:b/>
+          <w:sz w:val="36"/>
+          <w:szCs w:val="36"/>
+          <w:lang w:val="en-US"/>
+        </w:rPr>
+      </w:pPr>
+    </w:p>
+    <w:p>
+      <w:pPr>
+        <w:spacing w:line="240" w:lineRule="auto"/>
+        <w:jc w:val="center"/>
+        <w:rPr>
+          <w:rFonts w:ascii="Times New Roman" w:eastAsia="Times New Roman" w:hAnsi="Times New Roman" w:cs="Times New Roman"/>
+          <w:b/>
+          <w:sz w:val="36"/>
+          <w:szCs w:val="36"/>
+          <w:lang w:val="en-US"/>
+        </w:rPr>
+      </w:pPr>
+    </w:p>
+    <w:p>
+      <w:pPr>
+        <w:spacing w:line="240" w:lineRule="auto"/>
+        <w:jc w:val="center"/>
+        <w:rPr>
+          <w:rFonts w:ascii="Times New Roman" w:eastAsia="Times New Roman" w:hAnsi="Times New Roman" w:cs="Times New Roman"/>
+          <w:b/>
+          <w:sz w:val="36"/>
+          <w:szCs w:val="36"/>
+          <w:lang w:val="en-US"/>
+        </w:rPr>
+      </w:pPr>
+    </w:p>
+    <w:p>
+      <w:pPr>
+        <w:spacing w:line="240" w:lineRule="auto"/>
+        <w:jc w:val="center"/>
+        <w:rPr>
+          <w:rFonts w:ascii="Times New Roman" w:eastAsia="Times New Roman" w:hAnsi="Times New Roman" w:cs="Times New Roman"/>
+          <w:b/>
+          <w:sz w:val="36"/>
+          <w:szCs w:val="36"/>
+          <w:lang w:val="en-US"/>
+        </w:rPr>
+      </w:pPr>
+    </w:p>
+    <w:p>
+      <w:pPr>
+        <w:spacing w:line="240" w:lineRule="auto"/>
+        <w:rPr>
+          <w:rFonts w:ascii="Times New Roman" w:eastAsia="Times New Roman" w:hAnsi="Times New Roman" w:cs="Times New Roman"/>
+          <w:b/>
+          <w:sz w:val="36"/>
+          <w:szCs w:val="36"/>
+          <w:lang w:val="en-US"/>
+        </w:rPr>
+      </w:pPr>
+    </w:p>
+    <w:p>
+      <w:pPr>
+        <w:spacing w:line="240" w:lineRule="auto"/>
+        <w:rPr>
+          <w:rFonts w:ascii="Times New Roman" w:eastAsia="Times New Roman" w:hAnsi="Times New Roman" w:cs="Times New Roman"/>
+          <w:b/>
+          <w:sz w:val="36"/>
+          <w:szCs w:val="36"/>
+          <w:lang w:val="en-US"/>
+        </w:rPr>
+      </w:pPr>
+    </w:p>
+    <w:p>
+      <w:pPr>
+        <w:spacing w:line="240" w:lineRule="auto"/>
+        <w:jc w:val="center"/>
+        <w:rPr>
+          <w:rFonts w:ascii="Times New Roman" w:eastAsia="Times New Roman" w:hAnsi="Times New Roman" w:cs="Times New Roman"/>
+          <w:b/>
+          <w:sz w:val="36"/>
+          <w:szCs w:val="36"/>
+          <w:lang w:val="en-US"/>
+        </w:rPr>
+      </w:pPr>
+    </w:p>
+    <w:p>
+      <w:pPr>
+        <w:spacing w:line="240" w:lineRule="auto"/>
+        <w:jc w:val="center"/>
+        <w:rPr>
+          <w:rFonts w:ascii="Times New Roman" w:eastAsia="Times New Roman" w:hAnsi="Times New Roman" w:cs="Times New Roman"/>
+          <w:b/>
+          <w:sz w:val="36"/>
+          <w:szCs w:val="36"/>
+          <w:lang w:val="en-US"/>
+        </w:rPr>
+      </w:pPr>
+    </w:p>
+    <w:p>
+      <w:pPr>
+        <w:spacing w:line="240" w:lineRule="auto"/>
+        <w:jc w:val="center"/>
+        <w:rPr>
+          <w:rFonts w:ascii="Times New Roman" w:eastAsia="Times New Roman" w:hAnsi="Times New Roman" w:cs="Times New Roman"/>
+          <w:b/>
+          <w:sz w:val="36"/>
+          <w:szCs w:val="36"/>
+          <w:lang w:val="en-US"/>
+        </w:rPr>
+      </w:pPr>
+    </w:p>
+    <w:p>
+      <w:pPr>
+        <w:spacing w:line="240" w:lineRule="auto"/>
+        <w:jc w:val="center"/>
+        <w:rPr>
+          <w:rFonts w:ascii="Times New Roman" w:eastAsia="Times New Roman" w:hAnsi="Times New Roman" w:cs="Times New Roman"/>
+          <w:b/>
+          <w:sz w:val="36"/>
+          <w:szCs w:val="36"/>
+          <w:lang w:val="en-US"/>
+        </w:rPr>
+      </w:pPr>
+    </w:p>
+    <w:p>
+      <w:pPr>
+        <w:spacing w:line="240" w:lineRule="auto"/>
+        <w:jc w:val="center"/>
+        <w:rPr>
+          <w:rFonts w:ascii="Times New Roman" w:eastAsia="Times New Roman" w:hAnsi="Times New Roman" w:cs="Times New Roman"/>
+          <w:b/>
+          <w:sz w:val="36"/>
+          <w:szCs w:val="36"/>
+          <w:lang w:val="ru-RU"/>
+        </w:rPr>
+      </w:pPr>
+    </w:p>
+    <w:p>
+      <w:pPr>
+        <w:spacing w:line="240" w:lineRule="auto"/>
+        <w:jc w:val="center"/>
+        <w:rPr>
+          <w:rFonts w:ascii="Times New Roman" w:eastAsia="Times New Roman" w:hAnsi="Times New Roman" w:cs="Times New Roman"/>
+          <w:b/>
+          <w:sz w:val="36"/>
+          <w:szCs w:val="36"/>
+          <w:lang w:val="ru-RU"/>
+        </w:rPr>
+      </w:pPr>
+    </w:p>
+    <w:p>
+      <w:pPr>
+        <w:spacing w:line="240" w:lineRule="auto"/>
+        <w:jc w:val="center"/>
+        <w:rPr>
+          <w:rFonts w:ascii="Times New Roman" w:eastAsia="Times New Roman" w:hAnsi="Times New Roman" w:cs="Times New Roman"/>
+          <w:b/>
+          <w:sz w:val="36"/>
+          <w:szCs w:val="36"/>
+          <w:lang w:val="en-US"/>
+        </w:rPr>
+      </w:pPr>
+      <w:r>
+        <w:rPr>
+          <w:rFonts w:ascii="Times New Roman" w:eastAsia="Times New Roman" w:hAnsi="Times New Roman" w:cs="Times New Roman"/>
+          <w:b/>
+          <w:sz w:val="36"/>
+          <w:szCs w:val="36"/>
+          <w:lang w:val="en-US"/>
+        </w:rPr>
+        <w:lastRenderedPageBreak/>
+        <w:t>Introduction</w:t>
+      </w:r>
+    </w:p>
+    <w:p>
+      <w:pPr>
+        <w:spacing w:line="240" w:lineRule="auto"/>
+        <w:rPr>
+          <w:rFonts w:ascii="Times New Roman" w:eastAsia="Times New Roman" w:hAnsi="Times New Roman" w:cs="Times New Roman"/>
+          <w:b/>
+          <w:sz w:val="32"/>
+          <w:szCs w:val="32"/>
+          <w:lang w:val="en-US"/>
+        </w:rPr>
+      </w:pPr>
+    </w:p>
+    <w:p>
+      <w:pPr>
+        <w:spacing w:line="240" w:lineRule="auto"/>
+        <w:ind w:firstLine="720"/>
+        <w:rPr>
+          <w:rFonts w:ascii="Times New Roman" w:eastAsia="Times New Roman" w:hAnsi="Times New Roman" w:cs="Times New Roman"/>
+          <w:sz w:val="32"/>
+          <w:szCs w:val="32"/>
+          <w:lang w:val="en-US"/>
+        </w:rPr>
+      </w:pPr>
+      <w:r>
+        <w:rPr>
+          <w:rFonts w:ascii="Times New Roman" w:eastAsia="Times New Roman" w:hAnsi="Times New Roman" w:cs="Times New Roman"/>
+          <w:sz w:val="32"/>
+          <w:szCs w:val="32"/>
+          <w:lang w:val="en-US"/>
+        </w:rPr>
+        <w:t xml:space="preserve">Our project is based on the </w:t>
+      </w:r>
+      <w:r>
+        <w:rPr>
+          <w:rFonts w:ascii="Times New Roman" w:eastAsia="Times New Roman" w:hAnsi="Times New Roman" w:cs="Times New Roman"/>
+          <w:b/>
+          <w:sz w:val="32"/>
+          <w:szCs w:val="32"/>
+          <w:lang w:val="en-US"/>
+        </w:rPr>
+        <w:t>CDM-8</w:t>
+      </w:r>
+      <w:r>
+        <w:rPr>
+          <w:rFonts w:ascii="Times New Roman" w:eastAsia="Times New Roman" w:hAnsi="Times New Roman" w:cs="Times New Roman"/>
+          <w:sz w:val="32"/>
+          <w:szCs w:val="32"/>
+          <w:lang w:val="en-US"/>
+        </w:rPr>
+        <w:t xml:space="preserve"> platform and the </w:t>
+      </w:r>
+      <w:r>
+        <w:rPr>
+          <w:rFonts w:ascii="Times New Roman" w:eastAsia="Times New Roman" w:hAnsi="Times New Roman" w:cs="Times New Roman"/>
+          <w:b/>
+          <w:sz w:val="32"/>
+          <w:szCs w:val="32"/>
+          <w:lang w:val="en-US"/>
+        </w:rPr>
+        <w:t xml:space="preserve">Logisim </w:t>
+      </w:r>
+      <w:r>
+        <w:rPr>
+          <w:rFonts w:ascii="Times New Roman" w:eastAsia="Times New Roman" w:hAnsi="Times New Roman" w:cs="Times New Roman"/>
+          <w:sz w:val="32"/>
+          <w:szCs w:val="32"/>
+          <w:lang w:val="en-US"/>
+        </w:rPr>
+        <w:t xml:space="preserve">logic circuit emulator. This is the documentation for the </w:t>
+      </w:r>
+      <w:r>
+        <w:rPr>
+          <w:rFonts w:ascii="Times New Roman" w:eastAsia="Times New Roman" w:hAnsi="Times New Roman" w:cs="Times New Roman"/>
+          <w:b/>
+          <w:sz w:val="32"/>
+          <w:szCs w:val="32"/>
+          <w:lang w:val="en-US"/>
+        </w:rPr>
+        <w:t>Conway Game of Life</w:t>
+      </w:r>
+      <w:r>
+        <w:rPr>
+          <w:rFonts w:ascii="Times New Roman" w:eastAsia="Times New Roman" w:hAnsi="Times New Roman" w:cs="Times New Roman"/>
+          <w:sz w:val="32"/>
+          <w:szCs w:val="32"/>
+          <w:lang w:val="en-US"/>
+        </w:rPr>
+        <w:t xml:space="preserve"> project, which was invented by </w:t>
+      </w:r>
+      <w:r>
+        <w:rPr>
+          <w:rFonts w:ascii="Times New Roman" w:eastAsia="Times New Roman" w:hAnsi="Times New Roman" w:cs="Times New Roman"/>
+          <w:b/>
+          <w:sz w:val="32"/>
+          <w:szCs w:val="32"/>
+          <w:lang w:val="en-US"/>
+        </w:rPr>
+        <w:t xml:space="preserve">John Conway </w:t>
+      </w:r>
+      <w:r>
+        <w:rPr>
+          <w:rFonts w:ascii="Times New Roman" w:eastAsia="Times New Roman" w:hAnsi="Times New Roman" w:cs="Times New Roman"/>
+          <w:sz w:val="32"/>
+          <w:szCs w:val="32"/>
+          <w:lang w:val="en-US"/>
+        </w:rPr>
+        <w:t>in 1970.</w:t>
+      </w:r>
+    </w:p>
+    <w:p>
+      <w:pPr>
+        <w:spacing w:line="240" w:lineRule="auto"/>
+        <w:ind w:firstLine="720"/>
+        <w:rPr>
+          <w:rFonts w:ascii="Times New Roman" w:eastAsia="Times New Roman" w:hAnsi="Times New Roman" w:cs="Times New Roman"/>
+          <w:sz w:val="32"/>
+          <w:szCs w:val="32"/>
+          <w:lang w:val="en-US"/>
+        </w:rPr>
+      </w:pPr>
+      <w:r>
+        <w:rPr>
+          <w:rFonts w:ascii="Times New Roman" w:eastAsia="Times New Roman" w:hAnsi="Times New Roman" w:cs="Times New Roman"/>
+          <w:sz w:val="32"/>
+          <w:szCs w:val="32"/>
+          <w:lang w:val="en-US"/>
+        </w:rPr>
+        <w:t xml:space="preserve">What is Logisim? </w:t>
+      </w:r>
+      <w:r>
+        <w:rPr>
+          <w:rFonts w:ascii="Times New Roman" w:eastAsia="Times New Roman" w:hAnsi="Times New Roman" w:cs="Times New Roman"/>
+          <w:b/>
+          <w:sz w:val="32"/>
+          <w:szCs w:val="32"/>
+          <w:lang w:val="en-US"/>
+        </w:rPr>
+        <w:t xml:space="preserve">Logisim </w:t>
+      </w:r>
+      <w:r>
+        <w:rPr>
+          <w:rFonts w:ascii="Times New Roman" w:eastAsia="Times New Roman" w:hAnsi="Times New Roman" w:cs="Times New Roman"/>
+          <w:sz w:val="32"/>
+          <w:szCs w:val="32"/>
+          <w:lang w:val="en-US"/>
+        </w:rPr>
+        <w:t xml:space="preserve">is a logic circuit emulator used mainly for training. It has both simple </w:t>
+      </w:r>
+      <w:r>
+        <w:rPr>
+          <w:rFonts w:ascii="Times New Roman" w:eastAsia="Times New Roman" w:hAnsi="Times New Roman" w:cs="Times New Roman"/>
+          <w:b/>
+          <w:sz w:val="32"/>
+          <w:szCs w:val="32"/>
+          <w:lang w:val="en-US"/>
+        </w:rPr>
+        <w:t>(AND, OR)</w:t>
+      </w:r>
+      <w:r>
+        <w:rPr>
+          <w:rFonts w:ascii="Times New Roman" w:eastAsia="Times New Roman" w:hAnsi="Times New Roman" w:cs="Times New Roman"/>
+          <w:sz w:val="32"/>
+          <w:szCs w:val="32"/>
+          <w:lang w:val="en-US"/>
+        </w:rPr>
+        <w:t xml:space="preserve"> and complex (Multiplexers, decoders) logic elements. The </w:t>
+      </w:r>
+      <w:r>
+        <w:rPr>
+          <w:rFonts w:ascii="Times New Roman" w:eastAsia="Times New Roman" w:hAnsi="Times New Roman" w:cs="Times New Roman"/>
+          <w:b/>
+          <w:sz w:val="32"/>
+          <w:szCs w:val="32"/>
+          <w:lang w:val="en-US"/>
+        </w:rPr>
+        <w:t xml:space="preserve">CDM-8 </w:t>
+      </w:r>
+      <w:r>
+        <w:rPr>
+          <w:rFonts w:ascii="Times New Roman" w:eastAsia="Times New Roman" w:hAnsi="Times New Roman" w:cs="Times New Roman"/>
+          <w:sz w:val="32"/>
+          <w:szCs w:val="32"/>
+          <w:lang w:val="en-US"/>
+        </w:rPr>
+        <w:t>was also implemented on the Logisim, which will be discussed later.</w:t>
+      </w:r>
+    </w:p>
+    <w:p>
+      <w:pPr>
+        <w:spacing w:line="240" w:lineRule="auto"/>
+        <w:ind w:firstLine="720"/>
+        <w:rPr>
+          <w:rFonts w:ascii="Times New Roman" w:eastAsia="Times New Roman" w:hAnsi="Times New Roman" w:cs="Times New Roman"/>
+          <w:sz w:val="32"/>
+          <w:szCs w:val="32"/>
+          <w:lang w:val="en-US"/>
+        </w:rPr>
+      </w:pPr>
+      <w:r>
+        <w:rPr>
+          <w:rFonts w:ascii="Times New Roman" w:eastAsia="Times New Roman" w:hAnsi="Times New Roman" w:cs="Times New Roman"/>
+          <w:sz w:val="32"/>
+          <w:szCs w:val="32"/>
+          <w:lang w:val="en-US"/>
+        </w:rPr>
+        <w:t xml:space="preserve">What is </w:t>
+      </w:r>
+      <w:r>
+        <w:rPr>
+          <w:rFonts w:ascii="Times New Roman" w:eastAsia="Times New Roman" w:hAnsi="Times New Roman" w:cs="Times New Roman"/>
+          <w:b/>
+          <w:sz w:val="32"/>
+          <w:szCs w:val="32"/>
+          <w:lang w:val="en-US"/>
+        </w:rPr>
+        <w:t>CDM-</w:t>
+      </w:r>
+      <w:r>
+        <w:rPr>
+          <w:rFonts w:ascii="Times New Roman" w:eastAsia="Times New Roman" w:hAnsi="Times New Roman" w:cs="Times New Roman"/>
+          <w:sz w:val="32"/>
+          <w:szCs w:val="32"/>
+          <w:lang w:val="en-US"/>
+        </w:rPr>
+        <w:t>8? The</w:t>
+      </w:r>
+      <w:r>
+        <w:rPr>
+          <w:rFonts w:ascii="Times New Roman" w:eastAsia="Times New Roman" w:hAnsi="Times New Roman" w:cs="Times New Roman"/>
+          <w:b/>
+          <w:sz w:val="32"/>
+          <w:szCs w:val="32"/>
+          <w:lang w:val="en-US"/>
+        </w:rPr>
+        <w:t xml:space="preserve"> CDM-</w:t>
+      </w:r>
+      <w:r>
+        <w:rPr>
+          <w:rFonts w:ascii="Times New Roman" w:eastAsia="Times New Roman" w:hAnsi="Times New Roman" w:cs="Times New Roman"/>
+          <w:sz w:val="32"/>
+          <w:szCs w:val="32"/>
+          <w:lang w:val="en-US"/>
+        </w:rPr>
+        <w:t xml:space="preserve">8 is a processor architecture based on the Von Neumann architecture, developed by A. </w:t>
+      </w:r>
+      <w:proofErr w:type="spellStart"/>
+      <w:r>
+        <w:rPr>
+          <w:rFonts w:ascii="Times New Roman" w:eastAsia="Times New Roman" w:hAnsi="Times New Roman" w:cs="Times New Roman"/>
+          <w:sz w:val="32"/>
+          <w:szCs w:val="32"/>
+          <w:lang w:val="en-US"/>
+        </w:rPr>
+        <w:t>Shafarenko</w:t>
+      </w:r>
+      <w:proofErr w:type="spellEnd"/>
+      <w:r>
+        <w:rPr>
+          <w:rFonts w:ascii="Times New Roman" w:eastAsia="Times New Roman" w:hAnsi="Times New Roman" w:cs="Times New Roman"/>
+          <w:sz w:val="32"/>
+          <w:szCs w:val="32"/>
+          <w:lang w:val="en-US"/>
+        </w:rPr>
+        <w:t xml:space="preserve">. The </w:t>
+      </w:r>
+      <w:r>
+        <w:rPr>
+          <w:rFonts w:ascii="Times New Roman" w:eastAsia="Times New Roman" w:hAnsi="Times New Roman" w:cs="Times New Roman"/>
+          <w:b/>
+          <w:sz w:val="32"/>
+          <w:szCs w:val="32"/>
+          <w:lang w:val="en-US"/>
+        </w:rPr>
+        <w:t>CDM-</w:t>
+      </w:r>
+      <w:r>
+        <w:rPr>
+          <w:rFonts w:ascii="Times New Roman" w:eastAsia="Times New Roman" w:hAnsi="Times New Roman" w:cs="Times New Roman"/>
+          <w:sz w:val="32"/>
+          <w:szCs w:val="32"/>
+          <w:lang w:val="en-US"/>
+        </w:rPr>
+        <w:t>8 is an 8-bit processor of the 2nd level.</w:t>
+      </w:r>
+    </w:p>
+    <w:p>
+      <w:pPr>
+        <w:spacing w:line="240" w:lineRule="auto"/>
+        <w:ind w:firstLine="720"/>
+        <w:rPr>
+          <w:rFonts w:ascii="Times New Roman" w:eastAsia="Times New Roman" w:hAnsi="Times New Roman" w:cs="Times New Roman"/>
+          <w:sz w:val="32"/>
+          <w:szCs w:val="32"/>
+          <w:lang w:val="en-US"/>
+        </w:rPr>
+      </w:pPr>
+      <w:r>
+        <w:rPr>
+          <w:rFonts w:ascii="Times New Roman" w:eastAsia="Times New Roman" w:hAnsi="Times New Roman" w:cs="Times New Roman"/>
+          <w:sz w:val="32"/>
+          <w:szCs w:val="32"/>
+          <w:lang w:val="en-US"/>
+        </w:rPr>
+        <w:t>We also switched to an extended version of CDM (CDM-8e) during the development process. Why did we do this? In order to increase our ability to expand the code. That is, we did not have enough memory, so we needed additional memory. Increasing the number of memory banks would greatly complicate the readability of the code, as well as slow down its writing.</w:t>
+      </w:r>
+    </w:p>
+    <w:p>
+      <w:pPr>
+        <w:spacing w:line="240" w:lineRule="auto"/>
+        <w:ind w:firstLine="720"/>
         <w:rPr>
           <w:rFonts w:ascii="Times New Roman" w:eastAsia="Times New Roman" w:hAnsi="Times New Roman" w:cs="Times New Roman"/>
           <w:sz w:val="28"/>
           <w:szCs w:val="28"/>
           <w:lang w:val="en-US"/>
         </w:rPr>
-        <w:t xml:space="preserve">Buffers </w:t>
-      </w:r>
-      <w:r>
-        <w:rPr>
-          <w:rFonts w:ascii="Times New Roman" w:eastAsia="Times New Roman" w:hAnsi="Times New Roman" w:cs="Times New Roman"/>
-          <w:b/>
-          <w:sz w:val="28"/>
-          <w:szCs w:val="28"/>
-          <w:lang w:val="en-US"/>
-        </w:rPr>
-        <w:t>--------------------------------------------------------------------------------------10</w:t>
-      </w:r>
-    </w:p>
-    <w:p>
-      <w:pPr>
-        <w:spacing w:line="240" w:lineRule="auto"/>
-        <w:ind w:left="700"/>
-        <w:rPr>
-          <w:rFonts w:ascii="Times New Roman" w:eastAsia="Times New Roman" w:hAnsi="Times New Roman" w:cs="Times New Roman"/>
-          <w:sz w:val="20"/>
-          <w:szCs w:val="20"/>
-          <w:lang w:val="en-US"/>
-        </w:rPr>
-      </w:pPr>
-      <w:r>
-        <w:rPr>
-          <w:rFonts w:ascii="Times New Roman" w:eastAsia="Times New Roman" w:hAnsi="Times New Roman" w:cs="Times New Roman"/>
-          <w:sz w:val="28"/>
-          <w:szCs w:val="28"/>
-          <w:lang w:val="en-US"/>
-        </w:rPr>
-        <w:t xml:space="preserve">Cursor </w:t>
-      </w:r>
-      <w:r>
-        <w:rPr>
-          <w:rFonts w:ascii="Times New Roman" w:eastAsia="Times New Roman" w:hAnsi="Times New Roman" w:cs="Times New Roman"/>
-          <w:b/>
-          <w:sz w:val="28"/>
-          <w:szCs w:val="28"/>
-          <w:lang w:val="en-US"/>
-        </w:rPr>
-        <w:t>---------------------------------------------------------------------------------------12</w:t>
-      </w:r>
-    </w:p>
-    <w:p>
-      <w:pPr>
-        <w:spacing w:line="14" w:lineRule="auto"/>
-        <w:rPr>
-          <w:rFonts w:ascii="Times New Roman" w:eastAsia="Times New Roman" w:hAnsi="Times New Roman" w:cs="Times New Roman"/>
-          <w:sz w:val="20"/>
-          <w:szCs w:val="20"/>
-          <w:lang w:val="en-US"/>
-        </w:rPr>
-      </w:pPr>
-    </w:p>
-    <w:p>
-      <w:pPr>
-        <w:spacing w:line="240" w:lineRule="auto"/>
-        <w:ind w:left="700"/>
-        <w:rPr>
-          <w:rFonts w:ascii="Times New Roman" w:eastAsia="Times New Roman" w:hAnsi="Times New Roman" w:cs="Times New Roman"/>
-          <w:sz w:val="20"/>
-          <w:szCs w:val="20"/>
-          <w:lang w:val="en-US"/>
-        </w:rPr>
-      </w:pPr>
-      <w:r>
-        <w:rPr>
-          <w:rFonts w:ascii="Times New Roman" w:eastAsia="Times New Roman" w:hAnsi="Times New Roman" w:cs="Times New Roman"/>
-          <w:sz w:val="28"/>
-          <w:szCs w:val="28"/>
-          <w:lang w:val="en-US"/>
-        </w:rPr>
-        <w:t xml:space="preserve">Subschemes </w:t>
-      </w:r>
-      <w:r>
-        <w:rPr>
-          <w:rFonts w:ascii="Times New Roman" w:eastAsia="Times New Roman" w:hAnsi="Times New Roman" w:cs="Times New Roman"/>
-          <w:b/>
-          <w:sz w:val="28"/>
-          <w:szCs w:val="28"/>
-          <w:lang w:val="en-US"/>
-        </w:rPr>
-        <w:t>--------------------------------------------------------------------------------13</w:t>
-      </w:r>
-    </w:p>
-    <w:p>
-      <w:pPr>
-        <w:spacing w:line="240" w:lineRule="auto"/>
-        <w:rPr>
-          <w:rFonts w:ascii="Times New Roman" w:eastAsia="Times New Roman" w:hAnsi="Times New Roman" w:cs="Times New Roman"/>
-          <w:sz w:val="20"/>
-          <w:szCs w:val="20"/>
-          <w:lang w:val="en-US"/>
-        </w:rPr>
-      </w:pPr>
-      <w:r>
-        <w:rPr>
-          <w:rFonts w:ascii="Times New Roman" w:eastAsia="Times New Roman" w:hAnsi="Times New Roman" w:cs="Times New Roman"/>
-          <w:b/>
-          <w:sz w:val="28"/>
-          <w:szCs w:val="28"/>
-          <w:lang w:val="en-US"/>
-        </w:rPr>
-        <w:t>Software-------------------------------------------------------------------------------------------15</w:t>
-      </w:r>
-    </w:p>
-    <w:p>
-      <w:pPr>
-        <w:spacing w:line="236" w:lineRule="auto"/>
-        <w:ind w:left="700"/>
-        <w:rPr>
-          <w:rFonts w:ascii="Times New Roman" w:eastAsia="Times New Roman" w:hAnsi="Times New Roman" w:cs="Times New Roman"/>
-          <w:sz w:val="20"/>
-          <w:szCs w:val="20"/>
-          <w:lang w:val="en-US"/>
-        </w:rPr>
-      </w:pPr>
-      <w:r>
-        <w:rPr>
-          <w:rFonts w:ascii="Times New Roman" w:eastAsia="Times New Roman" w:hAnsi="Times New Roman" w:cs="Times New Roman"/>
-          <w:sz w:val="28"/>
-          <w:szCs w:val="28"/>
-          <w:lang w:val="en-US"/>
-        </w:rPr>
-        <w:t xml:space="preserve">Memory </w:t>
-      </w:r>
-      <w:proofErr w:type="gramStart"/>
-      <w:r>
-        <w:rPr>
-          <w:rFonts w:ascii="Times New Roman" w:eastAsia="Times New Roman" w:hAnsi="Times New Roman" w:cs="Times New Roman"/>
-          <w:sz w:val="28"/>
-          <w:szCs w:val="28"/>
-          <w:lang w:val="en-US"/>
-        </w:rPr>
-        <w:t xml:space="preserve">Sections </w:t>
-      </w:r>
-      <w:r>
-        <w:rPr>
-          <w:rFonts w:ascii="Times New Roman" w:eastAsia="Times New Roman" w:hAnsi="Times New Roman" w:cs="Times New Roman"/>
-          <w:b/>
-          <w:sz w:val="28"/>
-          <w:szCs w:val="28"/>
-          <w:lang w:val="en-US"/>
-        </w:rPr>
-        <w:t>-</w:t>
-      </w:r>
-      <w:proofErr w:type="gramEnd"/>
-      <w:r>
-        <w:rPr>
-          <w:rFonts w:ascii="Times New Roman" w:eastAsia="Times New Roman" w:hAnsi="Times New Roman" w:cs="Times New Roman"/>
-          <w:b/>
-          <w:sz w:val="28"/>
-          <w:szCs w:val="28"/>
-          <w:lang w:val="en-US"/>
-        </w:rPr>
-        <w:t>------------------------------------------------------------------------15</w:t>
-      </w:r>
-    </w:p>
-    <w:p>
-      <w:pPr>
-        <w:spacing w:line="240" w:lineRule="auto"/>
-        <w:ind w:left="700"/>
-        <w:rPr>
-          <w:rFonts w:ascii="Times New Roman" w:eastAsia="Times New Roman" w:hAnsi="Times New Roman" w:cs="Times New Roman"/>
-          <w:sz w:val="20"/>
-          <w:szCs w:val="20"/>
-          <w:lang w:val="en-US"/>
-        </w:rPr>
-      </w:pPr>
-      <w:r>
-        <w:rPr>
-          <w:rFonts w:ascii="Times New Roman" w:eastAsia="Times New Roman" w:hAnsi="Times New Roman" w:cs="Times New Roman"/>
-          <w:sz w:val="28"/>
-          <w:szCs w:val="28"/>
-          <w:lang w:val="en-US"/>
-        </w:rPr>
-        <w:t>Main code</w:t>
-      </w:r>
-      <w:r>
-        <w:rPr>
-          <w:rFonts w:ascii="Times New Roman" w:eastAsia="Times New Roman" w:hAnsi="Times New Roman" w:cs="Times New Roman"/>
-          <w:b/>
-          <w:sz w:val="28"/>
-          <w:szCs w:val="28"/>
-          <w:lang w:val="en-US"/>
-        </w:rPr>
-        <w:t>----------------------------------------------------------------------------------17</w:t>
-      </w:r>
-    </w:p>
-    <w:p>
-      <w:pPr>
-        <w:spacing w:line="200" w:lineRule="auto"/>
-        <w:rPr>
-          <w:rFonts w:ascii="Times New Roman" w:eastAsia="Times New Roman" w:hAnsi="Times New Roman" w:cs="Times New Roman"/>
-          <w:sz w:val="20"/>
-          <w:szCs w:val="20"/>
-          <w:lang w:val="en-US"/>
-        </w:rPr>
-      </w:pPr>
-    </w:p>
-    <w:p>
-      <w:pPr>
-        <w:spacing w:line="200" w:lineRule="auto"/>
-        <w:rPr>
-          <w:rFonts w:ascii="Times New Roman" w:eastAsia="Times New Roman" w:hAnsi="Times New Roman" w:cs="Times New Roman"/>
-          <w:sz w:val="20"/>
-          <w:szCs w:val="20"/>
-          <w:lang w:val="en-US"/>
-        </w:rPr>
-      </w:pPr>
-    </w:p>
-    <w:p>
-      <w:pPr>
-        <w:spacing w:line="240" w:lineRule="auto"/>
-        <w:rPr>
-          <w:rFonts w:ascii="Times New Roman" w:eastAsia="Times New Roman" w:hAnsi="Times New Roman" w:cs="Times New Roman"/>
-          <w:b/>
+      </w:pPr>
+    </w:p>
+    <w:p>
+      <w:pPr>
+        <w:spacing w:line="240" w:lineRule="auto"/>
+        <w:ind w:right="-99"/>
+        <w:jc w:val="center"/>
+        <w:rPr>
+          <w:rFonts w:ascii="Times New Roman" w:eastAsia="Times New Roman" w:hAnsi="Times New Roman" w:cs="Times New Roman"/>
           <w:sz w:val="36"/>
           <w:szCs w:val="36"/>
           <w:lang w:val="en-US"/>
         </w:rPr>
       </w:pPr>
-    </w:p>
-    <w:p>
-      <w:pPr>
-        <w:spacing w:line="240" w:lineRule="auto"/>
-        <w:jc w:val="center"/>
-        <w:rPr>
-          <w:rFonts w:ascii="Times New Roman" w:eastAsia="Times New Roman" w:hAnsi="Times New Roman" w:cs="Times New Roman"/>
-          <w:b/>
+      <w:r>
+        <w:rPr>
+          <w:rFonts w:ascii="Times New Roman" w:eastAsia="Times New Roman" w:hAnsi="Times New Roman" w:cs="Times New Roman"/>
           <w:sz w:val="36"/>
           <w:szCs w:val="36"/>
           <w:lang w:val="en-US"/>
         </w:rPr>
-      </w:pPr>
-    </w:p>
-    <w:p>
-      <w:pPr>
-        <w:spacing w:line="240" w:lineRule="auto"/>
-        <w:jc w:val="center"/>
-        <w:rPr>
-          <w:rFonts w:ascii="Times New Roman" w:eastAsia="Times New Roman" w:hAnsi="Times New Roman" w:cs="Times New Roman"/>
-          <w:b/>
-          <w:sz w:val="36"/>
-          <w:szCs w:val="36"/>
-          <w:lang w:val="en-US"/>
-        </w:rPr>
-      </w:pPr>
-    </w:p>
-    <w:p>
-      <w:pPr>
-        <w:spacing w:line="240" w:lineRule="auto"/>
-        <w:jc w:val="center"/>
-        <w:rPr>
-          <w:rFonts w:ascii="Times New Roman" w:eastAsia="Times New Roman" w:hAnsi="Times New Roman" w:cs="Times New Roman"/>
-          <w:b/>
-          <w:sz w:val="36"/>
-          <w:szCs w:val="36"/>
-          <w:lang w:val="en-US"/>
-        </w:rPr>
-      </w:pPr>
-    </w:p>
-    <w:p>
-      <w:pPr>
-        <w:spacing w:line="240" w:lineRule="auto"/>
-        <w:jc w:val="center"/>
-        <w:rPr>
-          <w:rFonts w:ascii="Times New Roman" w:eastAsia="Times New Roman" w:hAnsi="Times New Roman" w:cs="Times New Roman"/>
-          <w:b/>
-          <w:sz w:val="36"/>
-          <w:szCs w:val="36"/>
-          <w:lang w:val="en-US"/>
-        </w:rPr>
-      </w:pPr>
-    </w:p>
-    <w:p>
-      <w:pPr>
-        <w:spacing w:line="240" w:lineRule="auto"/>
-        <w:jc w:val="center"/>
-        <w:rPr>
-          <w:rFonts w:ascii="Times New Roman" w:eastAsia="Times New Roman" w:hAnsi="Times New Roman" w:cs="Times New Roman"/>
-          <w:b/>
-          <w:sz w:val="36"/>
-          <w:szCs w:val="36"/>
-          <w:lang w:val="en-US"/>
-        </w:rPr>
-      </w:pPr>
-    </w:p>
-    <w:p>
-      <w:pPr>
-        <w:spacing w:line="240" w:lineRule="auto"/>
-        <w:jc w:val="center"/>
-        <w:rPr>
-          <w:rFonts w:ascii="Times New Roman" w:eastAsia="Times New Roman" w:hAnsi="Times New Roman" w:cs="Times New Roman"/>
-          <w:b/>
-          <w:sz w:val="36"/>
-          <w:szCs w:val="36"/>
-          <w:lang w:val="en-US"/>
-        </w:rPr>
-      </w:pPr>
-    </w:p>
-    <w:p>
-      <w:pPr>
-        <w:spacing w:line="240" w:lineRule="auto"/>
-        <w:jc w:val="center"/>
-        <w:rPr>
-          <w:rFonts w:ascii="Times New Roman" w:eastAsia="Times New Roman" w:hAnsi="Times New Roman" w:cs="Times New Roman"/>
-          <w:b/>
-          <w:sz w:val="36"/>
-          <w:szCs w:val="36"/>
-          <w:lang w:val="en-US"/>
-        </w:rPr>
-      </w:pPr>
-    </w:p>
-    <w:p>
-      <w:pPr>
-        <w:spacing w:line="240" w:lineRule="auto"/>
-        <w:jc w:val="center"/>
-        <w:rPr>
-          <w:rFonts w:ascii="Times New Roman" w:eastAsia="Times New Roman" w:hAnsi="Times New Roman" w:cs="Times New Roman"/>
-          <w:b/>
-          <w:sz w:val="36"/>
-          <w:szCs w:val="36"/>
-          <w:lang w:val="en-US"/>
-        </w:rPr>
-      </w:pPr>
-    </w:p>
-    <w:p>
-      <w:pPr>
-        <w:spacing w:line="240" w:lineRule="auto"/>
-        <w:jc w:val="center"/>
-        <w:rPr>
-          <w:rFonts w:ascii="Times New Roman" w:eastAsia="Times New Roman" w:hAnsi="Times New Roman" w:cs="Times New Roman"/>
-          <w:b/>
-          <w:sz w:val="36"/>
-          <w:szCs w:val="36"/>
-          <w:lang w:val="en-US"/>
-        </w:rPr>
-      </w:pPr>
-    </w:p>
-    <w:p>
-      <w:pPr>
-        <w:spacing w:line="240" w:lineRule="auto"/>
-        <w:jc w:val="center"/>
-        <w:rPr>
-          <w:rFonts w:ascii="Times New Roman" w:eastAsia="Times New Roman" w:hAnsi="Times New Roman" w:cs="Times New Roman"/>
-          <w:b/>
-          <w:sz w:val="36"/>
-          <w:szCs w:val="36"/>
-          <w:lang w:val="en-US"/>
-        </w:rPr>
-      </w:pPr>
-    </w:p>
-    <w:p>
-      <w:pPr>
-        <w:spacing w:line="240" w:lineRule="auto"/>
-        <w:jc w:val="center"/>
-        <w:rPr>
-          <w:rFonts w:ascii="Times New Roman" w:eastAsia="Times New Roman" w:hAnsi="Times New Roman" w:cs="Times New Roman"/>
-          <w:b/>
-          <w:sz w:val="36"/>
-          <w:szCs w:val="36"/>
-          <w:lang w:val="en-US"/>
-        </w:rPr>
-      </w:pPr>
-    </w:p>
-    <w:p>
-      <w:pPr>
-        <w:spacing w:line="240" w:lineRule="auto"/>
-        <w:jc w:val="center"/>
-        <w:rPr>
-          <w:rFonts w:ascii="Times New Roman" w:eastAsia="Times New Roman" w:hAnsi="Times New Roman" w:cs="Times New Roman"/>
-          <w:b/>
-          <w:sz w:val="36"/>
-          <w:szCs w:val="36"/>
-          <w:lang w:val="en-US"/>
-        </w:rPr>
-      </w:pPr>
-    </w:p>
-    <w:p>
-      <w:pPr>
-        <w:spacing w:line="240" w:lineRule="auto"/>
-        <w:jc w:val="center"/>
-        <w:rPr>
-          <w:rFonts w:ascii="Times New Roman" w:eastAsia="Times New Roman" w:hAnsi="Times New Roman" w:cs="Times New Roman"/>
-          <w:b/>
-          <w:sz w:val="36"/>
-          <w:szCs w:val="36"/>
-          <w:lang w:val="en-US"/>
-        </w:rPr>
-      </w:pPr>
-    </w:p>
-    <w:p>
-      <w:pPr>
-        <w:spacing w:line="240" w:lineRule="auto"/>
-        <w:jc w:val="center"/>
-        <w:rPr>
-          <w:rFonts w:ascii="Times New Roman" w:eastAsia="Times New Roman" w:hAnsi="Times New Roman" w:cs="Times New Roman"/>
-          <w:b/>
-          <w:sz w:val="36"/>
-          <w:szCs w:val="36"/>
-          <w:lang w:val="en-US"/>
-        </w:rPr>
-      </w:pPr>
-    </w:p>
-    <w:p>
-      <w:pPr>
-        <w:spacing w:line="240" w:lineRule="auto"/>
-        <w:jc w:val="center"/>
-        <w:rPr>
-          <w:rFonts w:ascii="Times New Roman" w:eastAsia="Times New Roman" w:hAnsi="Times New Roman" w:cs="Times New Roman"/>
-          <w:b/>
-          <w:sz w:val="36"/>
-          <w:szCs w:val="36"/>
-          <w:lang w:val="en-US"/>
-        </w:rPr>
-      </w:pPr>
-    </w:p>
-    <w:p>
-      <w:pPr>
-        <w:spacing w:line="240" w:lineRule="auto"/>
-        <w:jc w:val="center"/>
-        <w:rPr>
-          <w:rFonts w:ascii="Times New Roman" w:eastAsia="Times New Roman" w:hAnsi="Times New Roman" w:cs="Times New Roman"/>
-          <w:b/>
-          <w:sz w:val="36"/>
-          <w:szCs w:val="36"/>
-          <w:lang w:val="en-US"/>
-        </w:rPr>
-      </w:pPr>
-    </w:p>
-    <w:p>
-      <w:pPr>
-        <w:spacing w:line="240" w:lineRule="auto"/>
-        <w:jc w:val="center"/>
-        <w:rPr>
-          <w:rFonts w:ascii="Times New Roman" w:eastAsia="Times New Roman" w:hAnsi="Times New Roman" w:cs="Times New Roman"/>
-          <w:b/>
-          <w:sz w:val="36"/>
-          <w:szCs w:val="36"/>
-          <w:lang w:val="en-US"/>
-        </w:rPr>
-      </w:pPr>
-    </w:p>
-    <w:p>
-      <w:pPr>
-        <w:spacing w:line="240" w:lineRule="auto"/>
-        <w:rPr>
-          <w:rFonts w:ascii="Times New Roman" w:eastAsia="Times New Roman" w:hAnsi="Times New Roman" w:cs="Times New Roman"/>
-          <w:b/>
-          <w:sz w:val="36"/>
-          <w:szCs w:val="36"/>
-          <w:lang w:val="en-US"/>
-        </w:rPr>
-      </w:pPr>
-    </w:p>
-    <w:p>
-      <w:pPr>
-        <w:spacing w:line="240" w:lineRule="auto"/>
-        <w:rPr>
-          <w:rFonts w:ascii="Times New Roman" w:eastAsia="Times New Roman" w:hAnsi="Times New Roman" w:cs="Times New Roman"/>
-          <w:b/>
-          <w:sz w:val="36"/>
-          <w:szCs w:val="36"/>
-          <w:lang w:val="en-US"/>
-        </w:rPr>
-      </w:pPr>
-    </w:p>
-    <w:p>
-      <w:pPr>
-        <w:spacing w:line="240" w:lineRule="auto"/>
-        <w:jc w:val="center"/>
-        <w:rPr>
-          <w:rFonts w:ascii="Times New Roman" w:eastAsia="Times New Roman" w:hAnsi="Times New Roman" w:cs="Times New Roman"/>
-          <w:b/>
-          <w:sz w:val="36"/>
-          <w:szCs w:val="36"/>
-          <w:lang w:val="en-US"/>
-        </w:rPr>
-      </w:pPr>
-    </w:p>
-    <w:p>
-      <w:pPr>
-        <w:spacing w:line="240" w:lineRule="auto"/>
-        <w:jc w:val="center"/>
-        <w:rPr>
-          <w:rFonts w:ascii="Times New Roman" w:eastAsia="Times New Roman" w:hAnsi="Times New Roman" w:cs="Times New Roman"/>
-          <w:b/>
-          <w:sz w:val="36"/>
-          <w:szCs w:val="36"/>
-          <w:lang w:val="en-US"/>
-        </w:rPr>
-      </w:pPr>
-    </w:p>
-    <w:p>
-      <w:pPr>
-        <w:spacing w:line="240" w:lineRule="auto"/>
-        <w:jc w:val="center"/>
-        <w:rPr>
-          <w:rFonts w:ascii="Times New Roman" w:eastAsia="Times New Roman" w:hAnsi="Times New Roman" w:cs="Times New Roman"/>
-          <w:b/>
-          <w:sz w:val="36"/>
-          <w:szCs w:val="36"/>
-          <w:lang w:val="en-US"/>
-        </w:rPr>
-      </w:pPr>
-    </w:p>
-    <w:p>
-      <w:pPr>
-        <w:spacing w:line="240" w:lineRule="auto"/>
-        <w:jc w:val="center"/>
-        <w:rPr>
-          <w:rFonts w:ascii="Times New Roman" w:eastAsia="Times New Roman" w:hAnsi="Times New Roman" w:cs="Times New Roman"/>
-          <w:b/>
-          <w:sz w:val="36"/>
-          <w:szCs w:val="36"/>
-        </w:rPr>
-      </w:pPr>
-      <w:proofErr w:type="spellStart"/>
-      <w:r>
-        <w:rPr>
-          <w:rFonts w:ascii="Times New Roman" w:eastAsia="Times New Roman" w:hAnsi="Times New Roman" w:cs="Times New Roman"/>
-          <w:b/>
-          <w:sz w:val="36"/>
-          <w:szCs w:val="36"/>
-        </w:rPr>
-        <w:t>Introduction</w:t>
-      </w:r>
-      <w:proofErr w:type="spellEnd"/>
-    </w:p>
-    <w:p>
-      <w:pPr>
-        <w:spacing w:line="240" w:lineRule="auto"/>
-        <w:rPr>
-          <w:rFonts w:ascii="Times New Roman" w:eastAsia="Times New Roman" w:hAnsi="Times New Roman" w:cs="Times New Roman"/>
-          <w:b/>
-          <w:sz w:val="32"/>
-          <w:szCs w:val="32"/>
-        </w:rPr>
-      </w:pPr>
-    </w:p>
-    <w:p>
-      <w:pPr>
-        <w:spacing w:line="240" w:lineRule="auto"/>
-        <w:ind w:firstLine="720"/>
-        <w:rPr>
-          <w:rFonts w:ascii="Times New Roman" w:eastAsia="Times New Roman" w:hAnsi="Times New Roman" w:cs="Times New Roman"/>
-          <w:sz w:val="32"/>
-          <w:szCs w:val="32"/>
-          <w:lang w:val="en-US"/>
-        </w:rPr>
-      </w:pPr>
-      <w:r>
-        <w:rPr>
-          <w:rFonts w:ascii="Times New Roman" w:eastAsia="Times New Roman" w:hAnsi="Times New Roman" w:cs="Times New Roman"/>
-          <w:sz w:val="32"/>
-          <w:szCs w:val="32"/>
-          <w:lang w:val="en-US"/>
-        </w:rPr>
-        <w:lastRenderedPageBreak/>
-        <w:t xml:space="preserve">Our project is based on the </w:t>
-      </w:r>
-      <w:r>
-        <w:rPr>
-          <w:rFonts w:ascii="Times New Roman" w:eastAsia="Times New Roman" w:hAnsi="Times New Roman" w:cs="Times New Roman"/>
-          <w:b/>
-          <w:sz w:val="32"/>
-          <w:szCs w:val="32"/>
-          <w:lang w:val="en-US"/>
-        </w:rPr>
-        <w:t>CDM-8</w:t>
-      </w:r>
-      <w:r>
-        <w:rPr>
-          <w:rFonts w:ascii="Times New Roman" w:eastAsia="Times New Roman" w:hAnsi="Times New Roman" w:cs="Times New Roman"/>
-          <w:sz w:val="32"/>
-          <w:szCs w:val="32"/>
-          <w:lang w:val="en-US"/>
-        </w:rPr>
-        <w:t xml:space="preserve"> platform and the </w:t>
-      </w:r>
-      <w:r>
-        <w:rPr>
-          <w:rFonts w:ascii="Times New Roman" w:eastAsia="Times New Roman" w:hAnsi="Times New Roman" w:cs="Times New Roman"/>
-          <w:b/>
-          <w:sz w:val="32"/>
-          <w:szCs w:val="32"/>
-          <w:lang w:val="en-US"/>
-        </w:rPr>
-        <w:t xml:space="preserve">Logisim </w:t>
-      </w:r>
-      <w:r>
-        <w:rPr>
-          <w:rFonts w:ascii="Times New Roman" w:eastAsia="Times New Roman" w:hAnsi="Times New Roman" w:cs="Times New Roman"/>
-          <w:sz w:val="32"/>
-          <w:szCs w:val="32"/>
-          <w:lang w:val="en-US"/>
-        </w:rPr>
-        <w:t xml:space="preserve">logic circuit emulator. This is the documentation for the </w:t>
+        <w:t>Game rules (and additional rules)</w:t>
+      </w:r>
+    </w:p>
+    <w:p>
+      <w:pPr>
+        <w:spacing w:line="240" w:lineRule="auto"/>
+        <w:ind w:right="-99"/>
+        <w:jc w:val="center"/>
+        <w:rPr>
+          <w:rFonts w:ascii="Times New Roman" w:eastAsia="Times New Roman" w:hAnsi="Times New Roman" w:cs="Times New Roman"/>
+          <w:sz w:val="32"/>
+          <w:szCs w:val="32"/>
+          <w:lang w:val="en-US"/>
+        </w:rPr>
+      </w:pPr>
+    </w:p>
+    <w:p>
+      <w:pPr>
+        <w:spacing w:line="240" w:lineRule="auto"/>
+        <w:ind w:right="-99" w:firstLine="720"/>
+        <w:rPr>
+          <w:rFonts w:ascii="Times New Roman" w:eastAsia="Times New Roman" w:hAnsi="Times New Roman" w:cs="Times New Roman"/>
+          <w:sz w:val="32"/>
+          <w:szCs w:val="32"/>
+          <w:lang w:val="en-US"/>
+        </w:rPr>
+      </w:pPr>
+      <w:r>
+        <w:rPr>
+          <w:rFonts w:ascii="Times New Roman" w:eastAsia="Times New Roman" w:hAnsi="Times New Roman" w:cs="Times New Roman"/>
+          <w:sz w:val="32"/>
+          <w:szCs w:val="32"/>
+          <w:lang w:val="en-US"/>
+        </w:rPr>
+        <w:t xml:space="preserve">So, what is the </w:t>
       </w:r>
       <w:r>
         <w:rPr>
@@ -1754,352 +2012,8 @@
           <w:szCs w:val="32"/>
           <w:lang w:val="en-US"/>
         </w:rPr>
-        <w:t xml:space="preserve"> project, which was invented by </w:t>
-      </w:r>
-      <w:r>
-        <w:rPr>
-          <w:rFonts w:ascii="Times New Roman" w:eastAsia="Times New Roman" w:hAnsi="Times New Roman" w:cs="Times New Roman"/>
-          <w:b/>
-          <w:sz w:val="32"/>
-          <w:szCs w:val="32"/>
-          <w:lang w:val="en-US"/>
-        </w:rPr>
-        <w:t xml:space="preserve">John Conway </w:t>
-      </w:r>
-      <w:r>
-        <w:rPr>
-          <w:rFonts w:ascii="Times New Roman" w:eastAsia="Times New Roman" w:hAnsi="Times New Roman" w:cs="Times New Roman"/>
-          <w:sz w:val="32"/>
-          <w:szCs w:val="32"/>
-          <w:lang w:val="en-US"/>
-        </w:rPr>
-        <w:t>in 1970.</w:t>
-      </w:r>
-    </w:p>
-    <w:p>
-      <w:pPr>
-        <w:spacing w:line="240" w:lineRule="auto"/>
-        <w:ind w:firstLine="720"/>
-        <w:rPr>
-          <w:rFonts w:ascii="Times New Roman" w:eastAsia="Times New Roman" w:hAnsi="Times New Roman" w:cs="Times New Roman"/>
-          <w:sz w:val="32"/>
-          <w:szCs w:val="32"/>
-          <w:lang w:val="en-US"/>
-        </w:rPr>
-      </w:pPr>
-      <w:r>
-        <w:rPr>
-          <w:rFonts w:ascii="Times New Roman" w:eastAsia="Times New Roman" w:hAnsi="Times New Roman" w:cs="Times New Roman"/>
-          <w:sz w:val="32"/>
-          <w:szCs w:val="32"/>
-          <w:lang w:val="en-US"/>
-        </w:rPr>
-        <w:t xml:space="preserve">What is Logisim? </w:t>
-      </w:r>
-      <w:r>
-        <w:rPr>
-          <w:rFonts w:ascii="Times New Roman" w:eastAsia="Times New Roman" w:hAnsi="Times New Roman" w:cs="Times New Roman"/>
-          <w:b/>
-          <w:sz w:val="32"/>
-          <w:szCs w:val="32"/>
-          <w:lang w:val="en-US"/>
-        </w:rPr>
-        <w:t xml:space="preserve">Logisim </w:t>
-      </w:r>
-      <w:r>
-        <w:rPr>
-          <w:rFonts w:ascii="Times New Roman" w:eastAsia="Times New Roman" w:hAnsi="Times New Roman" w:cs="Times New Roman"/>
-          <w:sz w:val="32"/>
-          <w:szCs w:val="32"/>
-          <w:lang w:val="en-US"/>
-        </w:rPr>
-        <w:t xml:space="preserve">is a logic circuit emulator used mainly for training. It has both simple </w:t>
-      </w:r>
-      <w:r>
-        <w:rPr>
-          <w:rFonts w:ascii="Times New Roman" w:eastAsia="Times New Roman" w:hAnsi="Times New Roman" w:cs="Times New Roman"/>
-          <w:b/>
-          <w:sz w:val="32"/>
-          <w:szCs w:val="32"/>
-          <w:lang w:val="en-US"/>
-        </w:rPr>
-        <w:t>(AND, OR)</w:t>
-      </w:r>
-      <w:r>
-        <w:rPr>
-          <w:rFonts w:ascii="Times New Roman" w:eastAsia="Times New Roman" w:hAnsi="Times New Roman" w:cs="Times New Roman"/>
-          <w:sz w:val="32"/>
-          <w:szCs w:val="32"/>
-          <w:lang w:val="en-US"/>
-        </w:rPr>
-        <w:t xml:space="preserve"> and complex (Multiplexers, decoders) logic elements. The </w:t>
-      </w:r>
-      <w:r>
-        <w:rPr>
-          <w:rFonts w:ascii="Times New Roman" w:eastAsia="Times New Roman" w:hAnsi="Times New Roman" w:cs="Times New Roman"/>
-          <w:b/>
-          <w:sz w:val="32"/>
-          <w:szCs w:val="32"/>
-          <w:lang w:val="en-US"/>
-        </w:rPr>
-        <w:t xml:space="preserve">CDM-8 </w:t>
-      </w:r>
-      <w:r>
-        <w:rPr>
-          <w:rFonts w:ascii="Times New Roman" w:eastAsia="Times New Roman" w:hAnsi="Times New Roman" w:cs="Times New Roman"/>
-          <w:sz w:val="32"/>
-          <w:szCs w:val="32"/>
-          <w:lang w:val="en-US"/>
-        </w:rPr>
-        <w:t>was also implemented on the Logisim, which will be discussed later.</w:t>
-      </w:r>
-    </w:p>
-    <w:p>
-      <w:pPr>
-        <w:spacing w:line="240" w:lineRule="auto"/>
-        <w:ind w:firstLine="720"/>
-        <w:rPr>
-          <w:rFonts w:ascii="Times New Roman" w:eastAsia="Times New Roman" w:hAnsi="Times New Roman" w:cs="Times New Roman"/>
-          <w:sz w:val="32"/>
-          <w:szCs w:val="32"/>
-          <w:lang w:val="en-US"/>
-        </w:rPr>
-      </w:pPr>
-      <w:r>
-        <w:rPr>
-          <w:rFonts w:ascii="Times New Roman" w:eastAsia="Times New Roman" w:hAnsi="Times New Roman" w:cs="Times New Roman"/>
-          <w:sz w:val="32"/>
-          <w:szCs w:val="32"/>
-          <w:lang w:val="en-US"/>
-        </w:rPr>
-        <w:t xml:space="preserve">What is </w:t>
-      </w:r>
-      <w:r>
-        <w:rPr>
-          <w:rFonts w:ascii="Times New Roman" w:eastAsia="Times New Roman" w:hAnsi="Times New Roman" w:cs="Times New Roman"/>
-          <w:b/>
-          <w:sz w:val="32"/>
-          <w:szCs w:val="32"/>
-          <w:lang w:val="en-US"/>
-        </w:rPr>
-        <w:t>CDM-</w:t>
-      </w:r>
-      <w:r>
-        <w:rPr>
-          <w:rFonts w:ascii="Times New Roman" w:eastAsia="Times New Roman" w:hAnsi="Times New Roman" w:cs="Times New Roman"/>
-          <w:sz w:val="32"/>
-          <w:szCs w:val="32"/>
-          <w:lang w:val="en-US"/>
-        </w:rPr>
-        <w:t xml:space="preserve">8? </w:t>
-      </w:r>
-      <w:proofErr w:type="gramStart"/>
-      <w:r>
-        <w:rPr>
-          <w:rFonts w:ascii="Times New Roman" w:eastAsia="Times New Roman" w:hAnsi="Times New Roman" w:cs="Times New Roman"/>
-          <w:sz w:val="32"/>
-          <w:szCs w:val="32"/>
-          <w:lang w:val="en-US"/>
-        </w:rPr>
-        <w:t>The</w:t>
-      </w:r>
-      <w:r>
-        <w:rPr>
-          <w:rFonts w:ascii="Times New Roman" w:eastAsia="Times New Roman" w:hAnsi="Times New Roman" w:cs="Times New Roman"/>
-          <w:b/>
-          <w:sz w:val="32"/>
-          <w:szCs w:val="32"/>
-          <w:lang w:val="en-US"/>
-        </w:rPr>
-        <w:t xml:space="preserve"> CDM</w:t>
-      </w:r>
-      <w:proofErr w:type="gramEnd"/>
-      <w:r>
-        <w:rPr>
-          <w:rFonts w:ascii="Times New Roman" w:eastAsia="Times New Roman" w:hAnsi="Times New Roman" w:cs="Times New Roman"/>
-          <w:b/>
-          <w:sz w:val="32"/>
-          <w:szCs w:val="32"/>
-          <w:lang w:val="en-US"/>
-        </w:rPr>
-        <w:t>-</w:t>
-      </w:r>
-      <w:r>
-        <w:rPr>
-          <w:rFonts w:ascii="Times New Roman" w:eastAsia="Times New Roman" w:hAnsi="Times New Roman" w:cs="Times New Roman"/>
-          <w:sz w:val="32"/>
-          <w:szCs w:val="32"/>
-          <w:lang w:val="en-US"/>
-        </w:rPr>
-        <w:t xml:space="preserve">8 is a processor architecture based on the Von Neumann architecture, developed by A. </w:t>
-      </w:r>
-      <w:proofErr w:type="spellStart"/>
-      <w:r>
-        <w:rPr>
-          <w:rFonts w:ascii="Times New Roman" w:eastAsia="Times New Roman" w:hAnsi="Times New Roman" w:cs="Times New Roman"/>
-          <w:sz w:val="32"/>
-          <w:szCs w:val="32"/>
-          <w:lang w:val="en-US"/>
-        </w:rPr>
-        <w:t>Shafarenko</w:t>
-      </w:r>
-      <w:proofErr w:type="spellEnd"/>
-      <w:r>
-        <w:rPr>
-          <w:rFonts w:ascii="Times New Roman" w:eastAsia="Times New Roman" w:hAnsi="Times New Roman" w:cs="Times New Roman"/>
-          <w:sz w:val="32"/>
-          <w:szCs w:val="32"/>
-          <w:lang w:val="en-US"/>
-        </w:rPr>
-        <w:t xml:space="preserve">. The </w:t>
-      </w:r>
-      <w:r>
-        <w:rPr>
-          <w:rFonts w:ascii="Times New Roman" w:eastAsia="Times New Roman" w:hAnsi="Times New Roman" w:cs="Times New Roman"/>
-          <w:b/>
-          <w:sz w:val="32"/>
-          <w:szCs w:val="32"/>
-          <w:lang w:val="en-US"/>
-        </w:rPr>
-        <w:t>CDM-</w:t>
-      </w:r>
-      <w:r>
-        <w:rPr>
-          <w:rFonts w:ascii="Times New Roman" w:eastAsia="Times New Roman" w:hAnsi="Times New Roman" w:cs="Times New Roman"/>
-          <w:sz w:val="32"/>
-          <w:szCs w:val="32"/>
-          <w:lang w:val="en-US"/>
-        </w:rPr>
-        <w:t>8 is an 8-bit processor of the 2nd level.</w:t>
-      </w:r>
-    </w:p>
-    <w:p>
-      <w:pPr>
-        <w:spacing w:line="240" w:lineRule="auto"/>
-        <w:ind w:firstLine="720"/>
-        <w:rPr>
-          <w:rFonts w:ascii="Times New Roman" w:eastAsia="Times New Roman" w:hAnsi="Times New Roman" w:cs="Times New Roman"/>
-          <w:sz w:val="32"/>
-          <w:szCs w:val="32"/>
-          <w:lang w:val="en-US"/>
-        </w:rPr>
-      </w:pPr>
-      <w:r>
-        <w:rPr>
-          <w:rFonts w:ascii="Times New Roman" w:eastAsia="Times New Roman" w:hAnsi="Times New Roman" w:cs="Times New Roman"/>
-          <w:sz w:val="32"/>
-          <w:szCs w:val="32"/>
-          <w:lang w:val="en-US"/>
-        </w:rPr>
-        <w:t xml:space="preserve">We also switched to an extended version of CDM (CDM-8e) during the development process. Why did we do this? </w:t>
-      </w:r>
-      <w:proofErr w:type="gramStart"/>
-      <w:r>
-        <w:rPr>
-          <w:rFonts w:ascii="Times New Roman" w:eastAsia="Times New Roman" w:hAnsi="Times New Roman" w:cs="Times New Roman"/>
-          <w:sz w:val="32"/>
-          <w:szCs w:val="32"/>
-          <w:lang w:val="en-US"/>
-        </w:rPr>
-        <w:t>In order to</w:t>
-      </w:r>
-      <w:proofErr w:type="gramEnd"/>
-      <w:r>
-        <w:rPr>
-          <w:rFonts w:ascii="Times New Roman" w:eastAsia="Times New Roman" w:hAnsi="Times New Roman" w:cs="Times New Roman"/>
-          <w:sz w:val="32"/>
-          <w:szCs w:val="32"/>
-          <w:lang w:val="en-US"/>
-        </w:rPr>
-        <w:t xml:space="preserve"> increase our ability to expand the code. That is, we did not have enough memory, so we needed </w:t>
-      </w:r>
-      <w:proofErr w:type="gramStart"/>
-      <w:r>
-        <w:rPr>
-          <w:rFonts w:ascii="Times New Roman" w:eastAsia="Times New Roman" w:hAnsi="Times New Roman" w:cs="Times New Roman"/>
-          <w:sz w:val="32"/>
-          <w:szCs w:val="32"/>
-          <w:lang w:val="en-US"/>
-        </w:rPr>
-        <w:t>additional</w:t>
-      </w:r>
-      <w:proofErr w:type="gramEnd"/>
-      <w:r>
-        <w:rPr>
-          <w:rFonts w:ascii="Times New Roman" w:eastAsia="Times New Roman" w:hAnsi="Times New Roman" w:cs="Times New Roman"/>
-          <w:sz w:val="32"/>
-          <w:szCs w:val="32"/>
-          <w:lang w:val="en-US"/>
-        </w:rPr>
-        <w:t xml:space="preserve"> memory. Increasing the number of memory banks would greatly complicate the readability of the code, as well as slow down its writing.</w:t>
-      </w:r>
-    </w:p>
-    <w:p>
-      <w:pPr>
-        <w:spacing w:line="240" w:lineRule="auto"/>
-        <w:ind w:firstLine="720"/>
-        <w:rPr>
-          <w:rFonts w:ascii="Times New Roman" w:eastAsia="Times New Roman" w:hAnsi="Times New Roman" w:cs="Times New Roman"/>
-          <w:sz w:val="28"/>
-          <w:szCs w:val="28"/>
-          <w:lang w:val="en-US"/>
-        </w:rPr>
-      </w:pPr>
-    </w:p>
-    <w:p>
-      <w:pPr>
-        <w:spacing w:line="240" w:lineRule="auto"/>
-        <w:ind w:right="-99"/>
-        <w:jc w:val="center"/>
-        <w:rPr>
-          <w:rFonts w:ascii="Times New Roman" w:eastAsia="Times New Roman" w:hAnsi="Times New Roman" w:cs="Times New Roman"/>
-          <w:sz w:val="36"/>
-          <w:szCs w:val="36"/>
-          <w:lang w:val="en-US"/>
-        </w:rPr>
-      </w:pPr>
-      <w:r>
-        <w:rPr>
-          <w:rFonts w:ascii="Times New Roman" w:eastAsia="Times New Roman" w:hAnsi="Times New Roman" w:cs="Times New Roman"/>
-          <w:sz w:val="36"/>
-          <w:szCs w:val="36"/>
-          <w:lang w:val="en-US"/>
-        </w:rPr>
-        <w:t xml:space="preserve">Game rules (and </w:t>
-      </w:r>
-      <w:proofErr w:type="gramStart"/>
-      <w:r>
-        <w:rPr>
-          <w:rFonts w:ascii="Times New Roman" w:eastAsia="Times New Roman" w:hAnsi="Times New Roman" w:cs="Times New Roman"/>
-          <w:sz w:val="36"/>
-          <w:szCs w:val="36"/>
-          <w:lang w:val="en-US"/>
-        </w:rPr>
-        <w:t>additional</w:t>
-      </w:r>
-      <w:proofErr w:type="gramEnd"/>
-      <w:r>
-        <w:rPr>
-          <w:rFonts w:ascii="Times New Roman" w:eastAsia="Times New Roman" w:hAnsi="Times New Roman" w:cs="Times New Roman"/>
-          <w:sz w:val="36"/>
-          <w:szCs w:val="36"/>
-          <w:lang w:val="en-US"/>
-        </w:rPr>
-        <w:t xml:space="preserve"> rules)</w:t>
-      </w:r>
-    </w:p>
-    <w:p>
-      <w:pPr>
-        <w:spacing w:line="240" w:lineRule="auto"/>
-        <w:ind w:right="-99"/>
-        <w:jc w:val="center"/>
-        <w:rPr>
-          <w:rFonts w:ascii="Times New Roman" w:eastAsia="Times New Roman" w:hAnsi="Times New Roman" w:cs="Times New Roman"/>
-          <w:sz w:val="32"/>
-          <w:szCs w:val="32"/>
-          <w:lang w:val="en-US"/>
-        </w:rPr>
-      </w:pPr>
+        <w:t>? If we consider the game without modifications, then it is a plane placed on the cells, which is often limited or closed. The cells are marked either as alive or as dead.</w:t>
+      </w:r>
     </w:p>
     <w:p>
       <w:pPr>
@@ -2109,96 +2023,16 @@
           <w:rFonts w:ascii="Times New Roman" w:eastAsia="Times New Roman" w:hAnsi="Times New Roman" w:cs="Times New Roman"/>
           <w:sz w:val="32"/>
           <w:szCs w:val="32"/>
-          <w:lang w:val="en-US"/>
-        </w:rPr>
-      </w:pPr>
-      <w:r>
-        <w:rPr>
-          <w:rFonts w:ascii="Times New Roman" w:eastAsia="Times New Roman" w:hAnsi="Times New Roman" w:cs="Times New Roman"/>
-          <w:sz w:val="32"/>
-          <w:szCs w:val="32"/>
-          <w:lang w:val="en-US"/>
-        </w:rPr>
-        <w:t xml:space="preserve">So, what is the </w:t>
-      </w:r>
-      <w:r>
-        <w:rPr>
-          <w:rFonts w:ascii="Times New Roman" w:eastAsia="Times New Roman" w:hAnsi="Times New Roman" w:cs="Times New Roman"/>
-          <w:b/>
-          <w:sz w:val="32"/>
-          <w:szCs w:val="32"/>
-          <w:lang w:val="en-US"/>
-        </w:rPr>
-        <w:t>Conway Game of Life</w:t>
-      </w:r>
-      <w:r>
-        <w:rPr>
-          <w:rFonts w:ascii="Times New Roman" w:eastAsia="Times New Roman" w:hAnsi="Times New Roman" w:cs="Times New Roman"/>
-          <w:sz w:val="32"/>
-          <w:szCs w:val="32"/>
-          <w:lang w:val="en-US"/>
-        </w:rPr>
-        <w:t>? If we consider the game without modifications, then it is a plane placed on the cells, which is often limited or closed. The cells are marked either as alive or as dead.</w:t>
-      </w:r>
-    </w:p>
-    <w:p>
-      <w:pPr>
-        <w:spacing w:line="240" w:lineRule="auto"/>
-        <w:ind w:right="-99" w:firstLine="720"/>
-        <w:rPr>
-          <w:rFonts w:ascii="Times New Roman" w:eastAsia="Times New Roman" w:hAnsi="Times New Roman" w:cs="Times New Roman"/>
-          <w:sz w:val="32"/>
-          <w:szCs w:val="32"/>
-        </w:rPr>
-      </w:pPr>
-      <w:r>
-        <w:rPr>
-          <w:rFonts w:ascii="Times New Roman" w:eastAsia="Times New Roman" w:hAnsi="Times New Roman" w:cs="Times New Roman"/>
-          <w:sz w:val="32"/>
-          <w:szCs w:val="32"/>
-          <w:lang w:val="en-US"/>
-        </w:rPr>
-        <w:t xml:space="preserve">The generation calculates each cell </w:t>
-      </w:r>
-      <w:proofErr w:type="gramStart"/>
-      <w:r>
-        <w:rPr>
-          <w:rFonts w:ascii="Times New Roman" w:eastAsia="Times New Roman" w:hAnsi="Times New Roman" w:cs="Times New Roman"/>
-          <w:sz w:val="32"/>
-          <w:szCs w:val="32"/>
-          <w:lang w:val="en-US"/>
-        </w:rPr>
-        <w:t>relative</w:t>
-      </w:r>
-      <w:proofErr w:type="gramEnd"/>
-      <w:r>
-        <w:rPr>
-          <w:rFonts w:ascii="Times New Roman" w:eastAsia="Times New Roman" w:hAnsi="Times New Roman" w:cs="Times New Roman"/>
-          <w:sz w:val="32"/>
-          <w:szCs w:val="32"/>
-          <w:lang w:val="en-US"/>
-        </w:rPr>
-        <w:t xml:space="preserve"> to the </w:t>
-      </w:r>
-      <w:proofErr w:type="gramStart"/>
-      <w:r>
-        <w:rPr>
-          <w:rFonts w:ascii="Times New Roman" w:eastAsia="Times New Roman" w:hAnsi="Times New Roman" w:cs="Times New Roman"/>
-          <w:sz w:val="32"/>
-          <w:szCs w:val="32"/>
-          <w:lang w:val="en-US"/>
-        </w:rPr>
-        <w:t>previous</w:t>
-      </w:r>
-      <w:proofErr w:type="gramEnd"/>
-      <w:r>
-        <w:rPr>
-          <w:rFonts w:ascii="Times New Roman" w:eastAsia="Times New Roman" w:hAnsi="Times New Roman" w:cs="Times New Roman"/>
-          <w:sz w:val="32"/>
-          <w:szCs w:val="32"/>
-          <w:lang w:val="en-US"/>
-        </w:rPr>
-        <w:t xml:space="preserve"> generation. </w:t>
+        </w:rPr>
+      </w:pPr>
+      <w:r>
+        <w:rPr>
+          <w:rFonts w:ascii="Times New Roman" w:eastAsia="Times New Roman" w:hAnsi="Times New Roman" w:cs="Times New Roman"/>
+          <w:sz w:val="32"/>
+          <w:szCs w:val="32"/>
+          <w:lang w:val="en-US"/>
+        </w:rPr>
+        <w:t xml:space="preserve">The generation calculates each cell relative to the previous generation. </w:t>
       </w:r>
       <w:r>
         <w:rPr>
@@ -2400,27 +2234,7 @@
           <w:szCs w:val="32"/>
           <w:lang w:val="en-US"/>
         </w:rPr>
-        <w:t xml:space="preserve">If there are 2 or 3 living cells next to a living cell, then it continues to live. Otherwise (3 or more or 2 or less), the living </w:t>
-      </w:r>
-      <w:proofErr w:type="gramStart"/>
-      <w:r>
-        <w:rPr>
-          <w:rFonts w:ascii="Times New Roman" w:eastAsia="Times New Roman" w:hAnsi="Times New Roman" w:cs="Times New Roman"/>
-          <w:sz w:val="32"/>
-          <w:szCs w:val="32"/>
-          <w:lang w:val="en-US"/>
-        </w:rPr>
-        <w:t>cell</w:t>
-      </w:r>
-      <w:proofErr w:type="gramEnd"/>
-      <w:r>
-        <w:rPr>
-          <w:rFonts w:ascii="Times New Roman" w:eastAsia="Times New Roman" w:hAnsi="Times New Roman" w:cs="Times New Roman"/>
-          <w:sz w:val="32"/>
-          <w:szCs w:val="32"/>
-          <w:lang w:val="en-US"/>
-        </w:rPr>
-        <w:t xml:space="preserve"> dies (either from "loneliness" or from "overpopulation")</w:t>
+        <w:t>If there are 2 or 3 living cells next to a living cell, then it continues to live. Otherwise (3 or more or 2 or less), the living cell dies (either from "loneliness" or from "overpopulation")</w:t>
       </w:r>
     </w:p>
     <w:p>
@@ -2462,47 +2276,7 @@
           <w:szCs w:val="32"/>
           <w:lang w:val="en-US"/>
         </w:rPr>
-        <w:t xml:space="preserve">Obviously, </w:t>
-      </w:r>
-      <w:proofErr w:type="gramStart"/>
-      <w:r>
-        <w:rPr>
-          <w:rFonts w:ascii="Times New Roman" w:eastAsia="Times New Roman" w:hAnsi="Times New Roman" w:cs="Times New Roman"/>
-          <w:sz w:val="32"/>
-          <w:szCs w:val="32"/>
-          <w:lang w:val="en-US"/>
-        </w:rPr>
-        <w:t>in order for</w:t>
-      </w:r>
-      <w:proofErr w:type="gramEnd"/>
-      <w:r>
-        <w:rPr>
-          <w:rFonts w:ascii="Times New Roman" w:eastAsia="Times New Roman" w:hAnsi="Times New Roman" w:cs="Times New Roman"/>
-          <w:sz w:val="32"/>
-          <w:szCs w:val="32"/>
-          <w:lang w:val="en-US"/>
-        </w:rPr>
-        <w:t xml:space="preserve"> living cells to appear at all, you need to set the </w:t>
-      </w:r>
-      <w:proofErr w:type="gramStart"/>
-      <w:r>
-        <w:rPr>
-          <w:rFonts w:ascii="Times New Roman" w:eastAsia="Times New Roman" w:hAnsi="Times New Roman" w:cs="Times New Roman"/>
-          <w:sz w:val="32"/>
-          <w:szCs w:val="32"/>
-          <w:lang w:val="en-US"/>
-        </w:rPr>
-        <w:t>initial</w:t>
-      </w:r>
-      <w:proofErr w:type="gramEnd"/>
-      <w:r>
-        <w:rPr>
-          <w:rFonts w:ascii="Times New Roman" w:eastAsia="Times New Roman" w:hAnsi="Times New Roman" w:cs="Times New Roman"/>
-          <w:sz w:val="32"/>
-          <w:szCs w:val="32"/>
-          <w:lang w:val="en-US"/>
-        </w:rPr>
-        <w:t xml:space="preserve"> state of the field. This condition is called the first generation.</w:t>
+        <w:t>Obviously, in order for living cells to appear at all, you need to set the initial state of the field. This condition is called the first generation.</w:t>
       </w:r>
     </w:p>
     <w:p>
@@ -2535,19 +2309,8 @@
           <w:szCs w:val="32"/>
           <w:lang w:val="en-US"/>
         </w:rPr>
-        <w:t xml:space="preserve">Here you can see an example of cyclic generation. (Fig.1). There are also generations leading to the death of a generation and generations that do not change in time in any </w:t>
-      </w:r>
-      <w:proofErr w:type="gramStart"/>
-      <w:r>
-        <w:rPr>
-          <w:rFonts w:ascii="Times New Roman" w:eastAsia="Times New Roman" w:hAnsi="Times New Roman" w:cs="Times New Roman"/>
-          <w:sz w:val="32"/>
-          <w:szCs w:val="32"/>
-          <w:lang w:val="en-US"/>
-        </w:rPr>
-        <w:t>way</w:t>
-      </w:r>
-      <w:proofErr w:type="gramEnd"/>
+        <w:t>Here you can see an example of cyclic generation. (Fig.1). There are also generations leading to the death of a generation and generations that do not change in time in any way</w:t>
+      </w:r>
     </w:p>
     <w:p>
       <w:pPr>
@@ -2670,67 +2433,7 @@
           <w:lang w:val="en-US"/>
         </w:rPr>
         <w:tab/>
-        <w:t xml:space="preserve">There are </w:t>
-      </w:r>
-      <w:proofErr w:type="gramStart"/>
-      <w:r>
-        <w:rPr>
-          <w:rFonts w:ascii="Times New Roman" w:eastAsia="Times New Roman" w:hAnsi="Times New Roman" w:cs="Times New Roman"/>
-          <w:sz w:val="32"/>
-          <w:szCs w:val="32"/>
-          <w:lang w:val="en-US"/>
-        </w:rPr>
-        <w:t>several</w:t>
-      </w:r>
-      <w:proofErr w:type="gramEnd"/>
-      <w:r>
-        <w:rPr>
-          <w:rFonts w:ascii="Times New Roman" w:eastAsia="Times New Roman" w:hAnsi="Times New Roman" w:cs="Times New Roman"/>
-          <w:sz w:val="32"/>
-          <w:szCs w:val="32"/>
-          <w:lang w:val="en-US"/>
-        </w:rPr>
-        <w:t xml:space="preserve"> modifications of the game of life in our project, which </w:t>
-      </w:r>
-      <w:proofErr w:type="gramStart"/>
-      <w:r>
-        <w:rPr>
-          <w:rFonts w:ascii="Times New Roman" w:eastAsia="Times New Roman" w:hAnsi="Times New Roman" w:cs="Times New Roman"/>
-          <w:sz w:val="32"/>
-          <w:szCs w:val="32"/>
-          <w:lang w:val="en-US"/>
-        </w:rPr>
-        <w:t>requires</w:t>
-      </w:r>
-      <w:proofErr w:type="gramEnd"/>
-      <w:r>
-        <w:rPr>
-          <w:rFonts w:ascii="Times New Roman" w:eastAsia="Times New Roman" w:hAnsi="Times New Roman" w:cs="Times New Roman"/>
-          <w:sz w:val="32"/>
-          <w:szCs w:val="32"/>
-          <w:lang w:val="en-US"/>
-        </w:rPr>
-        <w:t xml:space="preserve"> </w:t>
-      </w:r>
-      <w:proofErr w:type="gramStart"/>
-      <w:r>
-        <w:rPr>
-          <w:rFonts w:ascii="Times New Roman" w:eastAsia="Times New Roman" w:hAnsi="Times New Roman" w:cs="Times New Roman"/>
-          <w:sz w:val="32"/>
-          <w:szCs w:val="32"/>
-          <w:lang w:val="en-US"/>
-        </w:rPr>
-        <w:t>additional</w:t>
-      </w:r>
-      <w:proofErr w:type="gramEnd"/>
-      <w:r>
-        <w:rPr>
-          <w:rFonts w:ascii="Times New Roman" w:eastAsia="Times New Roman" w:hAnsi="Times New Roman" w:cs="Times New Roman"/>
-          <w:sz w:val="32"/>
-          <w:szCs w:val="32"/>
-          <w:lang w:val="en-US"/>
-        </w:rPr>
-        <w:t xml:space="preserve"> explanations.</w:t>
+        <w:t>There are several modifications of the game of life in our project, which requires additional explanations.</w:t>
       </w:r>
     </w:p>
     <w:p>
@@ -2752,27 +2455,7 @@
           <w:lang w:val="en-US"/>
         </w:rPr>
         <w:tab/>
-        <w:t xml:space="preserve">Firstly, in this game, you can customize the parameters of cell birth and survival in detail. You can specify exactly how </w:t>
-      </w:r>
-      <w:proofErr w:type="gramStart"/>
-      <w:r>
-        <w:rPr>
-          <w:rFonts w:ascii="Times New Roman" w:eastAsia="Times New Roman" w:hAnsi="Times New Roman" w:cs="Times New Roman"/>
-          <w:sz w:val="32"/>
-          <w:szCs w:val="32"/>
-          <w:lang w:val="en-US"/>
-        </w:rPr>
-        <w:t>many</w:t>
-      </w:r>
-      <w:proofErr w:type="gramEnd"/>
-      <w:r>
-        <w:rPr>
-          <w:rFonts w:ascii="Times New Roman" w:eastAsia="Times New Roman" w:hAnsi="Times New Roman" w:cs="Times New Roman"/>
-          <w:sz w:val="32"/>
-          <w:szCs w:val="32"/>
-          <w:lang w:val="en-US"/>
-        </w:rPr>
-        <w:t xml:space="preserve"> neighbors the cell will "come to life" with. Up to the point that the cell will come to life with any number of living cells around it (not including 0). The same thing works with survival. This parameter is also configured by the user in the game.</w:t>
+        <w:t>Firstly, in this game, you can customize the parameters of cell birth and survival in detail. You can specify exactly how many neighbors the cell will "come to life" with. Up to the point that the cell will come to life with any number of living cells around it (not including 0). The same thing works with survival. This parameter is also configured by the user in the game.</w:t>
       </w:r>
     </w:p>
     <w:p>
@@ -2814,47 +2497,7 @@
           <w:szCs w:val="32"/>
           <w:lang w:val="en-US"/>
         </w:rPr>
-        <w:t xml:space="preserve">, then it will become (N-1)x(N-1) up to ((N-Z)x(N-Z)), where Z is zone width parameter. If there is at least one cell left inside </w:t>
-      </w:r>
-      <w:proofErr w:type="gramStart"/>
-      <w:r>
-        <w:rPr>
-          <w:rFonts w:ascii="Times New Roman" w:eastAsia="Times New Roman" w:hAnsi="Times New Roman" w:cs="Times New Roman"/>
-          <w:sz w:val="32"/>
-          <w:szCs w:val="32"/>
-          <w:lang w:val="en-US"/>
-        </w:rPr>
-        <w:t>the ((</w:t>
-      </w:r>
-      <w:proofErr w:type="gramEnd"/>
-      <w:r>
-        <w:rPr>
-          <w:rFonts w:ascii="Times New Roman" w:eastAsia="Times New Roman" w:hAnsi="Times New Roman" w:cs="Times New Roman"/>
-          <w:sz w:val="32"/>
-          <w:szCs w:val="32"/>
-          <w:lang w:val="en-US"/>
-        </w:rPr>
-        <w:t>N-</w:t>
-      </w:r>
-      <w:proofErr w:type="gramStart"/>
-      <w:r>
-        <w:rPr>
-          <w:rFonts w:ascii="Times New Roman" w:eastAsia="Times New Roman" w:hAnsi="Times New Roman" w:cs="Times New Roman"/>
-          <w:sz w:val="32"/>
-          <w:szCs w:val="32"/>
-          <w:lang w:val="en-US"/>
-        </w:rPr>
-        <w:t>Z)x</w:t>
-      </w:r>
-      <w:proofErr w:type="gramEnd"/>
-      <w:r>
-        <w:rPr>
-          <w:rFonts w:ascii="Times New Roman" w:eastAsia="Times New Roman" w:hAnsi="Times New Roman" w:cs="Times New Roman"/>
-          <w:sz w:val="32"/>
-          <w:szCs w:val="32"/>
-          <w:lang w:val="en-US"/>
-        </w:rPr>
-        <w:t>(N-Z)) square at the time of the last decrease, then the game is considered won. If not, then a loss follows.</w:t>
+        <w:t>, then it will become (N-1)x(N-1) up to ((N-Z)x(N-Z)), where Z is zone width parameter. If there is at least one cell left inside the ((N-Z)x(N-Z)) square at the time of the last decrease, then the game is considered won. If not, then a loss follows.</w:t>
       </w:r>
     </w:p>
     <w:p>
@@ -2931,67 +2574,7 @@
           <w:szCs w:val="32"/>
           <w:lang w:val="en-US"/>
         </w:rPr>
-        <w:t xml:space="preserve">The software part </w:t>
-      </w:r>
-      <w:proofErr w:type="gramStart"/>
-      <w:r>
-        <w:rPr>
-          <w:rFonts w:ascii="Times New Roman" w:eastAsia="Times New Roman" w:hAnsi="Times New Roman" w:cs="Times New Roman"/>
-          <w:sz w:val="32"/>
-          <w:szCs w:val="32"/>
-          <w:lang w:val="en-US"/>
-        </w:rPr>
-        <w:t>is responsible for</w:t>
-      </w:r>
-      <w:proofErr w:type="gramEnd"/>
-      <w:r>
-        <w:rPr>
-          <w:rFonts w:ascii="Times New Roman" w:eastAsia="Times New Roman" w:hAnsi="Times New Roman" w:cs="Times New Roman"/>
-          <w:sz w:val="32"/>
-          <w:szCs w:val="32"/>
-          <w:lang w:val="en-US"/>
-        </w:rPr>
-        <w:t xml:space="preserve"> communication between the components, </w:t>
-      </w:r>
-      <w:proofErr w:type="gramStart"/>
-      <w:r>
-        <w:rPr>
-          <w:rFonts w:ascii="Times New Roman" w:eastAsia="Times New Roman" w:hAnsi="Times New Roman" w:cs="Times New Roman"/>
-          <w:sz w:val="32"/>
-          <w:szCs w:val="32"/>
-          <w:lang w:val="en-US"/>
-        </w:rPr>
-        <w:t>determining</w:t>
-      </w:r>
-      <w:proofErr w:type="gramEnd"/>
-      <w:r>
-        <w:rPr>
-          <w:rFonts w:ascii="Times New Roman" w:eastAsia="Times New Roman" w:hAnsi="Times New Roman" w:cs="Times New Roman"/>
-          <w:sz w:val="32"/>
-          <w:szCs w:val="32"/>
-          <w:lang w:val="en-US"/>
-        </w:rPr>
-        <w:t xml:space="preserve"> which cells need to change their state, and partly for implementing survival </w:t>
-      </w:r>
-      <w:proofErr w:type="gramStart"/>
-      <w:r>
-        <w:rPr>
-          <w:rFonts w:ascii="Times New Roman" w:eastAsia="Times New Roman" w:hAnsi="Times New Roman" w:cs="Times New Roman"/>
-          <w:sz w:val="32"/>
-          <w:szCs w:val="32"/>
-          <w:lang w:val="en-US"/>
-        </w:rPr>
-        <w:t>mode</w:t>
-      </w:r>
-      <w:proofErr w:type="gramEnd"/>
-      <w:r>
-        <w:rPr>
-          <w:rFonts w:ascii="Times New Roman" w:eastAsia="Times New Roman" w:hAnsi="Times New Roman" w:cs="Times New Roman"/>
-          <w:sz w:val="32"/>
-          <w:szCs w:val="32"/>
-          <w:lang w:val="en-US"/>
-        </w:rPr>
-        <w:t>. The software also implements a limitation on miscalculation (i.e., when calculating, the soft part does not count the piece that was blocked due to the survival mode).</w:t>
+        <w:t>The software part is responsible for communication between the components, determining which cells need to change their state, and partly for implementing survival mode. The software also implements a limitation on miscalculation (i.e., when calculating, the soft part does not count the piece that was blocked due to the survival mode).</w:t>
       </w:r>
     </w:p>
     <w:p>
@@ -3012,88 +2595,28 @@
           <w:szCs w:val="32"/>
           <w:lang w:val="en-US"/>
         </w:rPr>
-        <w:t xml:space="preserve">The hardware part </w:t>
-      </w:r>
-      <w:proofErr w:type="gramStart"/>
-      <w:r>
-        <w:rPr>
-          <w:rFonts w:ascii="Times New Roman" w:eastAsia="Times New Roman" w:hAnsi="Times New Roman" w:cs="Times New Roman"/>
-          <w:sz w:val="32"/>
-          <w:szCs w:val="32"/>
-          <w:lang w:val="en-US"/>
-        </w:rPr>
-        <w:t>is responsible for</w:t>
-      </w:r>
-      <w:proofErr w:type="gramEnd"/>
-      <w:r>
-        <w:rPr>
-          <w:rFonts w:ascii="Times New Roman" w:eastAsia="Times New Roman" w:hAnsi="Times New Roman" w:cs="Times New Roman"/>
-          <w:sz w:val="32"/>
-          <w:szCs w:val="32"/>
-          <w:lang w:val="en-US"/>
-        </w:rPr>
-        <w:t xml:space="preserve"> the display, user interaction, and full I/O. There are also </w:t>
-      </w:r>
-      <w:proofErr w:type="gramStart"/>
-      <w:r>
-        <w:rPr>
-          <w:rFonts w:ascii="Times New Roman" w:eastAsia="Times New Roman" w:hAnsi="Times New Roman" w:cs="Times New Roman"/>
-          <w:sz w:val="32"/>
-          <w:szCs w:val="32"/>
-          <w:lang w:val="en-US"/>
-        </w:rPr>
-        <w:t>many</w:t>
-      </w:r>
-      <w:proofErr w:type="gramEnd"/>
-      <w:r>
-        <w:rPr>
-          <w:rFonts w:ascii="Times New Roman" w:eastAsia="Times New Roman" w:hAnsi="Times New Roman" w:cs="Times New Roman"/>
-          <w:sz w:val="32"/>
-          <w:szCs w:val="32"/>
-          <w:lang w:val="en-US"/>
-        </w:rPr>
-        <w:t xml:space="preserve"> additions in the Hardware part that help in the operation of the game, namely:</w:t>
-      </w:r>
-    </w:p>
-    <w:p>
-      <w:pPr>
-        <w:spacing w:line="240" w:lineRule="auto"/>
-        <w:ind w:right="-99"/>
-        <w:rPr>
-          <w:rFonts w:ascii="Times New Roman" w:eastAsia="Times New Roman" w:hAnsi="Times New Roman" w:cs="Times New Roman"/>
-          <w:sz w:val="32"/>
-          <w:szCs w:val="32"/>
-          <w:lang w:val="en-US"/>
-        </w:rPr>
-      </w:pPr>
-      <w:r>
-        <w:rPr>
-          <w:rFonts w:ascii="Times New Roman" w:eastAsia="Times New Roman" w:hAnsi="Times New Roman" w:cs="Times New Roman"/>
-          <w:sz w:val="32"/>
-          <w:szCs w:val="32"/>
-          <w:lang w:val="en-US"/>
-        </w:rPr>
-        <w:t xml:space="preserve">Registers for storing the </w:t>
-      </w:r>
-      <w:proofErr w:type="gramStart"/>
-      <w:r>
-        <w:rPr>
-          <w:rFonts w:ascii="Times New Roman" w:eastAsia="Times New Roman" w:hAnsi="Times New Roman" w:cs="Times New Roman"/>
-          <w:sz w:val="32"/>
-          <w:szCs w:val="32"/>
-          <w:lang w:val="en-US"/>
-        </w:rPr>
-        <w:t>previous</w:t>
-      </w:r>
-      <w:proofErr w:type="gramEnd"/>
-      <w:r>
-        <w:rPr>
-          <w:rFonts w:ascii="Times New Roman" w:eastAsia="Times New Roman" w:hAnsi="Times New Roman" w:cs="Times New Roman"/>
-          <w:sz w:val="32"/>
-          <w:szCs w:val="32"/>
-          <w:lang w:val="en-US"/>
-        </w:rPr>
-        <w:t xml:space="preserve"> state.</w:t>
+        <w:t>The hardware part is responsible for the display, user interaction, and full I/O. There are also many additions in the Hardware part that help in the operation of the game, namely:</w:t>
+      </w:r>
+    </w:p>
+    <w:p>
+      <w:pPr>
+        <w:spacing w:line="240" w:lineRule="auto"/>
+        <w:ind w:right="-99"/>
+        <w:rPr>
+          <w:rFonts w:ascii="Times New Roman" w:eastAsia="Times New Roman" w:hAnsi="Times New Roman" w:cs="Times New Roman"/>
+          <w:sz w:val="32"/>
+          <w:szCs w:val="32"/>
+          <w:lang w:val="en-US"/>
+        </w:rPr>
+      </w:pPr>
+      <w:r>
+        <w:rPr>
+          <w:rFonts w:ascii="Times New Roman" w:eastAsia="Times New Roman" w:hAnsi="Times New Roman" w:cs="Times New Roman"/>
+          <w:sz w:val="32"/>
+          <w:szCs w:val="32"/>
+          <w:lang w:val="en-US"/>
+        </w:rPr>
+        <w:t>Registers for storing the previous state.</w:t>
       </w:r>
     </w:p>
     <w:p>
@@ -3115,19 +2638,8 @@
           <w:lang w:val="en-US"/>
         </w:rPr>
         <w:lastRenderedPageBreak/>
-        <w:t xml:space="preserve">Registers for storing the changed </w:t>
-      </w:r>
-      <w:proofErr w:type="gramStart"/>
-      <w:r>
-        <w:rPr>
-          <w:rFonts w:ascii="Times New Roman" w:eastAsia="Times New Roman" w:hAnsi="Times New Roman" w:cs="Times New Roman"/>
-          <w:sz w:val="32"/>
-          <w:szCs w:val="32"/>
-          <w:lang w:val="en-US"/>
-        </w:rPr>
-        <w:t>state</w:t>
-      </w:r>
-      <w:proofErr w:type="gramEnd"/>
+        <w:t>Registers for storing the changed state</w:t>
+      </w:r>
     </w:p>
     <w:p>
       <w:pPr>
@@ -3189,27 +2701,7 @@
           <w:szCs w:val="32"/>
           <w:lang w:val="en-US"/>
         </w:rPr>
-        <w:t xml:space="preserve">Physical limitation of writing to cells </w:t>
-      </w:r>
-      <w:proofErr w:type="gramStart"/>
-      <w:r>
-        <w:rPr>
-          <w:rFonts w:ascii="Times New Roman" w:eastAsia="Times New Roman" w:hAnsi="Times New Roman" w:cs="Times New Roman"/>
-          <w:sz w:val="32"/>
-          <w:szCs w:val="32"/>
-          <w:lang w:val="en-US"/>
-        </w:rPr>
-        <w:t>modified</w:t>
-      </w:r>
-      <w:proofErr w:type="gramEnd"/>
-      <w:r>
-        <w:rPr>
-          <w:rFonts w:ascii="Times New Roman" w:eastAsia="Times New Roman" w:hAnsi="Times New Roman" w:cs="Times New Roman"/>
-          <w:sz w:val="32"/>
-          <w:szCs w:val="32"/>
-          <w:lang w:val="en-US"/>
-        </w:rPr>
-        <w:t xml:space="preserve"> by the field (i.e., the processor cannot write to cells that are outside the field in survival mode)</w:t>
+        <w:t>Physical limitation of writing to cells modified by the field (i.e., the processor cannot write to cells that are outside the field in survival mode)</w:t>
       </w:r>
     </w:p>
     <w:p>
@@ -3397,45 +2889,14 @@
           <w:lang w:val="en-US"/>
         </w:rPr>
       </w:pPr>
-      <w:proofErr w:type="gramStart"/>
-      <w:r>
-        <w:rPr>
-          <w:rFonts w:ascii="Times New Roman" w:eastAsia="Times New Roman" w:hAnsi="Times New Roman" w:cs="Times New Roman"/>
-          <w:sz w:val="32"/>
-          <w:szCs w:val="32"/>
-          <w:lang w:val="en-US"/>
-        </w:rPr>
-        <w:t>In order to</w:t>
-      </w:r>
-      <w:proofErr w:type="gramEnd"/>
-      <w:r>
-        <w:rPr>
-          <w:rFonts w:ascii="Times New Roman" w:eastAsia="Times New Roman" w:hAnsi="Times New Roman" w:cs="Times New Roman"/>
-          <w:sz w:val="32"/>
-          <w:szCs w:val="32"/>
-          <w:lang w:val="en-US"/>
-        </w:rPr>
-        <w:t xml:space="preserve"> start the game, you first need to turn on the clock. This is done in the internal interface of Logisim. To do this, select the clock speed of 4.1 kHz and start the clock cycles with the </w:t>
-      </w:r>
-      <w:proofErr w:type="gramStart"/>
-      <w:r>
-        <w:rPr>
-          <w:rFonts w:ascii="Times New Roman" w:eastAsia="Times New Roman" w:hAnsi="Times New Roman" w:cs="Times New Roman"/>
-          <w:sz w:val="32"/>
-          <w:szCs w:val="32"/>
-          <w:lang w:val="en-US"/>
-        </w:rPr>
-        <w:t>appropriate menu</w:t>
-      </w:r>
-      <w:proofErr w:type="gramEnd"/>
-      <w:r>
-        <w:rPr>
-          <w:rFonts w:ascii="Times New Roman" w:eastAsia="Times New Roman" w:hAnsi="Times New Roman" w:cs="Times New Roman"/>
-          <w:sz w:val="32"/>
-          <w:szCs w:val="32"/>
-          <w:lang w:val="en-US"/>
-        </w:rPr>
-        <w:t xml:space="preserve"> item, or by pressing </w:t>
+      <w:r>
+        <w:rPr>
+          <w:rFonts w:ascii="Times New Roman" w:eastAsia="Times New Roman" w:hAnsi="Times New Roman" w:cs="Times New Roman"/>
+          <w:sz w:val="32"/>
+          <w:szCs w:val="32"/>
+          <w:lang w:val="en-US"/>
+        </w:rPr>
+        <w:t xml:space="preserve">In order to start the game, you first need to turn on the clock. This is done in the internal interface of Logisim. To do this, select the clock speed of 4.1 kHz and start the clock cycles with the appropriate menu item, or by pressing </w:t>
       </w:r>
       <w:proofErr w:type="spellStart"/>
       <w:r>
@@ -3476,27 +2937,7 @@
           <w:szCs w:val="32"/>
           <w:lang w:val="en-US"/>
         </w:rPr>
-        <w:t xml:space="preserve">You also need to enable modeling using the menu </w:t>
-      </w:r>
-      <w:proofErr w:type="gramStart"/>
-      <w:r>
-        <w:rPr>
-          <w:rFonts w:ascii="Times New Roman" w:eastAsia="Times New Roman" w:hAnsi="Times New Roman" w:cs="Times New Roman"/>
-          <w:sz w:val="32"/>
-          <w:szCs w:val="32"/>
-          <w:lang w:val="en-US"/>
-        </w:rPr>
-        <w:t>option</w:t>
-      </w:r>
-      <w:proofErr w:type="gramEnd"/>
-      <w:r>
-        <w:rPr>
-          <w:rFonts w:ascii="Times New Roman" w:eastAsia="Times New Roman" w:hAnsi="Times New Roman" w:cs="Times New Roman"/>
-          <w:sz w:val="32"/>
-          <w:szCs w:val="32"/>
-          <w:lang w:val="en-US"/>
-        </w:rPr>
-        <w:t xml:space="preserve">, or by pressing </w:t>
+        <w:t xml:space="preserve">You also need to enable modeling using the menu option, or by pressing </w:t>
       </w:r>
       <w:proofErr w:type="spellStart"/>
       <w:r>
@@ -3632,27 +3073,7 @@
           <w:szCs w:val="32"/>
           <w:lang w:val="en-US"/>
         </w:rPr>
-        <w:t xml:space="preserve">Next, let's go to the MAIN diagram </w:t>
-      </w:r>
-      <w:proofErr w:type="gramStart"/>
-      <w:r>
-        <w:rPr>
-          <w:rFonts w:ascii="Times New Roman" w:eastAsia="Times New Roman" w:hAnsi="Times New Roman" w:cs="Times New Roman"/>
-          <w:sz w:val="32"/>
-          <w:szCs w:val="32"/>
-          <w:lang w:val="en-US"/>
-        </w:rPr>
-        <w:t>in order to</w:t>
-      </w:r>
-      <w:proofErr w:type="gramEnd"/>
-      <w:r>
-        <w:rPr>
-          <w:rFonts w:ascii="Times New Roman" w:eastAsia="Times New Roman" w:hAnsi="Times New Roman" w:cs="Times New Roman"/>
-          <w:sz w:val="32"/>
-          <w:szCs w:val="32"/>
-          <w:lang w:val="en-US"/>
-        </w:rPr>
-        <w:t xml:space="preserve"> consider the user interface. </w:t>
+        <w:t xml:space="preserve">Next, let's go to the MAIN diagram in order to consider the user interface. </w:t>
       </w:r>
       <w:r>
         <w:rPr>
@@ -3763,25 +3184,14 @@
           <w:lang w:val="en-US"/>
         </w:rPr>
       </w:pPr>
-      <w:proofErr w:type="gramStart"/>
-      <w:r>
-        <w:rPr>
-          <w:rFonts w:ascii="Times New Roman" w:eastAsia="Times New Roman" w:hAnsi="Times New Roman" w:cs="Times New Roman"/>
-          <w:sz w:val="32"/>
-          <w:szCs w:val="32"/>
-          <w:lang w:val="en-US"/>
-        </w:rPr>
-        <w:t>In order to</w:t>
-      </w:r>
-      <w:proofErr w:type="gramEnd"/>
-      <w:r>
-        <w:rPr>
-          <w:rFonts w:ascii="Times New Roman" w:eastAsia="Times New Roman" w:hAnsi="Times New Roman" w:cs="Times New Roman"/>
-          <w:sz w:val="32"/>
-          <w:szCs w:val="32"/>
-          <w:lang w:val="en-US"/>
-        </w:rPr>
-        <w:t xml:space="preserve"> start the game, you first need to set up the primary generation. To do this, select the keyboard, and then enter the characters, depending on what we want to get:</w:t>
+      <w:r>
+        <w:rPr>
+          <w:rFonts w:ascii="Times New Roman" w:eastAsia="Times New Roman" w:hAnsi="Times New Roman" w:cs="Times New Roman"/>
+          <w:sz w:val="32"/>
+          <w:szCs w:val="32"/>
+          <w:lang w:val="en-US"/>
+        </w:rPr>
+        <w:t>In order to start the game, you first need to set up the primary generation. To do this, select the keyboard, and then enter the characters, depending on what we want to get:</w:t>
       </w:r>
     </w:p>
     <w:p>
@@ -4063,47 +3473,7 @@
           <w:szCs w:val="32"/>
           <w:lang w:val="en-US"/>
         </w:rPr>
-        <w:t xml:space="preserve">On figure 4, you can see the elements responsible for setting birth </w:t>
-      </w:r>
-      <w:proofErr w:type="gramStart"/>
-      <w:r>
-        <w:rPr>
-          <w:rFonts w:ascii="Times New Roman" w:eastAsia="Times New Roman" w:hAnsi="Times New Roman" w:cs="Times New Roman"/>
-          <w:sz w:val="32"/>
-          <w:szCs w:val="32"/>
-          <w:lang w:val="en-US"/>
-        </w:rPr>
-        <w:t>condition</w:t>
-      </w:r>
-      <w:proofErr w:type="gramEnd"/>
-      <w:r>
-        <w:rPr>
-          <w:rFonts w:ascii="Times New Roman" w:eastAsia="Times New Roman" w:hAnsi="Times New Roman" w:cs="Times New Roman"/>
-          <w:sz w:val="32"/>
-          <w:szCs w:val="32"/>
-          <w:lang w:val="en-US"/>
-        </w:rPr>
-        <w:t xml:space="preserve"> and survival </w:t>
-      </w:r>
-      <w:proofErr w:type="gramStart"/>
-      <w:r>
-        <w:rPr>
-          <w:rFonts w:ascii="Times New Roman" w:eastAsia="Times New Roman" w:hAnsi="Times New Roman" w:cs="Times New Roman"/>
-          <w:sz w:val="32"/>
-          <w:szCs w:val="32"/>
-          <w:lang w:val="en-US"/>
-        </w:rPr>
-        <w:t>condition</w:t>
-      </w:r>
-      <w:proofErr w:type="gramEnd"/>
-      <w:r>
-        <w:rPr>
-          <w:rFonts w:ascii="Times New Roman" w:eastAsia="Times New Roman" w:hAnsi="Times New Roman" w:cs="Times New Roman"/>
-          <w:sz w:val="32"/>
-          <w:szCs w:val="32"/>
-          <w:lang w:val="en-US"/>
-        </w:rPr>
-        <w:t>, which can be changed. Each unit in these elements means the number of neighbors that will affect the reproduction of effects of the same name as the elements.</w:t>
+        <w:t>On figure 4, you can see the elements responsible for setting birth condition and survival condition, which can be changed. Each unit in these elements means the number of neighbors that will affect the reproduction of effects of the same name as the elements.</w:t>
       </w:r>
     </w:p>
     <w:p>
@@ -4373,27 +3743,7 @@
           <w:szCs w:val="32"/>
           <w:lang w:val="en-US"/>
         </w:rPr>
-        <w:t xml:space="preserve">Zone width (Figure 5.2) - shows how </w:t>
-      </w:r>
-      <w:proofErr w:type="gramStart"/>
-      <w:r>
-        <w:rPr>
-          <w:rFonts w:ascii="Times New Roman" w:eastAsia="Times New Roman" w:hAnsi="Times New Roman" w:cs="Times New Roman"/>
-          <w:sz w:val="32"/>
-          <w:szCs w:val="32"/>
-          <w:lang w:val="en-US"/>
-        </w:rPr>
-        <w:t>much</w:t>
-      </w:r>
-      <w:proofErr w:type="gramEnd"/>
-      <w:r>
-        <w:rPr>
-          <w:rFonts w:ascii="Times New Roman" w:eastAsia="Times New Roman" w:hAnsi="Times New Roman" w:cs="Times New Roman"/>
-          <w:sz w:val="32"/>
-          <w:szCs w:val="32"/>
-          <w:lang w:val="en-US"/>
-        </w:rPr>
-        <w:t xml:space="preserve"> the </w:t>
+        <w:t xml:space="preserve">Zone width (Figure 5.2) - shows how much the </w:t>
       </w:r>
       <w:proofErr w:type="spellStart"/>
       <w:r>
@@ -4413,47 +3763,7 @@
           <w:szCs w:val="32"/>
           <w:lang w:val="en-US"/>
         </w:rPr>
-        <w:t xml:space="preserve"> field will decrease in survival mode. The same Z from the finite square </w:t>
-      </w:r>
-      <w:proofErr w:type="gramStart"/>
-      <w:r>
-        <w:rPr>
-          <w:rFonts w:ascii="Times New Roman" w:eastAsia="Times New Roman" w:hAnsi="Times New Roman" w:cs="Times New Roman"/>
-          <w:sz w:val="32"/>
-          <w:szCs w:val="32"/>
-          <w:lang w:val="en-US"/>
-        </w:rPr>
-        <w:t>formula ((</w:t>
-      </w:r>
-      <w:proofErr w:type="gramEnd"/>
-      <w:r>
-        <w:rPr>
-          <w:rFonts w:ascii="Times New Roman" w:eastAsia="Times New Roman" w:hAnsi="Times New Roman" w:cs="Times New Roman"/>
-          <w:sz w:val="32"/>
-          <w:szCs w:val="32"/>
-          <w:lang w:val="en-US"/>
-        </w:rPr>
-        <w:t>N-</w:t>
-      </w:r>
-      <w:proofErr w:type="gramStart"/>
-      <w:r>
-        <w:rPr>
-          <w:rFonts w:ascii="Times New Roman" w:eastAsia="Times New Roman" w:hAnsi="Times New Roman" w:cs="Times New Roman"/>
-          <w:sz w:val="32"/>
-          <w:szCs w:val="32"/>
-          <w:lang w:val="en-US"/>
-        </w:rPr>
-        <w:t>Z)x</w:t>
-      </w:r>
-      <w:proofErr w:type="gramEnd"/>
-      <w:r>
-        <w:rPr>
-          <w:rFonts w:ascii="Times New Roman" w:eastAsia="Times New Roman" w:hAnsi="Times New Roman" w:cs="Times New Roman"/>
-          <w:sz w:val="32"/>
-          <w:szCs w:val="32"/>
-          <w:lang w:val="en-US"/>
-        </w:rPr>
-        <w:t xml:space="preserve">(N-Z)). </w:t>
+        <w:t xml:space="preserve"> field will decrease in survival mode. The same Z from the finite square formula ((N-Z)x(N-Z)). </w:t>
       </w:r>
     </w:p>
     <w:p>
@@ -4600,27 +3910,7 @@
           <w:szCs w:val="32"/>
           <w:lang w:val="en-US"/>
         </w:rPr>
-        <w:t xml:space="preserve">On Figure 6-9, you can see the interface between hardware and software. They are connected to the bus and the processor accesses them instead of RAM when requesting certain memory locations (we'll look at which cells in the software part of the project). Let's take a closer look at what they do and what they </w:t>
-      </w:r>
-      <w:proofErr w:type="gramStart"/>
-      <w:r>
-        <w:rPr>
-          <w:rFonts w:ascii="Times New Roman" w:eastAsia="Times New Roman" w:hAnsi="Times New Roman" w:cs="Times New Roman"/>
-          <w:sz w:val="32"/>
-          <w:szCs w:val="32"/>
-          <w:lang w:val="en-US"/>
-        </w:rPr>
-        <w:t>are responsible for</w:t>
-      </w:r>
-      <w:proofErr w:type="gramEnd"/>
-      <w:r>
-        <w:rPr>
-          <w:rFonts w:ascii="Times New Roman" w:eastAsia="Times New Roman" w:hAnsi="Times New Roman" w:cs="Times New Roman"/>
-          <w:sz w:val="32"/>
-          <w:szCs w:val="32"/>
-          <w:lang w:val="en-US"/>
-        </w:rPr>
-        <w:t>.</w:t>
+        <w:t>On Figure 6-9, you can see the interface between hardware and software. They are connected to the bus and the processor accesses them instead of RAM when requesting certain memory locations (we'll look at which cells in the software part of the project). Let's take a closer look at what they do and what they are responsible for.</w:t>
       </w:r>
     </w:p>
     <w:p>
@@ -4930,19 +4220,8 @@
           <w:szCs w:val="32"/>
           <w:lang w:val="en-US"/>
         </w:rPr>
-        <w:t xml:space="preserve">birth condition - passes the value of the constant to the </w:t>
-      </w:r>
-      <w:proofErr w:type="gramStart"/>
-      <w:r>
-        <w:rPr>
-          <w:rFonts w:ascii="Times New Roman" w:eastAsia="Times New Roman" w:hAnsi="Times New Roman" w:cs="Times New Roman"/>
-          <w:sz w:val="32"/>
-          <w:szCs w:val="32"/>
-          <w:lang w:val="en-US"/>
-        </w:rPr>
-        <w:t>processor</w:t>
-      </w:r>
-      <w:proofErr w:type="gramEnd"/>
+        <w:t>birth condition - passes the value of the constant to the processor</w:t>
+      </w:r>
     </w:p>
     <w:p>
       <w:pPr>
@@ -4966,47 +4245,7 @@
           <w:szCs w:val="32"/>
           <w:lang w:val="en-US"/>
         </w:rPr>
-        <w:t xml:space="preserve">survival </w:t>
-      </w:r>
-      <w:proofErr w:type="gramStart"/>
-      <w:r>
-        <w:rPr>
-          <w:rFonts w:ascii="Times New Roman" w:eastAsia="Times New Roman" w:hAnsi="Times New Roman" w:cs="Times New Roman"/>
-          <w:sz w:val="32"/>
-          <w:szCs w:val="32"/>
-          <w:lang w:val="en-US"/>
-        </w:rPr>
-        <w:t>condition</w:t>
-      </w:r>
-      <w:proofErr w:type="gramEnd"/>
-      <w:r>
-        <w:rPr>
-          <w:rFonts w:ascii="Times New Roman" w:eastAsia="Times New Roman" w:hAnsi="Times New Roman" w:cs="Times New Roman"/>
-          <w:sz w:val="32"/>
-          <w:szCs w:val="32"/>
-          <w:lang w:val="en-US"/>
-        </w:rPr>
-        <w:t xml:space="preserve"> - it works similarly to the birth </w:t>
-      </w:r>
-      <w:proofErr w:type="gramStart"/>
-      <w:r>
-        <w:rPr>
-          <w:rFonts w:ascii="Times New Roman" w:eastAsia="Times New Roman" w:hAnsi="Times New Roman" w:cs="Times New Roman"/>
-          <w:sz w:val="32"/>
-          <w:szCs w:val="32"/>
-          <w:lang w:val="en-US"/>
-        </w:rPr>
-        <w:t>condition</w:t>
-      </w:r>
-      <w:proofErr w:type="gramEnd"/>
-      <w:r>
-        <w:rPr>
-          <w:rFonts w:ascii="Times New Roman" w:eastAsia="Times New Roman" w:hAnsi="Times New Roman" w:cs="Times New Roman"/>
-          <w:sz w:val="32"/>
-          <w:szCs w:val="32"/>
-          <w:lang w:val="en-US"/>
-        </w:rPr>
-        <w:t>, but for a different constant.</w:t>
+        <w:t>survival condition - it works similarly to the birth condition, but for a different constant.</w:t>
       </w:r>
     </w:p>
     <w:p>
@@ -5171,27 +4410,7 @@
           <w:szCs w:val="32"/>
           <w:lang w:val="en-US"/>
         </w:rPr>
-        <w:t xml:space="preserve">change cell state - this I/O port </w:t>
-      </w:r>
-      <w:proofErr w:type="gramStart"/>
-      <w:r>
-        <w:rPr>
-          <w:rFonts w:ascii="Times New Roman" w:eastAsia="Times New Roman" w:hAnsi="Times New Roman" w:cs="Times New Roman"/>
-          <w:sz w:val="32"/>
-          <w:szCs w:val="32"/>
-          <w:lang w:val="en-US"/>
-        </w:rPr>
-        <w:t>is responsible for</w:t>
-      </w:r>
-      <w:proofErr w:type="gramEnd"/>
-      <w:r>
-        <w:rPr>
-          <w:rFonts w:ascii="Times New Roman" w:eastAsia="Times New Roman" w:hAnsi="Times New Roman" w:cs="Times New Roman"/>
-          <w:sz w:val="32"/>
-          <w:szCs w:val="32"/>
-          <w:lang w:val="en-US"/>
-        </w:rPr>
-        <w:t xml:space="preserve"> changing the state of the currently selected cell to the opposite.</w:t>
+        <w:t>change cell state - this I/O port is responsible for changing the state of the currently selected cell to the opposite.</w:t>
       </w:r>
     </w:p>
     <w:p>
@@ -5216,19 +4435,8 @@
           <w:szCs w:val="32"/>
           <w:lang w:val="en-US"/>
         </w:rPr>
-        <w:t xml:space="preserve">update fixed buffer - responsible for recording the current state in the fixed </w:t>
-      </w:r>
-      <w:proofErr w:type="gramStart"/>
-      <w:r>
-        <w:rPr>
-          <w:rFonts w:ascii="Times New Roman" w:eastAsia="Times New Roman" w:hAnsi="Times New Roman" w:cs="Times New Roman"/>
-          <w:sz w:val="32"/>
-          <w:szCs w:val="32"/>
-          <w:lang w:val="en-US"/>
-        </w:rPr>
-        <w:t>buffer</w:t>
-      </w:r>
-      <w:proofErr w:type="gramEnd"/>
+        <w:t>update fixed buffer - responsible for recording the current state in the fixed buffer</w:t>
+      </w:r>
     </w:p>
     <w:p>
       <w:pPr>
@@ -5252,19 +4460,8 @@
           <w:szCs w:val="32"/>
           <w:lang w:val="en-US"/>
         </w:rPr>
-        <w:t xml:space="preserve">cell state - transmits information about the current cell to the </w:t>
-      </w:r>
-      <w:proofErr w:type="gramStart"/>
-      <w:r>
-        <w:rPr>
-          <w:rFonts w:ascii="Times New Roman" w:eastAsia="Times New Roman" w:hAnsi="Times New Roman" w:cs="Times New Roman"/>
-          <w:sz w:val="32"/>
-          <w:szCs w:val="32"/>
-          <w:lang w:val="en-US"/>
-        </w:rPr>
-        <w:t>processor</w:t>
-      </w:r>
-      <w:proofErr w:type="gramEnd"/>
+        <w:t>cell state - transmits information about the current cell to the processor</w:t>
+      </w:r>
     </w:p>
     <w:p>
       <w:pPr>
@@ -5380,18 +4577,20 @@
           <w:sz w:val="28"/>
           <w:szCs w:val="28"/>
         </w:rPr>
-        <w:t xml:space="preserve">Figure </w:t>
-      </w:r>
-      <w:proofErr w:type="gramStart"/>
-      <w:r>
+        <w:t>Figure 9-10</w:t>
+      </w:r>
+    </w:p>
+    <w:p>
+      <w:pPr>
+        <w:spacing w:line="240" w:lineRule="auto"/>
+        <w:ind w:right="-99"/>
+        <w:jc w:val="center"/>
         <w:rPr>
           <w:rFonts w:ascii="Times New Roman" w:eastAsia="Times New Roman" w:hAnsi="Times New Roman" w:cs="Times New Roman"/>
           <w:sz w:val="28"/>
           <w:szCs w:val="28"/>
         </w:rPr>
-        <w:t>9-10</w:t>
-      </w:r>
-      <w:proofErr w:type="gramEnd"/>
+      </w:pPr>
     </w:p>
     <w:p>
       <w:pPr>
@@ -5421,18 +4620,6 @@
       <w:pPr>
         <w:spacing w:line="240" w:lineRule="auto"/>
         <w:ind w:right="-99"/>
-        <w:jc w:val="center"/>
-        <w:rPr>
-          <w:rFonts w:ascii="Times New Roman" w:eastAsia="Times New Roman" w:hAnsi="Times New Roman" w:cs="Times New Roman"/>
-          <w:sz w:val="28"/>
-          <w:szCs w:val="28"/>
-        </w:rPr>
-      </w:pPr>
-    </w:p>
-    <w:p>
-      <w:pPr>
-        <w:spacing w:line="240" w:lineRule="auto"/>
-        <w:ind w:right="-99"/>
         <w:rPr>
           <w:rFonts w:ascii="Times New Roman" w:eastAsia="Times New Roman" w:hAnsi="Times New Roman" w:cs="Times New Roman"/>
           <w:sz w:val="32"/>
@@ -5446,25 +4633,7 @@
           <w:szCs w:val="32"/>
         </w:rPr>
         <w:tab/>
-        <w:t xml:space="preserve">On Figure </w:t>
-      </w:r>
-      <w:proofErr w:type="gramStart"/>
-      <w:r>
-        <w:rPr>
-          <w:rFonts w:ascii="Times New Roman" w:eastAsia="Times New Roman" w:hAnsi="Times New Roman" w:cs="Times New Roman"/>
-          <w:sz w:val="32"/>
-          <w:szCs w:val="32"/>
-        </w:rPr>
-        <w:t>9-10</w:t>
-      </w:r>
-      <w:proofErr w:type="gramEnd"/>
-      <w:r>
-        <w:rPr>
-          <w:rFonts w:ascii="Times New Roman" w:eastAsia="Times New Roman" w:hAnsi="Times New Roman" w:cs="Times New Roman"/>
-          <w:sz w:val="32"/>
-          <w:szCs w:val="32"/>
-        </w:rPr>
-        <w:t>:</w:t>
+        <w:t>On Figure 9-10:</w:t>
       </w:r>
     </w:p>
     <w:p>
@@ -5514,27 +4683,7 @@
           <w:szCs w:val="32"/>
           <w:lang w:val="en-US"/>
         </w:rPr>
-        <w:t xml:space="preserve">is row null - </w:t>
-      </w:r>
-      <w:proofErr w:type="gramStart"/>
-      <w:r>
-        <w:rPr>
-          <w:rFonts w:ascii="Times New Roman" w:eastAsia="Times New Roman" w:hAnsi="Times New Roman" w:cs="Times New Roman"/>
-          <w:sz w:val="32"/>
-          <w:szCs w:val="32"/>
-          <w:lang w:val="en-US"/>
-        </w:rPr>
-        <w:t>indicates</w:t>
-      </w:r>
-      <w:proofErr w:type="gramEnd"/>
-      <w:r>
-        <w:rPr>
-          <w:rFonts w:ascii="Times New Roman" w:eastAsia="Times New Roman" w:hAnsi="Times New Roman" w:cs="Times New Roman"/>
-          <w:sz w:val="32"/>
-          <w:szCs w:val="32"/>
-          <w:lang w:val="en-US"/>
-        </w:rPr>
-        <w:t xml:space="preserve"> whether the current line can be skipped.</w:t>
+        <w:t>is row null - indicates whether the current line can be skipped.</w:t>
       </w:r>
     </w:p>
     <w:p>
@@ -5559,19 +4708,8 @@
           <w:szCs w:val="32"/>
           <w:lang w:val="en-US"/>
         </w:rPr>
-        <w:t>show result - a flag required for the status bar to show win/</w:t>
-      </w:r>
-      <w:proofErr w:type="gramStart"/>
-      <w:r>
-        <w:rPr>
-          <w:rFonts w:ascii="Times New Roman" w:eastAsia="Times New Roman" w:hAnsi="Times New Roman" w:cs="Times New Roman"/>
-          <w:sz w:val="32"/>
-          <w:szCs w:val="32"/>
-          <w:lang w:val="en-US"/>
-        </w:rPr>
-        <w:t>lose</w:t>
-      </w:r>
-      <w:proofErr w:type="gramEnd"/>
+        <w:t>show result - a flag required for the status bar to show win/lose</w:t>
+      </w:r>
     </w:p>
     <w:p>
       <w:pPr>
@@ -5588,36 +4726,14 @@
           <w:lang w:val="en-US"/>
         </w:rPr>
       </w:pPr>
-      <w:proofErr w:type="spellStart"/>
-      <w:proofErr w:type="gramStart"/>
-      <w:r>
-        <w:rPr>
-          <w:rFonts w:ascii="Times New Roman" w:eastAsia="Times New Roman" w:hAnsi="Times New Roman" w:cs="Times New Roman"/>
-          <w:sz w:val="32"/>
-          <w:szCs w:val="32"/>
-          <w:lang w:val="en-US"/>
-        </w:rPr>
-        <w:t>no</w:t>
-      </w:r>
-      <w:proofErr w:type="spellEnd"/>
-      <w:r>
-        <w:rPr>
-          <w:rFonts w:ascii="Times New Roman" w:eastAsia="Times New Roman" w:hAnsi="Times New Roman" w:cs="Times New Roman"/>
-          <w:sz w:val="32"/>
-          <w:szCs w:val="32"/>
-          <w:lang w:val="en-US"/>
-        </w:rPr>
-        <w:t xml:space="preserve"> any</w:t>
-      </w:r>
-      <w:proofErr w:type="gramEnd"/>
-      <w:r>
-        <w:rPr>
-          <w:rFonts w:ascii="Times New Roman" w:eastAsia="Times New Roman" w:hAnsi="Times New Roman" w:cs="Times New Roman"/>
-          <w:sz w:val="32"/>
-          <w:szCs w:val="32"/>
-          <w:lang w:val="en-US"/>
-        </w:rPr>
-        <w:t xml:space="preserve"> alive - it shows that absolutely all cells are dead (there is nothing more to count)</w:t>
+      <w:r>
+        <w:rPr>
+          <w:rFonts w:ascii="Times New Roman" w:eastAsia="Times New Roman" w:hAnsi="Times New Roman" w:cs="Times New Roman"/>
+          <w:sz w:val="32"/>
+          <w:szCs w:val="32"/>
+          <w:lang w:val="en-US"/>
+        </w:rPr>
+        <w:t>no any alive - it shows that absolutely all cells are dead (there is nothing more to count)</w:t>
       </w:r>
     </w:p>
     <w:p>
@@ -5642,27 +4758,7 @@
           <w:szCs w:val="32"/>
           <w:lang w:val="en-US"/>
         </w:rPr>
-        <w:t xml:space="preserve">zone width - this parameter </w:t>
-      </w:r>
-      <w:proofErr w:type="gramStart"/>
-      <w:r>
-        <w:rPr>
-          <w:rFonts w:ascii="Times New Roman" w:eastAsia="Times New Roman" w:hAnsi="Times New Roman" w:cs="Times New Roman"/>
-          <w:sz w:val="32"/>
-          <w:szCs w:val="32"/>
-          <w:lang w:val="en-US"/>
-        </w:rPr>
-        <w:t>is responsible for</w:t>
-      </w:r>
-      <w:proofErr w:type="gramEnd"/>
-      <w:r>
-        <w:rPr>
-          <w:rFonts w:ascii="Times New Roman" w:eastAsia="Times New Roman" w:hAnsi="Times New Roman" w:cs="Times New Roman"/>
-          <w:sz w:val="32"/>
-          <w:szCs w:val="32"/>
-          <w:lang w:val="en-US"/>
-        </w:rPr>
-        <w:t xml:space="preserve"> narrowing the zone in survival mode. The higher the number, the greater the number of </w:t>
+        <w:t xml:space="preserve">zone width - this parameter is responsible for narrowing the zone in survival mode. The higher the number, the greater the number of </w:t>
       </w:r>
       <w:proofErr w:type="spellStart"/>
       <w:r>
@@ -6144,27 +5240,7 @@
           <w:lang w:val="en-US"/>
         </w:rPr>
         <w:tab/>
-        <w:t xml:space="preserve">On figure 14, you can see the converter that is needed to </w:t>
-      </w:r>
-      <w:proofErr w:type="gramStart"/>
-      <w:r>
-        <w:rPr>
-          <w:rFonts w:ascii="Times New Roman" w:eastAsia="Times New Roman" w:hAnsi="Times New Roman" w:cs="Times New Roman"/>
-          <w:sz w:val="32"/>
-          <w:szCs w:val="32"/>
-          <w:lang w:val="en-US"/>
-        </w:rPr>
-        <w:t>changing</w:t>
-      </w:r>
-      <w:proofErr w:type="gramEnd"/>
-      <w:r>
-        <w:rPr>
-          <w:rFonts w:ascii="Times New Roman" w:eastAsia="Times New Roman" w:hAnsi="Times New Roman" w:cs="Times New Roman"/>
-          <w:sz w:val="32"/>
-          <w:szCs w:val="32"/>
-          <w:lang w:val="en-US"/>
-        </w:rPr>
-        <w:t xml:space="preserve"> the current state of the cell by X Y to the opposite.</w:t>
+        <w:t>On figure 14, you can see the converter that is needed to changing the current state of the cell by X Y to the opposite.</w:t>
       </w:r>
     </w:p>
     <w:p>
@@ -6318,27 +5394,7 @@
           <w:szCs w:val="32"/>
           <w:lang w:val="en-US"/>
         </w:rPr>
-        <w:t xml:space="preserve">The cursor is a circuit that controls a blinking square to adjust the </w:t>
-      </w:r>
-      <w:proofErr w:type="gramStart"/>
-      <w:r>
-        <w:rPr>
-          <w:rFonts w:ascii="Times New Roman" w:eastAsia="Times New Roman" w:hAnsi="Times New Roman" w:cs="Times New Roman"/>
-          <w:sz w:val="32"/>
-          <w:szCs w:val="32"/>
-          <w:lang w:val="en-US"/>
-        </w:rPr>
-        <w:t>initial</w:t>
-      </w:r>
-      <w:proofErr w:type="gramEnd"/>
-      <w:r>
-        <w:rPr>
-          <w:rFonts w:ascii="Times New Roman" w:eastAsia="Times New Roman" w:hAnsi="Times New Roman" w:cs="Times New Roman"/>
-          <w:sz w:val="32"/>
-          <w:szCs w:val="32"/>
-          <w:lang w:val="en-US"/>
-        </w:rPr>
-        <w:t xml:space="preserve"> field. That's how it works.: </w:t>
+        <w:t xml:space="preserve">The cursor is a circuit that controls a blinking square to adjust the initial field. That's how it works.: </w:t>
       </w:r>
     </w:p>
     <w:p>
@@ -6645,27 +5701,7 @@
           <w:szCs w:val="32"/>
           <w:lang w:val="en-US"/>
         </w:rPr>
-        <w:t xml:space="preserve">Figure 17. This scheme implements the display of a narrowed part of the field, </w:t>
-      </w:r>
-      <w:proofErr w:type="gramStart"/>
-      <w:r>
-        <w:rPr>
-          <w:rFonts w:ascii="Times New Roman" w:eastAsia="Times New Roman" w:hAnsi="Times New Roman" w:cs="Times New Roman"/>
-          <w:sz w:val="32"/>
-          <w:szCs w:val="32"/>
-          <w:lang w:val="en-US"/>
-        </w:rPr>
-        <w:t>due to the fact that</w:t>
-      </w:r>
-      <w:proofErr w:type="gramEnd"/>
-      <w:r>
-        <w:rPr>
-          <w:rFonts w:ascii="Times New Roman" w:eastAsia="Times New Roman" w:hAnsi="Times New Roman" w:cs="Times New Roman"/>
-          <w:sz w:val="32"/>
-          <w:szCs w:val="32"/>
-          <w:lang w:val="en-US"/>
-        </w:rPr>
-        <w:t xml:space="preserve"> the user is in survival mode. Based on the Number of dead zones and masks for MUX, it shows the dead parts of the field on the screen.</w:t>
+        <w:t>Figure 17. This scheme implements the display of a narrowed part of the field, due to the fact that the user is in survival mode. Based on the Number of dead zones and masks for MUX, it shows the dead parts of the field on the screen.</w:t>
       </w:r>
       <w:r>
         <w:rPr>
@@ -6817,27 +5853,7 @@
           <w:szCs w:val="32"/>
           <w:lang w:val="en-US"/>
         </w:rPr>
-        <w:t xml:space="preserve">Figure 18. This scheme counts the number of neighbors of the specified cell. The sub diagram in the second picture just checks the condition of the cell by coordinates. And already the main cell takes the target cell and </w:t>
-      </w:r>
-      <w:proofErr w:type="gramStart"/>
-      <w:r>
-        <w:rPr>
-          <w:rFonts w:ascii="Times New Roman" w:eastAsia="Times New Roman" w:hAnsi="Times New Roman" w:cs="Times New Roman"/>
-          <w:sz w:val="32"/>
-          <w:szCs w:val="32"/>
-          <w:lang w:val="en-US"/>
-        </w:rPr>
-        <w:t>allocates</w:t>
-      </w:r>
-      <w:proofErr w:type="gramEnd"/>
-      <w:r>
-        <w:rPr>
-          <w:rFonts w:ascii="Times New Roman" w:eastAsia="Times New Roman" w:hAnsi="Times New Roman" w:cs="Times New Roman"/>
-          <w:sz w:val="32"/>
-          <w:szCs w:val="32"/>
-          <w:lang w:val="en-US"/>
-        </w:rPr>
-        <w:t xml:space="preserve"> all its neighbors. And then it is transferred to the sub scheme. Next, the state is calculated in it and the sum of such states is calculated. </w:t>
+        <w:t xml:space="preserve">Figure 18. This scheme counts the number of neighbors of the specified cell. The sub diagram in the second picture just checks the condition of the cell by coordinates. And already the main cell takes the target cell and allocates all its neighbors. And then it is transferred to the sub scheme. Next, the state is calculated in it and the sum of such states is calculated. </w:t>
       </w:r>
       <w:r>
         <w:rPr>
@@ -7483,27 +6499,7 @@
           <w:szCs w:val="32"/>
           <w:lang w:val="en-US"/>
         </w:rPr>
-        <w:t xml:space="preserve">- This flag </w:t>
-      </w:r>
-      <w:proofErr w:type="gramStart"/>
-      <w:r>
-        <w:rPr>
-          <w:rFonts w:ascii="Times New Roman" w:eastAsia="Times New Roman" w:hAnsi="Times New Roman" w:cs="Times New Roman"/>
-          <w:sz w:val="32"/>
-          <w:szCs w:val="32"/>
-          <w:lang w:val="en-US"/>
-        </w:rPr>
-        <w:t>indicates</w:t>
-      </w:r>
-      <w:proofErr w:type="gramEnd"/>
-      <w:r>
-        <w:rPr>
-          <w:rFonts w:ascii="Times New Roman" w:eastAsia="Times New Roman" w:hAnsi="Times New Roman" w:cs="Times New Roman"/>
-          <w:sz w:val="32"/>
-          <w:szCs w:val="32"/>
-          <w:lang w:val="en-US"/>
-        </w:rPr>
-        <w:t xml:space="preserve"> whether there have been any changes in the state of the field during the last generation.</w:t>
+        <w:t>- This flag indicates whether there have been any changes in the state of the field during the last generation.</w:t>
       </w:r>
     </w:p>
     <w:p>
@@ -7738,19 +6734,8 @@
           <w:szCs w:val="32"/>
           <w:lang w:val="en-US"/>
         </w:rPr>
-        <w:t xml:space="preserve"> start, 0 end the </w:t>
-      </w:r>
-      <w:proofErr w:type="gramStart"/>
-      <w:r>
-        <w:rPr>
-          <w:rFonts w:ascii="Times New Roman" w:eastAsia="Times New Roman" w:hAnsi="Times New Roman" w:cs="Times New Roman"/>
-          <w:sz w:val="32"/>
-          <w:szCs w:val="32"/>
-          <w:lang w:val="en-US"/>
-        </w:rPr>
-        <w:t>game</w:t>
-      </w:r>
-      <w:proofErr w:type="gramEnd"/>
+        <w:t xml:space="preserve"> start, 0 end the game</w:t>
+      </w:r>
     </w:p>
     <w:p>
       <w:pPr>
@@ -7943,7 +6928,7 @@
           <w:bCs/>
           <w:sz w:val="32"/>
           <w:szCs w:val="32"/>
-          <w:lang w:val="ru-RU"/>
+          <w:lang w:val="en-US"/>
         </w:rPr>
         <w:t>0</w:t>
       </w:r>
@@ -8267,37 +7252,16 @@
           <w:szCs w:val="32"/>
           <w:lang w:val="en-US"/>
         </w:rPr>
-        <w:t xml:space="preserve"> -</w:t>
-      </w:r>
-      <w:r>
-        <w:rPr>
-          <w:rFonts w:ascii="Times New Roman" w:eastAsia="Times New Roman" w:hAnsi="Times New Roman" w:cs="Times New Roman"/>
-          <w:b/>
-          <w:sz w:val="32"/>
-          <w:szCs w:val="32"/>
-          <w:lang w:val="en-US"/>
-        </w:rPr>
-        <w:t xml:space="preserve"> </w:t>
-      </w:r>
-      <w:proofErr w:type="gramStart"/>
-      <w:r>
-        <w:rPr>
-          <w:rFonts w:ascii="Times New Roman" w:eastAsia="Times New Roman" w:hAnsi="Times New Roman" w:cs="Times New Roman"/>
-          <w:sz w:val="32"/>
-          <w:szCs w:val="32"/>
-          <w:lang w:val="en-US"/>
-        </w:rPr>
-        <w:t>indicates</w:t>
-      </w:r>
-      <w:proofErr w:type="gramEnd"/>
-      <w:r>
-        <w:rPr>
-          <w:rFonts w:ascii="Times New Roman" w:eastAsia="Times New Roman" w:hAnsi="Times New Roman" w:cs="Times New Roman"/>
-          <w:sz w:val="32"/>
-          <w:szCs w:val="32"/>
-          <w:lang w:val="en-US"/>
-        </w:rPr>
-        <w:t xml:space="preserve"> whether the current line can be skipped.</w:t>
+        <w:t xml:space="preserve"> - </w:t>
+      </w:r>
+      <w:r>
+        <w:rPr>
+          <w:rFonts w:ascii="Times New Roman" w:eastAsia="Times New Roman" w:hAnsi="Times New Roman" w:cs="Times New Roman"/>
+          <w:sz w:val="32"/>
+          <w:szCs w:val="32"/>
+          <w:lang w:val="en-US"/>
+        </w:rPr>
+        <w:t>indicates whether the current line can be skipped.</w:t>
       </w:r>
     </w:p>
     <w:p>
@@ -8407,27 +7371,7 @@
           <w:szCs w:val="32"/>
           <w:lang w:val="en-US"/>
         </w:rPr>
-        <w:t xml:space="preserve">- A flag that </w:t>
-      </w:r>
-      <w:proofErr w:type="gramStart"/>
-      <w:r>
-        <w:rPr>
-          <w:rFonts w:ascii="Times New Roman" w:eastAsia="Times New Roman" w:hAnsi="Times New Roman" w:cs="Times New Roman"/>
-          <w:sz w:val="32"/>
-          <w:szCs w:val="32"/>
-          <w:lang w:val="en-US"/>
-        </w:rPr>
-        <w:t>indicates</w:t>
-      </w:r>
-      <w:proofErr w:type="gramEnd"/>
-      <w:r>
-        <w:rPr>
-          <w:rFonts w:ascii="Times New Roman" w:eastAsia="Times New Roman" w:hAnsi="Times New Roman" w:cs="Times New Roman"/>
-          <w:sz w:val="32"/>
-          <w:szCs w:val="32"/>
-          <w:lang w:val="en-US"/>
-        </w:rPr>
-        <w:t xml:space="preserve"> that there are no more living cells.</w:t>
+        <w:t>- A flag that indicates that there are no more living cells.</w:t>
       </w:r>
     </w:p>
     <w:p>
@@ -8599,27 +7543,7 @@
           <w:szCs w:val="32"/>
           <w:lang w:val="en-US"/>
         </w:rPr>
-        <w:t xml:space="preserve"> This tag function changes the state of the cell, if </w:t>
-      </w:r>
-      <w:proofErr w:type="gramStart"/>
-      <w:r>
-        <w:rPr>
-          <w:rFonts w:ascii="Times New Roman" w:eastAsia="Times New Roman" w:hAnsi="Times New Roman" w:cs="Times New Roman"/>
-          <w:sz w:val="32"/>
-          <w:szCs w:val="32"/>
-          <w:lang w:val="en-US"/>
-        </w:rPr>
-        <w:t>required</w:t>
-      </w:r>
-      <w:proofErr w:type="gramEnd"/>
-      <w:r>
-        <w:rPr>
-          <w:rFonts w:ascii="Times New Roman" w:eastAsia="Times New Roman" w:hAnsi="Times New Roman" w:cs="Times New Roman"/>
-          <w:sz w:val="32"/>
-          <w:szCs w:val="32"/>
-          <w:lang w:val="en-US"/>
-        </w:rPr>
-        <w:t xml:space="preserve"> (checks the neighbors, the state of the cell itself, changes if necessary)</w:t>
+        <w:t xml:space="preserve"> This tag function changes the state of the cell, if required (checks the neighbors, the state of the cell itself, changes if necessary)</w:t>
       </w:r>
     </w:p>
     <w:p>
@@ -8825,67 +7749,7 @@
           <w:szCs w:val="32"/>
           <w:lang w:val="en-US"/>
         </w:rPr>
-        <w:t>Although the main code is also a label (</w:t>
-      </w:r>
-      <w:proofErr w:type="gramStart"/>
-      <w:r>
-        <w:rPr>
-          <w:rFonts w:ascii="Times New Roman" w:eastAsia="Times New Roman" w:hAnsi="Times New Roman" w:cs="Times New Roman"/>
-          <w:sz w:val="32"/>
-          <w:szCs w:val="32"/>
-          <w:lang w:val="en-US"/>
-        </w:rPr>
-        <w:t>and also</w:t>
-      </w:r>
-      <w:proofErr w:type="gramEnd"/>
-      <w:r>
-        <w:rPr>
-          <w:rFonts w:ascii="Times New Roman" w:eastAsia="Times New Roman" w:hAnsi="Times New Roman" w:cs="Times New Roman"/>
-          <w:sz w:val="32"/>
-          <w:szCs w:val="32"/>
-          <w:lang w:val="en-US"/>
-        </w:rPr>
-        <w:t xml:space="preserve"> </w:t>
-      </w:r>
-      <w:proofErr w:type="gramStart"/>
-      <w:r>
-        <w:rPr>
-          <w:rFonts w:ascii="Times New Roman" w:eastAsia="Times New Roman" w:hAnsi="Times New Roman" w:cs="Times New Roman"/>
-          <w:sz w:val="32"/>
-          <w:szCs w:val="32"/>
-          <w:lang w:val="en-US"/>
-        </w:rPr>
-        <w:t>contains</w:t>
-      </w:r>
-      <w:proofErr w:type="gramEnd"/>
-      <w:r>
-        <w:rPr>
-          <w:rFonts w:ascii="Times New Roman" w:eastAsia="Times New Roman" w:hAnsi="Times New Roman" w:cs="Times New Roman"/>
-          <w:sz w:val="32"/>
-          <w:szCs w:val="32"/>
-          <w:lang w:val="en-US"/>
-        </w:rPr>
-        <w:t xml:space="preserve"> labels), we will still put it in a separate block because this is </w:t>
-      </w:r>
-      <w:proofErr w:type="gramStart"/>
-      <w:r>
-        <w:rPr>
-          <w:rFonts w:ascii="Times New Roman" w:eastAsia="Times New Roman" w:hAnsi="Times New Roman" w:cs="Times New Roman"/>
-          <w:sz w:val="32"/>
-          <w:szCs w:val="32"/>
-          <w:lang w:val="en-US"/>
-        </w:rPr>
-        <w:t>a very large</w:t>
-      </w:r>
-      <w:proofErr w:type="gramEnd"/>
-      <w:r>
-        <w:rPr>
-          <w:rFonts w:ascii="Times New Roman" w:eastAsia="Times New Roman" w:hAnsi="Times New Roman" w:cs="Times New Roman"/>
-          <w:sz w:val="32"/>
-          <w:szCs w:val="32"/>
-          <w:lang w:val="en-US"/>
-        </w:rPr>
-        <w:t xml:space="preserve"> piece of code that needs to be described separately.</w:t>
+        <w:t>Although the main code is also a label (and also contains labels), we will still put it in a separate block because this is a very large piece of code that needs to be described separately.</w:t>
       </w:r>
     </w:p>
     <w:p>
@@ -8970,27 +7834,7 @@
           <w:szCs w:val="32"/>
           <w:lang w:val="en-US"/>
         </w:rPr>
-        <w:t xml:space="preserve">2) There </w:t>
-      </w:r>
-      <w:proofErr w:type="gramStart"/>
-      <w:r>
-        <w:rPr>
-          <w:rFonts w:ascii="Times New Roman" w:eastAsia="Times New Roman" w:hAnsi="Times New Roman" w:cs="Times New Roman"/>
-          <w:sz w:val="32"/>
-          <w:szCs w:val="32"/>
-          <w:lang w:val="en-US"/>
-        </w:rPr>
-        <w:t>are</w:t>
-      </w:r>
-      <w:proofErr w:type="gramEnd"/>
-      <w:r>
-        <w:rPr>
-          <w:rFonts w:ascii="Times New Roman" w:eastAsia="Times New Roman" w:hAnsi="Times New Roman" w:cs="Times New Roman"/>
-          <w:sz w:val="32"/>
-          <w:szCs w:val="32"/>
-          <w:lang w:val="en-US"/>
-        </w:rPr>
-        <w:t xml:space="preserve"> no living cells left</w:t>
+        <w:t>2) There are no living cells left</w:t>
       </w:r>
     </w:p>
     <w:p>
@@ -9023,47 +7867,7 @@
           <w:szCs w:val="32"/>
           <w:lang w:val="en-US"/>
         </w:rPr>
-        <w:t xml:space="preserve">There are also </w:t>
-      </w:r>
-      <w:proofErr w:type="gramStart"/>
-      <w:r>
-        <w:rPr>
-          <w:rFonts w:ascii="Times New Roman" w:eastAsia="Times New Roman" w:hAnsi="Times New Roman" w:cs="Times New Roman"/>
-          <w:sz w:val="32"/>
-          <w:szCs w:val="32"/>
-          <w:lang w:val="en-US"/>
-        </w:rPr>
-        <w:t>some</w:t>
-      </w:r>
-      <w:proofErr w:type="gramEnd"/>
-      <w:r>
-        <w:rPr>
-          <w:rFonts w:ascii="Times New Roman" w:eastAsia="Times New Roman" w:hAnsi="Times New Roman" w:cs="Times New Roman"/>
-          <w:sz w:val="32"/>
-          <w:szCs w:val="32"/>
-          <w:lang w:val="en-US"/>
-        </w:rPr>
-        <w:t xml:space="preserve"> optimizations. For example, during the generation of a new turn, we don't even check the rows where (if the row number </w:t>
-      </w:r>
-      <w:proofErr w:type="gramStart"/>
-      <w:r>
-        <w:rPr>
-          <w:rFonts w:ascii="Times New Roman" w:eastAsia="Times New Roman" w:hAnsi="Times New Roman" w:cs="Times New Roman"/>
-          <w:sz w:val="32"/>
-          <w:szCs w:val="32"/>
-          <w:lang w:val="en-US"/>
-        </w:rPr>
-        <w:t>is N)</w:t>
-      </w:r>
-      <w:proofErr w:type="gramEnd"/>
-      <w:r>
-        <w:rPr>
-          <w:rFonts w:ascii="Times New Roman" w:eastAsia="Times New Roman" w:hAnsi="Times New Roman" w:cs="Times New Roman"/>
-          <w:sz w:val="32"/>
-          <w:szCs w:val="32"/>
-          <w:lang w:val="en-US"/>
-        </w:rPr>
-        <w:t xml:space="preserve"> N-1 and N+1 rows are completely empty, as is row N. Then we won't even count this line, and we'll write it as empty in the result, because there's no one to change it. The labels of the </w:t>
+        <w:t xml:space="preserve">There are also some optimizations. For example, during the generation of a new turn, we don't even check the rows where (if the row number is N) N-1 and N+1 rows are completely empty, as is row N. Then we won't even count this line, and we'll write it as empty in the result, because there's no one to change it. The labels of the </w:t>
       </w:r>
       <w:r>
         <w:rPr>

--- a/Documentation.docx
+++ b/Documentation.docx
@@ -228,8 +228,19 @@
           <w:szCs w:val="28"/>
           <w:lang w:val="en-US"/>
         </w:rPr>
-        <w:t>Focus (profile): Computer Science and system design</w:t>
-      </w:r>
+        <w:t xml:space="preserve">Focus (profile): Computer Science and </w:t>
+      </w:r>
+      <w:proofErr w:type="gramStart"/>
+      <w:r>
+        <w:rPr>
+          <w:rFonts w:ascii="Times New Roman" w:eastAsia="Times New Roman" w:hAnsi="Times New Roman" w:cs="Times New Roman"/>
+          <w:sz w:val="28"/>
+          <w:szCs w:val="28"/>
+          <w:lang w:val="en-US"/>
+        </w:rPr>
+        <w:t>system design</w:t>
+      </w:r>
+      <w:proofErr w:type="gramEnd"/>
     </w:p>
     <w:p>
       <w:pPr>
@@ -946,17 +957,38 @@
           <w:szCs w:val="28"/>
           <w:lang w:val="en-US"/>
         </w:rPr>
-        <w:t xml:space="preserve">Project Structure </w:t>
-      </w:r>
-      <w:r>
-        <w:rPr>
-          <w:rFonts w:ascii="Times New Roman" w:eastAsia="Times New Roman" w:hAnsi="Times New Roman" w:cs="Times New Roman"/>
-          <w:b/>
-          <w:sz w:val="28"/>
-          <w:szCs w:val="28"/>
-          <w:lang w:val="en-US"/>
-        </w:rPr>
-        <w:t>--------------------------------------------------------------------------- 4</w:t>
+        <w:t xml:space="preserve">Project </w:t>
+      </w:r>
+      <w:proofErr w:type="gramStart"/>
+      <w:r>
+        <w:rPr>
+          <w:rFonts w:ascii="Times New Roman" w:eastAsia="Times New Roman" w:hAnsi="Times New Roman" w:cs="Times New Roman"/>
+          <w:sz w:val="28"/>
+          <w:szCs w:val="28"/>
+          <w:lang w:val="en-US"/>
+        </w:rPr>
+        <w:t xml:space="preserve">Structure </w:t>
+      </w:r>
+      <w:r>
+        <w:rPr>
+          <w:rFonts w:ascii="Times New Roman" w:eastAsia="Times New Roman" w:hAnsi="Times New Roman" w:cs="Times New Roman"/>
+          <w:b/>
+          <w:sz w:val="28"/>
+          <w:szCs w:val="28"/>
+          <w:lang w:val="en-US"/>
+        </w:rPr>
+        <w:t>-</w:t>
+      </w:r>
+      <w:proofErr w:type="gramEnd"/>
+      <w:r>
+        <w:rPr>
+          <w:rFonts w:ascii="Times New Roman" w:eastAsia="Times New Roman" w:hAnsi="Times New Roman" w:cs="Times New Roman"/>
+          <w:b/>
+          <w:sz w:val="28"/>
+          <w:szCs w:val="28"/>
+          <w:lang w:val="en-US"/>
+        </w:rPr>
+        <w:t>-------------------------------------------------------------------------- 4</w:t>
       </w:r>
     </w:p>
     <w:p>
@@ -988,7 +1020,29 @@
           <w:szCs w:val="28"/>
           <w:lang w:val="en-US"/>
         </w:rPr>
-        <w:t>User manual ---------------------------------------------------------------------------------------5</w:t>
+        <w:t xml:space="preserve">User </w:t>
+      </w:r>
+      <w:proofErr w:type="gramStart"/>
+      <w:r>
+        <w:rPr>
+          <w:rFonts w:ascii="Times New Roman" w:eastAsia="Times New Roman" w:hAnsi="Times New Roman" w:cs="Times New Roman"/>
+          <w:b/>
+          <w:sz w:val="28"/>
+          <w:szCs w:val="28"/>
+          <w:lang w:val="en-US"/>
+        </w:rPr>
+        <w:t>manual -</w:t>
+      </w:r>
+      <w:proofErr w:type="gramEnd"/>
+      <w:r>
+        <w:rPr>
+          <w:rFonts w:ascii="Times New Roman" w:eastAsia="Times New Roman" w:hAnsi="Times New Roman" w:cs="Times New Roman"/>
+          <w:b/>
+          <w:sz w:val="28"/>
+          <w:szCs w:val="28"/>
+          <w:lang w:val="en-US"/>
+        </w:rPr>
+        <w:t>--------------------------------------------------------------------------------------5</w:t>
       </w:r>
     </w:p>
     <w:p>
@@ -1001,15 +1055,27 @@
           <w:lang w:val="en-US"/>
         </w:rPr>
       </w:pPr>
-      <w:r>
-        <w:rPr>
-          <w:rFonts w:ascii="Times New Roman" w:eastAsia="Times New Roman" w:hAnsi="Times New Roman" w:cs="Times New Roman"/>
-          <w:b/>
-          <w:sz w:val="28"/>
-          <w:szCs w:val="28"/>
-          <w:lang w:val="en-US"/>
-        </w:rPr>
-        <w:t>Hardware ----------------------------------------------------------------------------------------- 7</w:t>
+      <w:proofErr w:type="gramStart"/>
+      <w:r>
+        <w:rPr>
+          <w:rFonts w:ascii="Times New Roman" w:eastAsia="Times New Roman" w:hAnsi="Times New Roman" w:cs="Times New Roman"/>
+          <w:b/>
+          <w:sz w:val="28"/>
+          <w:szCs w:val="28"/>
+          <w:lang w:val="en-US"/>
+        </w:rPr>
+        <w:t>Hardware -</w:t>
+      </w:r>
+      <w:proofErr w:type="gramEnd"/>
+      <w:r>
+        <w:rPr>
+          <w:rFonts w:ascii="Times New Roman" w:eastAsia="Times New Roman" w:hAnsi="Times New Roman" w:cs="Times New Roman"/>
+          <w:b/>
+          <w:sz w:val="28"/>
+          <w:szCs w:val="28"/>
+          <w:lang w:val="en-US"/>
+        </w:rPr>
+        <w:t>---------------------------------------------------------------------------------------- 7</w:t>
       </w:r>
     </w:p>
     <w:p>
@@ -1030,17 +1096,38 @@
           <w:szCs w:val="28"/>
           <w:lang w:val="en-US"/>
         </w:rPr>
-        <w:t xml:space="preserve">I/O Interface </w:t>
-      </w:r>
-      <w:r>
-        <w:rPr>
-          <w:rFonts w:ascii="Times New Roman" w:eastAsia="Times New Roman" w:hAnsi="Times New Roman" w:cs="Times New Roman"/>
-          <w:b/>
-          <w:sz w:val="28"/>
-          <w:szCs w:val="28"/>
-          <w:lang w:val="en-US"/>
-        </w:rPr>
-        <w:t>--------------------------------------------------------------------------------7</w:t>
+        <w:t xml:space="preserve">I/O </w:t>
+      </w:r>
+      <w:proofErr w:type="gramStart"/>
+      <w:r>
+        <w:rPr>
+          <w:rFonts w:ascii="Times New Roman" w:eastAsia="Times New Roman" w:hAnsi="Times New Roman" w:cs="Times New Roman"/>
+          <w:sz w:val="28"/>
+          <w:szCs w:val="28"/>
+          <w:lang w:val="en-US"/>
+        </w:rPr>
+        <w:t xml:space="preserve">Interface </w:t>
+      </w:r>
+      <w:r>
+        <w:rPr>
+          <w:rFonts w:ascii="Times New Roman" w:eastAsia="Times New Roman" w:hAnsi="Times New Roman" w:cs="Times New Roman"/>
+          <w:b/>
+          <w:sz w:val="28"/>
+          <w:szCs w:val="28"/>
+          <w:lang w:val="en-US"/>
+        </w:rPr>
+        <w:t>-</w:t>
+      </w:r>
+      <w:proofErr w:type="gramEnd"/>
+      <w:r>
+        <w:rPr>
+          <w:rFonts w:ascii="Times New Roman" w:eastAsia="Times New Roman" w:hAnsi="Times New Roman" w:cs="Times New Roman"/>
+          <w:b/>
+          <w:sz w:val="28"/>
+          <w:szCs w:val="28"/>
+          <w:lang w:val="en-US"/>
+        </w:rPr>
+        <w:t>-------------------------------------------------------------------------------7</w:t>
       </w:r>
     </w:p>
     <w:p>
@@ -1065,6 +1152,7 @@
           <w:lang w:val="en-US"/>
         </w:rPr>
       </w:pPr>
+      <w:proofErr w:type="gramStart"/>
       <w:r>
         <w:rPr>
           <w:rFonts w:ascii="Times New Roman" w:eastAsia="Times New Roman" w:hAnsi="Times New Roman" w:cs="Times New Roman"/>
@@ -1082,7 +1170,18 @@
           <w:szCs w:val="28"/>
           <w:lang w:val="en-US"/>
         </w:rPr>
-        <w:t>--------------------------------------------------------------------------------------10</w:t>
+        <w:t>-</w:t>
+      </w:r>
+      <w:proofErr w:type="gramEnd"/>
+      <w:r>
+        <w:rPr>
+          <w:rFonts w:ascii="Times New Roman" w:eastAsia="Times New Roman" w:hAnsi="Times New Roman" w:cs="Times New Roman"/>
+          <w:b/>
+          <w:sz w:val="28"/>
+          <w:szCs w:val="28"/>
+          <w:lang w:val="en-US"/>
+        </w:rPr>
+        <w:t>-------------------------------------------------------------------------------------10</w:t>
       </w:r>
     </w:p>
     <w:p>
@@ -1096,6 +1195,7 @@
           <w:lang w:val="en-US"/>
         </w:rPr>
       </w:pPr>
+      <w:proofErr w:type="gramStart"/>
       <w:r>
         <w:rPr>
           <w:rFonts w:ascii="Times New Roman" w:eastAsia="Times New Roman" w:hAnsi="Times New Roman" w:cs="Times New Roman"/>
@@ -1113,7 +1213,18 @@
           <w:szCs w:val="28"/>
           <w:lang w:val="en-US"/>
         </w:rPr>
-        <w:t>---------------------------------------------------------------------------------------12</w:t>
+        <w:t>-</w:t>
+      </w:r>
+      <w:proofErr w:type="gramEnd"/>
+      <w:r>
+        <w:rPr>
+          <w:rFonts w:ascii="Times New Roman" w:eastAsia="Times New Roman" w:hAnsi="Times New Roman" w:cs="Times New Roman"/>
+          <w:b/>
+          <w:sz w:val="28"/>
+          <w:szCs w:val="28"/>
+          <w:lang w:val="en-US"/>
+        </w:rPr>
+        <w:t>--------------------------------------------------------------------------------------12</w:t>
       </w:r>
     </w:p>
     <w:p>
@@ -1138,6 +1249,7 @@
           <w:lang w:val="en-US"/>
         </w:rPr>
       </w:pPr>
+      <w:proofErr w:type="gramStart"/>
       <w:r>
         <w:rPr>
           <w:rFonts w:ascii="Times New Roman" w:eastAsia="Times New Roman" w:hAnsi="Times New Roman" w:cs="Times New Roman"/>
@@ -1155,7 +1267,18 @@
           <w:szCs w:val="28"/>
           <w:lang w:val="en-US"/>
         </w:rPr>
-        <w:t>--------------------------------------------------------------------------------13</w:t>
+        <w:t>-</w:t>
+      </w:r>
+      <w:proofErr w:type="gramEnd"/>
+      <w:r>
+        <w:rPr>
+          <w:rFonts w:ascii="Times New Roman" w:eastAsia="Times New Roman" w:hAnsi="Times New Roman" w:cs="Times New Roman"/>
+          <w:b/>
+          <w:sz w:val="28"/>
+          <w:szCs w:val="28"/>
+          <w:lang w:val="en-US"/>
+        </w:rPr>
+        <w:t>-------------------------------------------------------------------------------13</w:t>
       </w:r>
     </w:p>
     <w:p>
@@ -1168,15 +1291,27 @@
           <w:lang w:val="en-US"/>
         </w:rPr>
       </w:pPr>
-      <w:r>
-        <w:rPr>
-          <w:rFonts w:ascii="Times New Roman" w:eastAsia="Times New Roman" w:hAnsi="Times New Roman" w:cs="Times New Roman"/>
-          <w:b/>
-          <w:sz w:val="28"/>
-          <w:szCs w:val="28"/>
-          <w:lang w:val="en-US"/>
-        </w:rPr>
-        <w:t>Software-------------------------------------------------------------------------------------------15</w:t>
+      <w:proofErr w:type="gramStart"/>
+      <w:r>
+        <w:rPr>
+          <w:rFonts w:ascii="Times New Roman" w:eastAsia="Times New Roman" w:hAnsi="Times New Roman" w:cs="Times New Roman"/>
+          <w:b/>
+          <w:sz w:val="28"/>
+          <w:szCs w:val="28"/>
+          <w:lang w:val="en-US"/>
+        </w:rPr>
+        <w:t>Software-</w:t>
+      </w:r>
+      <w:proofErr w:type="gramEnd"/>
+      <w:r>
+        <w:rPr>
+          <w:rFonts w:ascii="Times New Roman" w:eastAsia="Times New Roman" w:hAnsi="Times New Roman" w:cs="Times New Roman"/>
+          <w:b/>
+          <w:sz w:val="28"/>
+          <w:szCs w:val="28"/>
+          <w:lang w:val="en-US"/>
+        </w:rPr>
+        <w:t>------------------------------------------------------------------------------------------15</w:t>
       </w:r>
     </w:p>
     <w:p>
@@ -1197,17 +1332,38 @@
           <w:szCs w:val="28"/>
           <w:lang w:val="en-US"/>
         </w:rPr>
-        <w:t xml:space="preserve">Memory Sections </w:t>
-      </w:r>
-      <w:r>
-        <w:rPr>
-          <w:rFonts w:ascii="Times New Roman" w:eastAsia="Times New Roman" w:hAnsi="Times New Roman" w:cs="Times New Roman"/>
-          <w:b/>
-          <w:sz w:val="28"/>
-          <w:szCs w:val="28"/>
-          <w:lang w:val="en-US"/>
-        </w:rPr>
-        <w:t>-------------------------------------------------------------------------15</w:t>
+        <w:t xml:space="preserve">Memory </w:t>
+      </w:r>
+      <w:proofErr w:type="gramStart"/>
+      <w:r>
+        <w:rPr>
+          <w:rFonts w:ascii="Times New Roman" w:eastAsia="Times New Roman" w:hAnsi="Times New Roman" w:cs="Times New Roman"/>
+          <w:sz w:val="28"/>
+          <w:szCs w:val="28"/>
+          <w:lang w:val="en-US"/>
+        </w:rPr>
+        <w:t xml:space="preserve">Sections </w:t>
+      </w:r>
+      <w:r>
+        <w:rPr>
+          <w:rFonts w:ascii="Times New Roman" w:eastAsia="Times New Roman" w:hAnsi="Times New Roman" w:cs="Times New Roman"/>
+          <w:b/>
+          <w:sz w:val="28"/>
+          <w:szCs w:val="28"/>
+          <w:lang w:val="en-US"/>
+        </w:rPr>
+        <w:t>-</w:t>
+      </w:r>
+      <w:proofErr w:type="gramEnd"/>
+      <w:r>
+        <w:rPr>
+          <w:rFonts w:ascii="Times New Roman" w:eastAsia="Times New Roman" w:hAnsi="Times New Roman" w:cs="Times New Roman"/>
+          <w:b/>
+          <w:sz w:val="28"/>
+          <w:szCs w:val="28"/>
+          <w:lang w:val="en-US"/>
+        </w:rPr>
+        <w:t>------------------------------------------------------------------------15</w:t>
       </w:r>
     </w:p>
     <w:p>
@@ -1228,17 +1384,38 @@
           <w:szCs w:val="28"/>
           <w:lang w:val="en-US"/>
         </w:rPr>
-        <w:t>Main code</w:t>
-      </w:r>
-      <w:r>
-        <w:rPr>
-          <w:rFonts w:ascii="Times New Roman" w:eastAsia="Times New Roman" w:hAnsi="Times New Roman" w:cs="Times New Roman"/>
-          <w:b/>
-          <w:sz w:val="28"/>
-          <w:szCs w:val="28"/>
-          <w:lang w:val="en-US"/>
-        </w:rPr>
-        <w:t>----------------------------------------------------------------------------------17</w:t>
+        <w:t xml:space="preserve">Main </w:t>
+      </w:r>
+      <w:proofErr w:type="gramStart"/>
+      <w:r>
+        <w:rPr>
+          <w:rFonts w:ascii="Times New Roman" w:eastAsia="Times New Roman" w:hAnsi="Times New Roman" w:cs="Times New Roman"/>
+          <w:sz w:val="28"/>
+          <w:szCs w:val="28"/>
+          <w:lang w:val="en-US"/>
+        </w:rPr>
+        <w:t>code</w:t>
+      </w:r>
+      <w:r>
+        <w:rPr>
+          <w:rFonts w:ascii="Times New Roman" w:eastAsia="Times New Roman" w:hAnsi="Times New Roman" w:cs="Times New Roman"/>
+          <w:b/>
+          <w:sz w:val="28"/>
+          <w:szCs w:val="28"/>
+          <w:lang w:val="en-US"/>
+        </w:rPr>
+        <w:t>-</w:t>
+      </w:r>
+      <w:proofErr w:type="gramEnd"/>
+      <w:r>
+        <w:rPr>
+          <w:rFonts w:ascii="Times New Roman" w:eastAsia="Times New Roman" w:hAnsi="Times New Roman" w:cs="Times New Roman"/>
+          <w:b/>
+          <w:sz w:val="28"/>
+          <w:szCs w:val="28"/>
+          <w:lang w:val="en-US"/>
+        </w:rPr>
+        <w:t>---------------------------------------------------------------------------------17</w:t>
       </w:r>
     </w:p>
     <w:p>
@@ -1581,7 +1758,7 @@
           <w:b/>
           <w:sz w:val="36"/>
           <w:szCs w:val="36"/>
-          <w:lang w:val="ru-RU"/>
+          <w:lang w:val="en-US"/>
         </w:rPr>
       </w:pPr>
     </w:p>
@@ -1594,7 +1771,7 @@
           <w:b/>
           <w:sz w:val="36"/>
           <w:szCs w:val="36"/>
-          <w:lang w:val="ru-RU"/>
+          <w:lang w:val="en-US"/>
         </w:rPr>
       </w:pPr>
     </w:p>
@@ -1846,17 +2023,38 @@
           <w:szCs w:val="32"/>
           <w:lang w:val="en-US"/>
         </w:rPr>
-        <w:t>8? The</w:t>
-      </w:r>
-      <w:r>
-        <w:rPr>
-          <w:rFonts w:ascii="Times New Roman" w:eastAsia="Times New Roman" w:hAnsi="Times New Roman" w:cs="Times New Roman"/>
-          <w:b/>
-          <w:sz w:val="32"/>
-          <w:szCs w:val="32"/>
-          <w:lang w:val="en-US"/>
-        </w:rPr>
-        <w:t xml:space="preserve"> CDM-</w:t>
+        <w:t xml:space="preserve">8? </w:t>
+      </w:r>
+      <w:proofErr w:type="gramStart"/>
+      <w:r>
+        <w:rPr>
+          <w:rFonts w:ascii="Times New Roman" w:eastAsia="Times New Roman" w:hAnsi="Times New Roman" w:cs="Times New Roman"/>
+          <w:sz w:val="32"/>
+          <w:szCs w:val="32"/>
+          <w:lang w:val="en-US"/>
+        </w:rPr>
+        <w:t>The</w:t>
+      </w:r>
+      <w:r>
+        <w:rPr>
+          <w:rFonts w:ascii="Times New Roman" w:eastAsia="Times New Roman" w:hAnsi="Times New Roman" w:cs="Times New Roman"/>
+          <w:b/>
+          <w:sz w:val="32"/>
+          <w:szCs w:val="32"/>
+          <w:lang w:val="en-US"/>
+        </w:rPr>
+        <w:t xml:space="preserve"> CDM</w:t>
+      </w:r>
+      <w:proofErr w:type="gramEnd"/>
+      <w:r>
+        <w:rPr>
+          <w:rFonts w:ascii="Times New Roman" w:eastAsia="Times New Roman" w:hAnsi="Times New Roman" w:cs="Times New Roman"/>
+          <w:b/>
+          <w:sz w:val="32"/>
+          <w:szCs w:val="32"/>
+          <w:lang w:val="en-US"/>
+        </w:rPr>
+        <w:t>-</w:t>
       </w:r>
       <w:r>
         <w:rPr>
@@ -1925,7 +2123,27 @@
           <w:szCs w:val="32"/>
           <w:lang w:val="en-US"/>
         </w:rPr>
-        <w:t>We also switched to an extended version of CDM (CDM-8e) during the development process. Why did we do this? In order to increase our ability to expand the code. That is, we did not have enough memory, so we needed additional memory. Increasing the number of memory banks would greatly complicate the readability of the code, as well as slow down its writing.</w:t>
+        <w:t xml:space="preserve">We also switched to an extended version of CDM (CDM-8e) during the development process. Why did we do this? </w:t>
+      </w:r>
+      <w:proofErr w:type="gramStart"/>
+      <w:r>
+        <w:rPr>
+          <w:rFonts w:ascii="Times New Roman" w:eastAsia="Times New Roman" w:hAnsi="Times New Roman" w:cs="Times New Roman"/>
+          <w:sz w:val="32"/>
+          <w:szCs w:val="32"/>
+          <w:lang w:val="en-US"/>
+        </w:rPr>
+        <w:t>In order to</w:t>
+      </w:r>
+      <w:proofErr w:type="gramEnd"/>
+      <w:r>
+        <w:rPr>
+          <w:rFonts w:ascii="Times New Roman" w:eastAsia="Times New Roman" w:hAnsi="Times New Roman" w:cs="Times New Roman"/>
+          <w:sz w:val="32"/>
+          <w:szCs w:val="32"/>
+          <w:lang w:val="en-US"/>
+        </w:rPr>
+        <w:t xml:space="preserve"> increase our ability to expand the code. That is, we did not have enough memory, so we needed additional memory. Increasing the number of memory banks would greatly complicate the readability of the code, as well as slow down its writing.</w:t>
       </w:r>
     </w:p>
     <w:p>
@@ -2234,7 +2452,27 @@
           <w:szCs w:val="32"/>
           <w:lang w:val="en-US"/>
         </w:rPr>
-        <w:t>If there are 2 or 3 living cells next to a living cell, then it continues to live. Otherwise (3 or more or 2 or less), the living cell dies (either from "loneliness" or from "overpopulation")</w:t>
+        <w:t xml:space="preserve">If there are 2 or 3 living cells next to a living cell, then it continues to live. Otherwise (3 or more or 2 or less), the living </w:t>
+      </w:r>
+      <w:proofErr w:type="gramStart"/>
+      <w:r>
+        <w:rPr>
+          <w:rFonts w:ascii="Times New Roman" w:eastAsia="Times New Roman" w:hAnsi="Times New Roman" w:cs="Times New Roman"/>
+          <w:sz w:val="32"/>
+          <w:szCs w:val="32"/>
+          <w:lang w:val="en-US"/>
+        </w:rPr>
+        <w:t>cell</w:t>
+      </w:r>
+      <w:proofErr w:type="gramEnd"/>
+      <w:r>
+        <w:rPr>
+          <w:rFonts w:ascii="Times New Roman" w:eastAsia="Times New Roman" w:hAnsi="Times New Roman" w:cs="Times New Roman"/>
+          <w:sz w:val="32"/>
+          <w:szCs w:val="32"/>
+          <w:lang w:val="en-US"/>
+        </w:rPr>
+        <w:t xml:space="preserve"> dies (either from "loneliness" or from "overpopulation")</w:t>
       </w:r>
     </w:p>
     <w:p>
@@ -2276,7 +2514,27 @@
           <w:szCs w:val="32"/>
           <w:lang w:val="en-US"/>
         </w:rPr>
-        <w:t>Obviously, in order for living cells to appear at all, you need to set the initial state of the field. This condition is called the first generation.</w:t>
+        <w:t xml:space="preserve">Obviously, </w:t>
+      </w:r>
+      <w:proofErr w:type="gramStart"/>
+      <w:r>
+        <w:rPr>
+          <w:rFonts w:ascii="Times New Roman" w:eastAsia="Times New Roman" w:hAnsi="Times New Roman" w:cs="Times New Roman"/>
+          <w:sz w:val="32"/>
+          <w:szCs w:val="32"/>
+          <w:lang w:val="en-US"/>
+        </w:rPr>
+        <w:t>in order for</w:t>
+      </w:r>
+      <w:proofErr w:type="gramEnd"/>
+      <w:r>
+        <w:rPr>
+          <w:rFonts w:ascii="Times New Roman" w:eastAsia="Times New Roman" w:hAnsi="Times New Roman" w:cs="Times New Roman"/>
+          <w:sz w:val="32"/>
+          <w:szCs w:val="32"/>
+          <w:lang w:val="en-US"/>
+        </w:rPr>
+        <w:t xml:space="preserve"> living cells to appear at all, you need to set the initial state of the field. This condition is called the first generation.</w:t>
       </w:r>
     </w:p>
     <w:p>
@@ -2433,7 +2691,27 @@
           <w:lang w:val="en-US"/>
         </w:rPr>
         <w:tab/>
-        <w:t>There are several modifications of the game of life in our project, which requires additional explanations.</w:t>
+        <w:t xml:space="preserve">There are several modifications of the game of life in our project, which </w:t>
+      </w:r>
+      <w:proofErr w:type="gramStart"/>
+      <w:r>
+        <w:rPr>
+          <w:rFonts w:ascii="Times New Roman" w:eastAsia="Times New Roman" w:hAnsi="Times New Roman" w:cs="Times New Roman"/>
+          <w:sz w:val="32"/>
+          <w:szCs w:val="32"/>
+          <w:lang w:val="en-US"/>
+        </w:rPr>
+        <w:t>requires</w:t>
+      </w:r>
+      <w:proofErr w:type="gramEnd"/>
+      <w:r>
+        <w:rPr>
+          <w:rFonts w:ascii="Times New Roman" w:eastAsia="Times New Roman" w:hAnsi="Times New Roman" w:cs="Times New Roman"/>
+          <w:sz w:val="32"/>
+          <w:szCs w:val="32"/>
+          <w:lang w:val="en-US"/>
+        </w:rPr>
+        <w:t xml:space="preserve"> additional explanations.</w:t>
       </w:r>
     </w:p>
     <w:p>
@@ -2497,7 +2775,107 @@
           <w:szCs w:val="32"/>
           <w:lang w:val="en-US"/>
         </w:rPr>
-        <w:t>, then it will become (N-1)x(N-1) up to ((N-Z)x(N-Z)), where Z is zone width parameter. If there is at least one cell left inside the ((N-Z)x(N-Z)) square at the time of the last decrease, then the game is considered won. If not, then a loss follows.</w:t>
+        <w:t>, then it will become (N-</w:t>
+      </w:r>
+      <w:proofErr w:type="gramStart"/>
+      <w:r>
+        <w:rPr>
+          <w:rFonts w:ascii="Times New Roman" w:eastAsia="Times New Roman" w:hAnsi="Times New Roman" w:cs="Times New Roman"/>
+          <w:sz w:val="32"/>
+          <w:szCs w:val="32"/>
+          <w:lang w:val="en-US"/>
+        </w:rPr>
+        <w:t>1)x</w:t>
+      </w:r>
+      <w:proofErr w:type="gramEnd"/>
+      <w:r>
+        <w:rPr>
+          <w:rFonts w:ascii="Times New Roman" w:eastAsia="Times New Roman" w:hAnsi="Times New Roman" w:cs="Times New Roman"/>
+          <w:sz w:val="32"/>
+          <w:szCs w:val="32"/>
+          <w:lang w:val="en-US"/>
+        </w:rPr>
+        <w:t xml:space="preserve">(N-1) up </w:t>
+      </w:r>
+      <w:proofErr w:type="gramStart"/>
+      <w:r>
+        <w:rPr>
+          <w:rFonts w:ascii="Times New Roman" w:eastAsia="Times New Roman" w:hAnsi="Times New Roman" w:cs="Times New Roman"/>
+          <w:sz w:val="32"/>
+          <w:szCs w:val="32"/>
+          <w:lang w:val="en-US"/>
+        </w:rPr>
+        <w:t>to ((</w:t>
+      </w:r>
+      <w:proofErr w:type="gramEnd"/>
+      <w:r>
+        <w:rPr>
+          <w:rFonts w:ascii="Times New Roman" w:eastAsia="Times New Roman" w:hAnsi="Times New Roman" w:cs="Times New Roman"/>
+          <w:sz w:val="32"/>
+          <w:szCs w:val="32"/>
+          <w:lang w:val="en-US"/>
+        </w:rPr>
+        <w:t>N-</w:t>
+      </w:r>
+      <w:proofErr w:type="gramStart"/>
+      <w:r>
+        <w:rPr>
+          <w:rFonts w:ascii="Times New Roman" w:eastAsia="Times New Roman" w:hAnsi="Times New Roman" w:cs="Times New Roman"/>
+          <w:sz w:val="32"/>
+          <w:szCs w:val="32"/>
+          <w:lang w:val="en-US"/>
+        </w:rPr>
+        <w:t>Z)x</w:t>
+      </w:r>
+      <w:proofErr w:type="gramEnd"/>
+      <w:r>
+        <w:rPr>
+          <w:rFonts w:ascii="Times New Roman" w:eastAsia="Times New Roman" w:hAnsi="Times New Roman" w:cs="Times New Roman"/>
+          <w:sz w:val="32"/>
+          <w:szCs w:val="32"/>
+          <w:lang w:val="en-US"/>
+        </w:rPr>
+        <w:t xml:space="preserve">(N-Z)), where Z is zone width parameter. If there is at least one cell left inside </w:t>
+      </w:r>
+      <w:proofErr w:type="gramStart"/>
+      <w:r>
+        <w:rPr>
+          <w:rFonts w:ascii="Times New Roman" w:eastAsia="Times New Roman" w:hAnsi="Times New Roman" w:cs="Times New Roman"/>
+          <w:sz w:val="32"/>
+          <w:szCs w:val="32"/>
+          <w:lang w:val="en-US"/>
+        </w:rPr>
+        <w:t>the ((</w:t>
+      </w:r>
+      <w:proofErr w:type="gramEnd"/>
+      <w:r>
+        <w:rPr>
+          <w:rFonts w:ascii="Times New Roman" w:eastAsia="Times New Roman" w:hAnsi="Times New Roman" w:cs="Times New Roman"/>
+          <w:sz w:val="32"/>
+          <w:szCs w:val="32"/>
+          <w:lang w:val="en-US"/>
+        </w:rPr>
+        <w:t>N-</w:t>
+      </w:r>
+      <w:proofErr w:type="gramStart"/>
+      <w:r>
+        <w:rPr>
+          <w:rFonts w:ascii="Times New Roman" w:eastAsia="Times New Roman" w:hAnsi="Times New Roman" w:cs="Times New Roman"/>
+          <w:sz w:val="32"/>
+          <w:szCs w:val="32"/>
+          <w:lang w:val="en-US"/>
+        </w:rPr>
+        <w:t>Z)x</w:t>
+      </w:r>
+      <w:proofErr w:type="gramEnd"/>
+      <w:r>
+        <w:rPr>
+          <w:rFonts w:ascii="Times New Roman" w:eastAsia="Times New Roman" w:hAnsi="Times New Roman" w:cs="Times New Roman"/>
+          <w:sz w:val="32"/>
+          <w:szCs w:val="32"/>
+          <w:lang w:val="en-US"/>
+        </w:rPr>
+        <w:t>(N-Z)) square at the time of the last decrease, then the game is considered won. If not, then a loss follows.</w:t>
       </w:r>
     </w:p>
     <w:p>
@@ -2574,7 +2952,27 @@
           <w:szCs w:val="32"/>
           <w:lang w:val="en-US"/>
         </w:rPr>
-        <w:t>The software part is responsible for communication between the components, determining which cells need to change their state, and partly for implementing survival mode. The software also implements a limitation on miscalculation (i.e., when calculating, the soft part does not count the piece that was blocked due to the survival mode).</w:t>
+        <w:t xml:space="preserve">The software part is responsible for communication between the components, determining which cells need to change their state, and partly for implementing survival </w:t>
+      </w:r>
+      <w:proofErr w:type="gramStart"/>
+      <w:r>
+        <w:rPr>
+          <w:rFonts w:ascii="Times New Roman" w:eastAsia="Times New Roman" w:hAnsi="Times New Roman" w:cs="Times New Roman"/>
+          <w:sz w:val="32"/>
+          <w:szCs w:val="32"/>
+          <w:lang w:val="en-US"/>
+        </w:rPr>
+        <w:t>mode</w:t>
+      </w:r>
+      <w:proofErr w:type="gramEnd"/>
+      <w:r>
+        <w:rPr>
+          <w:rFonts w:ascii="Times New Roman" w:eastAsia="Times New Roman" w:hAnsi="Times New Roman" w:cs="Times New Roman"/>
+          <w:sz w:val="32"/>
+          <w:szCs w:val="32"/>
+          <w:lang w:val="en-US"/>
+        </w:rPr>
+        <w:t>. The software also implements a limitation on miscalculation (i.e., when calculating, the soft part does not count the piece that was blocked due to the survival mode).</w:t>
       </w:r>
     </w:p>
     <w:p>
@@ -2889,14 +3287,25 @@
           <w:lang w:val="en-US"/>
         </w:rPr>
       </w:pPr>
-      <w:r>
-        <w:rPr>
-          <w:rFonts w:ascii="Times New Roman" w:eastAsia="Times New Roman" w:hAnsi="Times New Roman" w:cs="Times New Roman"/>
-          <w:sz w:val="32"/>
-          <w:szCs w:val="32"/>
-          <w:lang w:val="en-US"/>
-        </w:rPr>
-        <w:t xml:space="preserve">In order to start the game, you first need to turn on the clock. This is done in the internal interface of Logisim. To do this, select the clock speed of 4.1 kHz and start the clock cycles with the appropriate menu item, or by pressing </w:t>
+      <w:proofErr w:type="gramStart"/>
+      <w:r>
+        <w:rPr>
+          <w:rFonts w:ascii="Times New Roman" w:eastAsia="Times New Roman" w:hAnsi="Times New Roman" w:cs="Times New Roman"/>
+          <w:sz w:val="32"/>
+          <w:szCs w:val="32"/>
+          <w:lang w:val="en-US"/>
+        </w:rPr>
+        <w:t>In order to</w:t>
+      </w:r>
+      <w:proofErr w:type="gramEnd"/>
+      <w:r>
+        <w:rPr>
+          <w:rFonts w:ascii="Times New Roman" w:eastAsia="Times New Roman" w:hAnsi="Times New Roman" w:cs="Times New Roman"/>
+          <w:sz w:val="32"/>
+          <w:szCs w:val="32"/>
+          <w:lang w:val="en-US"/>
+        </w:rPr>
+        <w:t xml:space="preserve"> start the game, you first need to turn on the clock. This is done in the internal interface of Logisim. To do this, select the clock speed of 4.1 kHz and start the clock cycles with the appropriate menu item, or by pressing </w:t>
       </w:r>
       <w:proofErr w:type="spellStart"/>
       <w:r>
@@ -3073,7 +3482,27 @@
           <w:szCs w:val="32"/>
           <w:lang w:val="en-US"/>
         </w:rPr>
-        <w:t xml:space="preserve">Next, let's go to the MAIN diagram in order to consider the user interface. </w:t>
+        <w:t xml:space="preserve">Next, let's go to the MAIN diagram </w:t>
+      </w:r>
+      <w:proofErr w:type="gramStart"/>
+      <w:r>
+        <w:rPr>
+          <w:rFonts w:ascii="Times New Roman" w:eastAsia="Times New Roman" w:hAnsi="Times New Roman" w:cs="Times New Roman"/>
+          <w:sz w:val="32"/>
+          <w:szCs w:val="32"/>
+          <w:lang w:val="en-US"/>
+        </w:rPr>
+        <w:t>in order to</w:t>
+      </w:r>
+      <w:proofErr w:type="gramEnd"/>
+      <w:r>
+        <w:rPr>
+          <w:rFonts w:ascii="Times New Roman" w:eastAsia="Times New Roman" w:hAnsi="Times New Roman" w:cs="Times New Roman"/>
+          <w:sz w:val="32"/>
+          <w:szCs w:val="32"/>
+          <w:lang w:val="en-US"/>
+        </w:rPr>
+        <w:t xml:space="preserve"> consider the user interface. </w:t>
       </w:r>
       <w:r>
         <w:rPr>
@@ -3097,26 +3526,26 @@
       <w:r>
         <w:rPr>
           <w:rFonts w:ascii="Times New Roman" w:eastAsia="Times New Roman" w:hAnsi="Times New Roman" w:cs="Times New Roman"/>
-          <w:noProof/>
           <w:sz w:val="32"/>
           <w:szCs w:val="32"/>
         </w:rPr>
         <w:drawing>
-          <wp:inline distT="114300" distB="114300" distL="114300" distR="114300" wp14:anchorId="7394F12E" wp14:editId="33F55AE9">
-            <wp:extent cx="6318960" cy="4343400"/>
-            <wp:effectExtent l="0" t="0" r="0" b="0"/>
-            <wp:docPr id="18" name="image3.png"/>
-            <wp:cNvGraphicFramePr/>
+          <wp:inline distT="0" distB="0" distL="0" distR="0" wp14:anchorId="179F2159" wp14:editId="78598D6B">
+            <wp:extent cx="6321425" cy="5622290"/>
+            <wp:effectExtent l="0" t="0" r="3175" b="0"/>
+            <wp:docPr id="1392525969" name="Рисунок 1" descr="Изображение выглядит как текст, снимок экрана, дисплей, диаграмма&#10;&#10;Контент, сгенерированный ИИ, может содержать ошибки."/>
+            <wp:cNvGraphicFramePr>
+              <a:graphicFrameLocks xmlns:a="http://schemas.openxmlformats.org/drawingml/2006/main" noChangeAspect="1"/>
+            </wp:cNvGraphicFramePr>
             <a:graphic xmlns:a="http://schemas.openxmlformats.org/drawingml/2006/main">
               <a:graphicData uri="http://schemas.openxmlformats.org/drawingml/2006/picture">
                 <pic:pic xmlns:pic="http://schemas.openxmlformats.org/drawingml/2006/picture">
                   <pic:nvPicPr>
-                    <pic:cNvPr id="0" name="image3.png"/>
-                    <pic:cNvPicPr preferRelativeResize="0"/>
+                    <pic:cNvPr id="1392525969" name="Рисунок 1" descr="Изображение выглядит как текст, снимок экрана, дисплей, диаграмма&#10;&#10;Контент, сгенерированный ИИ, может содержать ошибки."/>
+                    <pic:cNvPicPr/>
                   </pic:nvPicPr>
                   <pic:blipFill>
                     <a:blip r:embed="rId10"/>
-                    <a:srcRect/>
                     <a:stretch>
                       <a:fillRect/>
                     </a:stretch>
@@ -3124,12 +3553,11 @@
                   <pic:spPr>
                     <a:xfrm>
                       <a:off x="0" y="0"/>
-                      <a:ext cx="6318960" cy="4343400"/>
+                      <a:ext cx="6321425" cy="5622290"/>
                     </a:xfrm>
                     <a:prstGeom prst="rect">
                       <a:avLst/>
                     </a:prstGeom>
-                    <a:ln/>
                   </pic:spPr>
                 </pic:pic>
               </a:graphicData>
@@ -3184,14 +3612,25 @@
           <w:lang w:val="en-US"/>
         </w:rPr>
       </w:pPr>
-      <w:r>
-        <w:rPr>
-          <w:rFonts w:ascii="Times New Roman" w:eastAsia="Times New Roman" w:hAnsi="Times New Roman" w:cs="Times New Roman"/>
-          <w:sz w:val="32"/>
-          <w:szCs w:val="32"/>
-          <w:lang w:val="en-US"/>
-        </w:rPr>
-        <w:t>In order to start the game, you first need to set up the primary generation. To do this, select the keyboard, and then enter the characters, depending on what we want to get:</w:t>
+      <w:proofErr w:type="gramStart"/>
+      <w:r>
+        <w:rPr>
+          <w:rFonts w:ascii="Times New Roman" w:eastAsia="Times New Roman" w:hAnsi="Times New Roman" w:cs="Times New Roman"/>
+          <w:sz w:val="32"/>
+          <w:szCs w:val="32"/>
+          <w:lang w:val="en-US"/>
+        </w:rPr>
+        <w:t>In order to</w:t>
+      </w:r>
+      <w:proofErr w:type="gramEnd"/>
+      <w:r>
+        <w:rPr>
+          <w:rFonts w:ascii="Times New Roman" w:eastAsia="Times New Roman" w:hAnsi="Times New Roman" w:cs="Times New Roman"/>
+          <w:sz w:val="32"/>
+          <w:szCs w:val="32"/>
+          <w:lang w:val="en-US"/>
+        </w:rPr>
+        <w:t xml:space="preserve"> start the game, you first need to set up the primary generation. To do this, select the keyboard, and then enter the characters, depending on what we want to get:</w:t>
       </w:r>
     </w:p>
     <w:p>
@@ -3370,41 +3809,43 @@
           <w:lang w:val="en-US"/>
         </w:rPr>
       </w:pPr>
-    </w:p>
-    <w:p>
-      <w:pPr>
-        <w:spacing w:line="240" w:lineRule="auto"/>
-        <w:ind w:left="2160" w:right="-99"/>
-        <w:rPr>
-          <w:rFonts w:ascii="Times New Roman" w:eastAsia="Times New Roman" w:hAnsi="Times New Roman" w:cs="Times New Roman"/>
-          <w:sz w:val="32"/>
-          <w:szCs w:val="32"/>
-        </w:rPr>
-      </w:pPr>
-      <w:r>
-        <w:rPr>
-          <w:rFonts w:ascii="Times New Roman" w:eastAsia="Times New Roman" w:hAnsi="Times New Roman" w:cs="Times New Roman"/>
-          <w:noProof/>
-          <w:sz w:val="32"/>
-          <w:szCs w:val="32"/>
-        </w:rPr>
-        <w:lastRenderedPageBreak/>
+      <w:r>
+        <w:rPr>
+          <w:rFonts w:ascii="Times New Roman" w:eastAsia="Times New Roman" w:hAnsi="Times New Roman" w:cs="Times New Roman"/>
+          <w:sz w:val="32"/>
+          <w:szCs w:val="32"/>
+        </w:rPr>
         <w:drawing>
-          <wp:inline distT="114300" distB="114300" distL="114300" distR="114300" wp14:anchorId="66AD7761" wp14:editId="27C9C32B">
-            <wp:extent cx="3314700" cy="704850"/>
-            <wp:effectExtent l="0" t="0" r="0" b="0"/>
-            <wp:docPr id="21" name="image18.png"/>
-            <wp:cNvGraphicFramePr/>
+          <wp:anchor distT="0" distB="0" distL="114300" distR="114300" simplePos="0" relativeHeight="251658240" behindDoc="0" locked="0" layoutInCell="1" allowOverlap="1" wp14:anchorId="2C9FE5A5" wp14:editId="250040D8">
+            <wp:simplePos x="0" y="0"/>
+            <wp:positionH relativeFrom="margin">
+              <wp:align>center</wp:align>
+            </wp:positionH>
+            <wp:positionV relativeFrom="paragraph">
+              <wp:posOffset>0</wp:posOffset>
+            </wp:positionV>
+            <wp:extent cx="2105319" cy="1733792"/>
+            <wp:effectExtent l="0" t="0" r="9525" b="0"/>
+            <wp:wrapTopAndBottom/>
+            <wp:docPr id="2127305199" name="Рисунок 1"/>
+            <wp:cNvGraphicFramePr>
+              <a:graphicFrameLocks xmlns:a="http://schemas.openxmlformats.org/drawingml/2006/main" noChangeAspect="1"/>
+            </wp:cNvGraphicFramePr>
             <a:graphic xmlns:a="http://schemas.openxmlformats.org/drawingml/2006/main">
               <a:graphicData uri="http://schemas.openxmlformats.org/drawingml/2006/picture">
                 <pic:pic xmlns:pic="http://schemas.openxmlformats.org/drawingml/2006/picture">
                   <pic:nvPicPr>
-                    <pic:cNvPr id="0" name="image18.png"/>
-                    <pic:cNvPicPr preferRelativeResize="0"/>
+                    <pic:cNvPr id="2127305199" name=""/>
+                    <pic:cNvPicPr/>
                   </pic:nvPicPr>
                   <pic:blipFill>
-                    <a:blip r:embed="rId11"/>
-                    <a:srcRect/>
+                    <a:blip r:embed="rId11">
+                      <a:extLst>
+                        <a:ext uri="{28A0092B-C50C-407E-A947-70E740481C1C}">
+                          <a14:useLocalDpi xmlns:a14="http://schemas.microsoft.com/office/drawing/2010/main" val="0"/>
+                        </a:ext>
+                      </a:extLst>
+                    </a:blip>
                     <a:stretch>
                       <a:fillRect/>
                     </a:stretch>
@@ -3412,23 +3853,44 @@
                   <pic:spPr>
                     <a:xfrm>
                       <a:off x="0" y="0"/>
-                      <a:ext cx="3314700" cy="704850"/>
+                      <a:ext cx="2105319" cy="1733792"/>
                     </a:xfrm>
                     <a:prstGeom prst="rect">
                       <a:avLst/>
                     </a:prstGeom>
-                    <a:ln/>
                   </pic:spPr>
                 </pic:pic>
               </a:graphicData>
             </a:graphic>
-          </wp:inline>
+          </wp:anchor>
         </w:drawing>
       </w:r>
     </w:p>
     <w:p>
       <w:pPr>
         <w:spacing w:line="240" w:lineRule="auto"/>
+        <w:ind w:right="-99"/>
+        <w:jc w:val="center"/>
+        <w:rPr>
+          <w:rFonts w:ascii="Times New Roman" w:eastAsia="Times New Roman" w:hAnsi="Times New Roman" w:cs="Times New Roman"/>
+          <w:sz w:val="28"/>
+          <w:szCs w:val="28"/>
+          <w:lang w:val="en-US"/>
+        </w:rPr>
+      </w:pPr>
+      <w:r>
+        <w:rPr>
+          <w:rFonts w:ascii="Times New Roman" w:eastAsia="Times New Roman" w:hAnsi="Times New Roman" w:cs="Times New Roman"/>
+          <w:sz w:val="28"/>
+          <w:szCs w:val="28"/>
+          <w:lang w:val="en-US"/>
+        </w:rPr>
+        <w:t>Figure 4</w:t>
+      </w:r>
+    </w:p>
+    <w:p>
+      <w:pPr>
+        <w:spacing w:line="240" w:lineRule="auto"/>
         <w:ind w:left="3600" w:right="-99"/>
         <w:rPr>
           <w:rFonts w:ascii="Times New Roman" w:eastAsia="Times New Roman" w:hAnsi="Times New Roman" w:cs="Times New Roman"/>
@@ -3437,23 +3899,6 @@
           <w:lang w:val="en-US"/>
         </w:rPr>
       </w:pPr>
-      <w:r>
-        <w:rPr>
-          <w:rFonts w:ascii="Times New Roman" w:eastAsia="Times New Roman" w:hAnsi="Times New Roman" w:cs="Times New Roman"/>
-          <w:sz w:val="28"/>
-          <w:szCs w:val="28"/>
-        </w:rPr>
-        <w:t xml:space="preserve">      </w:t>
-      </w:r>
-      <w:r>
-        <w:rPr>
-          <w:rFonts w:ascii="Times New Roman" w:eastAsia="Times New Roman" w:hAnsi="Times New Roman" w:cs="Times New Roman"/>
-          <w:sz w:val="28"/>
-          <w:szCs w:val="28"/>
-          <w:lang w:val="en-US"/>
-        </w:rPr>
-        <w:t>Figure 4</w:t>
-      </w:r>
     </w:p>
     <w:p>
       <w:pPr>
@@ -3473,7 +3918,47 @@
           <w:szCs w:val="32"/>
           <w:lang w:val="en-US"/>
         </w:rPr>
-        <w:t>On figure 4, you can see the elements responsible for setting birth condition and survival condition, which can be changed. Each unit in these elements means the number of neighbors that will affect the reproduction of effects of the same name as the elements.</w:t>
+        <w:t xml:space="preserve">On figure 4, you can see the elements responsible for setting birth </w:t>
+      </w:r>
+      <w:proofErr w:type="gramStart"/>
+      <w:r>
+        <w:rPr>
+          <w:rFonts w:ascii="Times New Roman" w:eastAsia="Times New Roman" w:hAnsi="Times New Roman" w:cs="Times New Roman"/>
+          <w:sz w:val="32"/>
+          <w:szCs w:val="32"/>
+          <w:lang w:val="en-US"/>
+        </w:rPr>
+        <w:t>condition</w:t>
+      </w:r>
+      <w:proofErr w:type="gramEnd"/>
+      <w:r>
+        <w:rPr>
+          <w:rFonts w:ascii="Times New Roman" w:eastAsia="Times New Roman" w:hAnsi="Times New Roman" w:cs="Times New Roman"/>
+          <w:sz w:val="32"/>
+          <w:szCs w:val="32"/>
+          <w:lang w:val="en-US"/>
+        </w:rPr>
+        <w:t xml:space="preserve"> and survival </w:t>
+      </w:r>
+      <w:proofErr w:type="gramStart"/>
+      <w:r>
+        <w:rPr>
+          <w:rFonts w:ascii="Times New Roman" w:eastAsia="Times New Roman" w:hAnsi="Times New Roman" w:cs="Times New Roman"/>
+          <w:sz w:val="32"/>
+          <w:szCs w:val="32"/>
+          <w:lang w:val="en-US"/>
+        </w:rPr>
+        <w:t>condition</w:t>
+      </w:r>
+      <w:proofErr w:type="gramEnd"/>
+      <w:r>
+        <w:rPr>
+          <w:rFonts w:ascii="Times New Roman" w:eastAsia="Times New Roman" w:hAnsi="Times New Roman" w:cs="Times New Roman"/>
+          <w:sz w:val="32"/>
+          <w:szCs w:val="32"/>
+          <w:lang w:val="en-US"/>
+        </w:rPr>
+        <w:t>, which can be changed. Each unit in these elements means the number of neighbors that will affect the reproduction of effects of the same name as the elements.</w:t>
       </w:r>
     </w:p>
     <w:p>
@@ -3487,67 +3972,44 @@
           <w:lang w:val="en-US"/>
         </w:rPr>
       </w:pPr>
-    </w:p>
-    <w:p>
-      <w:pPr>
-        <w:spacing w:line="240" w:lineRule="auto"/>
-        <w:ind w:right="-99" w:firstLine="720"/>
-        <w:rPr>
-          <w:rFonts w:ascii="Times New Roman" w:eastAsia="Times New Roman" w:hAnsi="Times New Roman" w:cs="Times New Roman"/>
-          <w:sz w:val="32"/>
-          <w:szCs w:val="32"/>
-        </w:rPr>
-      </w:pPr>
-      <w:r>
-        <w:rPr>
-          <w:rFonts w:ascii="Times New Roman" w:eastAsia="Times New Roman" w:hAnsi="Times New Roman" w:cs="Times New Roman"/>
-          <w:sz w:val="32"/>
-          <w:szCs w:val="32"/>
-          <w:lang w:val="en-US"/>
-        </w:rPr>
-        <w:tab/>
-      </w:r>
-      <w:r>
-        <w:rPr>
-          <w:rFonts w:ascii="Times New Roman" w:eastAsia="Times New Roman" w:hAnsi="Times New Roman" w:cs="Times New Roman"/>
-          <w:sz w:val="32"/>
-          <w:szCs w:val="32"/>
-          <w:lang w:val="en-US"/>
-        </w:rPr>
-        <w:tab/>
-      </w:r>
-      <w:r>
-        <w:rPr>
-          <w:rFonts w:ascii="Times New Roman" w:eastAsia="Times New Roman" w:hAnsi="Times New Roman" w:cs="Times New Roman"/>
-          <w:sz w:val="32"/>
-          <w:szCs w:val="32"/>
-          <w:lang w:val="en-US"/>
-        </w:rPr>
-        <w:tab/>
-      </w:r>
-      <w:r>
-        <w:rPr>
-          <w:rFonts w:ascii="Times New Roman" w:eastAsia="Times New Roman" w:hAnsi="Times New Roman" w:cs="Times New Roman"/>
-          <w:noProof/>
-          <w:sz w:val="32"/>
-          <w:szCs w:val="32"/>
+      <w:r>
+        <w:rPr>
+          <w:rFonts w:ascii="Times New Roman" w:eastAsia="Times New Roman" w:hAnsi="Times New Roman" w:cs="Times New Roman"/>
+          <w:sz w:val="32"/>
+          <w:szCs w:val="32"/>
+          <w:lang w:val="en-US"/>
         </w:rPr>
         <w:drawing>
-          <wp:inline distT="114300" distB="114300" distL="114300" distR="114300" wp14:anchorId="025116ED" wp14:editId="7BE92E74">
-            <wp:extent cx="2324100" cy="542925"/>
-            <wp:effectExtent l="0" t="0" r="0" b="0"/>
-            <wp:docPr id="20" name="image1.png"/>
-            <wp:cNvGraphicFramePr/>
+          <wp:anchor distT="0" distB="0" distL="114300" distR="114300" simplePos="0" relativeHeight="251659264" behindDoc="0" locked="0" layoutInCell="1" allowOverlap="1" wp14:anchorId="0FE237BA" wp14:editId="4D177462">
+            <wp:simplePos x="0" y="0"/>
+            <wp:positionH relativeFrom="margin">
+              <wp:align>center</wp:align>
+            </wp:positionH>
+            <wp:positionV relativeFrom="paragraph">
+              <wp:posOffset>344805</wp:posOffset>
+            </wp:positionV>
+            <wp:extent cx="1266825" cy="781050"/>
+            <wp:effectExtent l="0" t="0" r="9525" b="0"/>
+            <wp:wrapTopAndBottom/>
+            <wp:docPr id="2057165508" name="Рисунок 1" descr="Изображение выглядит как текст, Шрифт, Графика, снимок экрана&#10;&#10;Контент, сгенерированный ИИ, может содержать ошибки."/>
+            <wp:cNvGraphicFramePr>
+              <a:graphicFrameLocks xmlns:a="http://schemas.openxmlformats.org/drawingml/2006/main" noChangeAspect="1"/>
+            </wp:cNvGraphicFramePr>
             <a:graphic xmlns:a="http://schemas.openxmlformats.org/drawingml/2006/main">
               <a:graphicData uri="http://schemas.openxmlformats.org/drawingml/2006/picture">
                 <pic:pic xmlns:pic="http://schemas.openxmlformats.org/drawingml/2006/picture">
                   <pic:nvPicPr>
-                    <pic:cNvPr id="0" name="image1.png"/>
-                    <pic:cNvPicPr preferRelativeResize="0"/>
+                    <pic:cNvPr id="2057165508" name="Рисунок 1" descr="Изображение выглядит как текст, Шрифт, Графика, снимок экрана&#10;&#10;Контент, сгенерированный ИИ, может содержать ошибки."/>
+                    <pic:cNvPicPr/>
                   </pic:nvPicPr>
                   <pic:blipFill>
-                    <a:blip r:embed="rId12"/>
-                    <a:srcRect/>
+                    <a:blip r:embed="rId12">
+                      <a:extLst>
+                        <a:ext uri="{28A0092B-C50C-407E-A947-70E740481C1C}">
+                          <a14:useLocalDpi xmlns:a14="http://schemas.microsoft.com/office/drawing/2010/main" val="0"/>
+                        </a:ext>
+                      </a:extLst>
+                    </a:blip>
                     <a:stretch>
                       <a:fillRect/>
                     </a:stretch>
@@ -3555,24 +4017,62 @@
                   <pic:spPr>
                     <a:xfrm>
                       <a:off x="0" y="0"/>
-                      <a:ext cx="2324100" cy="542925"/>
+                      <a:ext cx="1266825" cy="781050"/>
                     </a:xfrm>
                     <a:prstGeom prst="rect">
                       <a:avLst/>
                     </a:prstGeom>
-                    <a:ln/>
                   </pic:spPr>
                 </pic:pic>
               </a:graphicData>
             </a:graphic>
-          </wp:inline>
+          </wp:anchor>
         </w:drawing>
       </w:r>
     </w:p>
     <w:p>
       <w:pPr>
         <w:spacing w:line="240" w:lineRule="auto"/>
-        <w:ind w:left="3600" w:right="-99" w:firstLine="720"/>
+        <w:ind w:right="-99" w:firstLine="720"/>
+        <w:rPr>
+          <w:rFonts w:ascii="Times New Roman" w:eastAsia="Times New Roman" w:hAnsi="Times New Roman" w:cs="Times New Roman"/>
+          <w:sz w:val="32"/>
+          <w:szCs w:val="32"/>
+        </w:rPr>
+      </w:pPr>
+      <w:r>
+        <w:rPr>
+          <w:rFonts w:ascii="Times New Roman" w:eastAsia="Times New Roman" w:hAnsi="Times New Roman" w:cs="Times New Roman"/>
+          <w:sz w:val="32"/>
+          <w:szCs w:val="32"/>
+          <w:lang w:val="en-US"/>
+        </w:rPr>
+        <w:tab/>
+      </w:r>
+      <w:r>
+        <w:rPr>
+          <w:rFonts w:ascii="Times New Roman" w:eastAsia="Times New Roman" w:hAnsi="Times New Roman" w:cs="Times New Roman"/>
+          <w:sz w:val="32"/>
+          <w:szCs w:val="32"/>
+          <w:lang w:val="en-US"/>
+        </w:rPr>
+        <w:tab/>
+      </w:r>
+      <w:r>
+        <w:rPr>
+          <w:rFonts w:ascii="Times New Roman" w:eastAsia="Times New Roman" w:hAnsi="Times New Roman" w:cs="Times New Roman"/>
+          <w:sz w:val="32"/>
+          <w:szCs w:val="32"/>
+          <w:lang w:val="en-US"/>
+        </w:rPr>
+        <w:tab/>
+      </w:r>
+    </w:p>
+    <w:p>
+      <w:pPr>
+        <w:spacing w:line="240" w:lineRule="auto"/>
+        <w:ind w:right="-99"/>
+        <w:jc w:val="center"/>
         <w:rPr>
           <w:rFonts w:ascii="Times New Roman" w:eastAsia="Times New Roman" w:hAnsi="Times New Roman" w:cs="Times New Roman"/>
           <w:sz w:val="28"/>
@@ -3620,7 +4120,27 @@
           <w:szCs w:val="32"/>
           <w:lang w:val="en-US"/>
         </w:rPr>
-        <w:t xml:space="preserve">After setting the conditions, you can change the game mode (Figure 5.1). There are two game modes, they have already been described in detail. Let's just remind you that survival is a narrowed-field mode, while creative is a closed-field mode with a constant size. </w:t>
+        <w:t xml:space="preserve">After setting the conditions, you can change the game mode (Figure 5.1). There are two game modes, they have already been described in detail. Let's just remind you that survival is a </w:t>
+      </w:r>
+      <w:proofErr w:type="gramStart"/>
+      <w:r>
+        <w:rPr>
+          <w:rFonts w:ascii="Times New Roman" w:eastAsia="Times New Roman" w:hAnsi="Times New Roman" w:cs="Times New Roman"/>
+          <w:sz w:val="32"/>
+          <w:szCs w:val="32"/>
+          <w:lang w:val="en-US"/>
+        </w:rPr>
+        <w:t>narrowed</w:t>
+      </w:r>
+      <w:proofErr w:type="gramEnd"/>
+      <w:r>
+        <w:rPr>
+          <w:rFonts w:ascii="Times New Roman" w:eastAsia="Times New Roman" w:hAnsi="Times New Roman" w:cs="Times New Roman"/>
+          <w:sz w:val="32"/>
+          <w:szCs w:val="32"/>
+          <w:lang w:val="en-US"/>
+        </w:rPr>
+        <w:t xml:space="preserve">-field mode, while creative is a closed-field mode with a constant size. </w:t>
       </w:r>
     </w:p>
     <w:p>
@@ -3649,26 +4169,40 @@
       <w:r>
         <w:rPr>
           <w:rFonts w:ascii="Times New Roman" w:eastAsia="Times New Roman" w:hAnsi="Times New Roman" w:cs="Times New Roman"/>
-          <w:noProof/>
           <w:sz w:val="32"/>
           <w:szCs w:val="32"/>
         </w:rPr>
         <w:drawing>
-          <wp:inline distT="114300" distB="114300" distL="114300" distR="114300" wp14:anchorId="3BA8065D" wp14:editId="3808EFAF">
-            <wp:extent cx="1133475" cy="838200"/>
-            <wp:effectExtent l="0" t="0" r="0" b="0"/>
-            <wp:docPr id="16" name="image16.png"/>
-            <wp:cNvGraphicFramePr/>
+          <wp:anchor distT="0" distB="0" distL="114300" distR="114300" simplePos="0" relativeHeight="251660288" behindDoc="0" locked="0" layoutInCell="1" allowOverlap="1" wp14:anchorId="70C12EA9" wp14:editId="6D782C62">
+            <wp:simplePos x="0" y="0"/>
+            <wp:positionH relativeFrom="column">
+              <wp:posOffset>2536825</wp:posOffset>
+            </wp:positionH>
+            <wp:positionV relativeFrom="paragraph">
+              <wp:posOffset>3175</wp:posOffset>
+            </wp:positionV>
+            <wp:extent cx="1305107" cy="1409897"/>
+            <wp:effectExtent l="0" t="0" r="9525" b="0"/>
+            <wp:wrapTopAndBottom/>
+            <wp:docPr id="905765660" name="Рисунок 1"/>
+            <wp:cNvGraphicFramePr>
+              <a:graphicFrameLocks xmlns:a="http://schemas.openxmlformats.org/drawingml/2006/main" noChangeAspect="1"/>
+            </wp:cNvGraphicFramePr>
             <a:graphic xmlns:a="http://schemas.openxmlformats.org/drawingml/2006/main">
               <a:graphicData uri="http://schemas.openxmlformats.org/drawingml/2006/picture">
                 <pic:pic xmlns:pic="http://schemas.openxmlformats.org/drawingml/2006/picture">
                   <pic:nvPicPr>
-                    <pic:cNvPr id="0" name="image16.png"/>
-                    <pic:cNvPicPr preferRelativeResize="0"/>
+                    <pic:cNvPr id="905765660" name=""/>
+                    <pic:cNvPicPr/>
                   </pic:nvPicPr>
                   <pic:blipFill>
-                    <a:blip r:embed="rId13"/>
-                    <a:srcRect/>
+                    <a:blip r:embed="rId13">
+                      <a:extLst>
+                        <a:ext uri="{28A0092B-C50C-407E-A947-70E740481C1C}">
+                          <a14:useLocalDpi xmlns:a14="http://schemas.microsoft.com/office/drawing/2010/main" val="0"/>
+                        </a:ext>
+                      </a:extLst>
+                    </a:blip>
                     <a:stretch>
                       <a:fillRect/>
                     </a:stretch>
@@ -3676,17 +4210,16 @@
                   <pic:spPr>
                     <a:xfrm>
                       <a:off x="0" y="0"/>
-                      <a:ext cx="1133475" cy="838200"/>
+                      <a:ext cx="1305107" cy="1409897"/>
                     </a:xfrm>
                     <a:prstGeom prst="rect">
                       <a:avLst/>
                     </a:prstGeom>
-                    <a:ln/>
                   </pic:spPr>
                 </pic:pic>
               </a:graphicData>
             </a:graphic>
-          </wp:inline>
+          </wp:anchor>
         </w:drawing>
       </w:r>
     </w:p>
@@ -3763,7 +4296,47 @@
           <w:szCs w:val="32"/>
           <w:lang w:val="en-US"/>
         </w:rPr>
-        <w:t xml:space="preserve"> field will decrease in survival mode. The same Z from the finite square formula ((N-Z)x(N-Z)). </w:t>
+        <w:t xml:space="preserve"> field will decrease in survival mode. The same Z from the finite square </w:t>
+      </w:r>
+      <w:proofErr w:type="gramStart"/>
+      <w:r>
+        <w:rPr>
+          <w:rFonts w:ascii="Times New Roman" w:eastAsia="Times New Roman" w:hAnsi="Times New Roman" w:cs="Times New Roman"/>
+          <w:sz w:val="32"/>
+          <w:szCs w:val="32"/>
+          <w:lang w:val="en-US"/>
+        </w:rPr>
+        <w:t>formula ((</w:t>
+      </w:r>
+      <w:proofErr w:type="gramEnd"/>
+      <w:r>
+        <w:rPr>
+          <w:rFonts w:ascii="Times New Roman" w:eastAsia="Times New Roman" w:hAnsi="Times New Roman" w:cs="Times New Roman"/>
+          <w:sz w:val="32"/>
+          <w:szCs w:val="32"/>
+          <w:lang w:val="en-US"/>
+        </w:rPr>
+        <w:t>N-</w:t>
+      </w:r>
+      <w:proofErr w:type="gramStart"/>
+      <w:r>
+        <w:rPr>
+          <w:rFonts w:ascii="Times New Roman" w:eastAsia="Times New Roman" w:hAnsi="Times New Roman" w:cs="Times New Roman"/>
+          <w:sz w:val="32"/>
+          <w:szCs w:val="32"/>
+          <w:lang w:val="en-US"/>
+        </w:rPr>
+        <w:t>Z)x</w:t>
+      </w:r>
+      <w:proofErr w:type="gramEnd"/>
+      <w:r>
+        <w:rPr>
+          <w:rFonts w:ascii="Times New Roman" w:eastAsia="Times New Roman" w:hAnsi="Times New Roman" w:cs="Times New Roman"/>
+          <w:sz w:val="32"/>
+          <w:szCs w:val="32"/>
+          <w:lang w:val="en-US"/>
+        </w:rPr>
+        <w:t xml:space="preserve">(N-Z)). </w:t>
       </w:r>
     </w:p>
     <w:p>
@@ -3784,6 +4357,7 @@
           <w:szCs w:val="32"/>
           <w:lang w:val="en-US"/>
         </w:rPr>
+        <w:lastRenderedPageBreak/>
         <w:t>Next, just press the ON/OFF button to start/stop the generation. The generation may take time, be patient!</w:t>
       </w:r>
     </w:p>
@@ -3966,7 +4540,6 @@
           <w:szCs w:val="32"/>
           <w:lang w:val="en-US"/>
         </w:rPr>
-        <w:lastRenderedPageBreak/>
         <w:t>Input row (Y) - Responsible for the Input Y coordinates for the cell.</w:t>
       </w:r>
     </w:p>
@@ -4033,26 +4606,26 @@
       <w:r>
         <w:rPr>
           <w:rFonts w:ascii="Times New Roman" w:eastAsia="Times New Roman" w:hAnsi="Times New Roman" w:cs="Times New Roman"/>
-          <w:noProof/>
           <w:sz w:val="32"/>
           <w:szCs w:val="32"/>
         </w:rPr>
         <w:drawing>
-          <wp:inline distT="114300" distB="114300" distL="114300" distR="114300" wp14:anchorId="49DFD481" wp14:editId="2AE84117">
-            <wp:extent cx="6318960" cy="2527300"/>
-            <wp:effectExtent l="0" t="0" r="0" b="0"/>
-            <wp:docPr id="3" name="image14.png"/>
-            <wp:cNvGraphicFramePr/>
+          <wp:inline distT="0" distB="0" distL="0" distR="0" wp14:anchorId="0AF28AD9" wp14:editId="5F392CAF">
+            <wp:extent cx="6321425" cy="1475105"/>
+            <wp:effectExtent l="0" t="0" r="3175" b="0"/>
+            <wp:docPr id="307107595" name="Рисунок 1" descr="Изображение выглядит как диаграмма, План, линия&#10;&#10;Контент, сгенерированный ИИ, может содержать ошибки."/>
+            <wp:cNvGraphicFramePr>
+              <a:graphicFrameLocks xmlns:a="http://schemas.openxmlformats.org/drawingml/2006/main" noChangeAspect="1"/>
+            </wp:cNvGraphicFramePr>
             <a:graphic xmlns:a="http://schemas.openxmlformats.org/drawingml/2006/main">
               <a:graphicData uri="http://schemas.openxmlformats.org/drawingml/2006/picture">
                 <pic:pic xmlns:pic="http://schemas.openxmlformats.org/drawingml/2006/picture">
                   <pic:nvPicPr>
-                    <pic:cNvPr id="0" name="image14.png"/>
-                    <pic:cNvPicPr preferRelativeResize="0"/>
+                    <pic:cNvPr id="307107595" name="Рисунок 1" descr="Изображение выглядит как диаграмма, План, линия&#10;&#10;Контент, сгенерированный ИИ, может содержать ошибки."/>
+                    <pic:cNvPicPr/>
                   </pic:nvPicPr>
                   <pic:blipFill>
                     <a:blip r:embed="rId14"/>
-                    <a:srcRect/>
                     <a:stretch>
                       <a:fillRect/>
                     </a:stretch>
@@ -4060,12 +4633,11 @@
                   <pic:spPr>
                     <a:xfrm>
                       <a:off x="0" y="0"/>
-                      <a:ext cx="6318960" cy="2527300"/>
+                      <a:ext cx="6321425" cy="1475105"/>
                     </a:xfrm>
                     <a:prstGeom prst="rect">
                       <a:avLst/>
                     </a:prstGeom>
-                    <a:ln/>
                   </pic:spPr>
                 </pic:pic>
               </a:graphicData>
@@ -4107,26 +4679,26 @@
       <w:r>
         <w:rPr>
           <w:rFonts w:ascii="Times New Roman" w:eastAsia="Times New Roman" w:hAnsi="Times New Roman" w:cs="Times New Roman"/>
-          <w:noProof/>
           <w:sz w:val="28"/>
           <w:szCs w:val="28"/>
         </w:rPr>
         <w:drawing>
-          <wp:inline distT="114300" distB="114300" distL="114300" distR="114300" wp14:anchorId="2B15DC3C" wp14:editId="00AEAB37">
-            <wp:extent cx="6318960" cy="2540000"/>
-            <wp:effectExtent l="0" t="0" r="0" b="0"/>
-            <wp:docPr id="19" name="image21.png"/>
-            <wp:cNvGraphicFramePr/>
+          <wp:inline distT="0" distB="0" distL="0" distR="0" wp14:anchorId="4B2D565E" wp14:editId="56F453FE">
+            <wp:extent cx="6321425" cy="1586865"/>
+            <wp:effectExtent l="0" t="0" r="3175" b="0"/>
+            <wp:docPr id="549964531" name="Рисунок 1" descr="Изображение выглядит как диаграмма, зарисовка, План, белый&#10;&#10;Контент, сгенерированный ИИ, может содержать ошибки."/>
+            <wp:cNvGraphicFramePr>
+              <a:graphicFrameLocks xmlns:a="http://schemas.openxmlformats.org/drawingml/2006/main" noChangeAspect="1"/>
+            </wp:cNvGraphicFramePr>
             <a:graphic xmlns:a="http://schemas.openxmlformats.org/drawingml/2006/main">
               <a:graphicData uri="http://schemas.openxmlformats.org/drawingml/2006/picture">
                 <pic:pic xmlns:pic="http://schemas.openxmlformats.org/drawingml/2006/picture">
                   <pic:nvPicPr>
-                    <pic:cNvPr id="0" name="image21.png"/>
-                    <pic:cNvPicPr preferRelativeResize="0"/>
+                    <pic:cNvPr id="549964531" name="Рисунок 1" descr="Изображение выглядит как диаграмма, зарисовка, План, белый&#10;&#10;Контент, сгенерированный ИИ, может содержать ошибки."/>
+                    <pic:cNvPicPr/>
                   </pic:nvPicPr>
                   <pic:blipFill>
                     <a:blip r:embed="rId15"/>
-                    <a:srcRect/>
                     <a:stretch>
                       <a:fillRect/>
                     </a:stretch>
@@ -4134,12 +4706,11 @@
                   <pic:spPr>
                     <a:xfrm>
                       <a:off x="0" y="0"/>
-                      <a:ext cx="6318960" cy="2540000"/>
+                      <a:ext cx="6321425" cy="1586865"/>
                     </a:xfrm>
                     <a:prstGeom prst="rect">
                       <a:avLst/>
                     </a:prstGeom>
-                    <a:ln/>
                   </pic:spPr>
                 </pic:pic>
               </a:graphicData>
@@ -4245,7 +4816,48 @@
           <w:szCs w:val="32"/>
           <w:lang w:val="en-US"/>
         </w:rPr>
-        <w:t>survival condition - it works similarly to the birth condition, but for a different constant.</w:t>
+        <w:lastRenderedPageBreak/>
+        <w:t xml:space="preserve">survival </w:t>
+      </w:r>
+      <w:proofErr w:type="gramStart"/>
+      <w:r>
+        <w:rPr>
+          <w:rFonts w:ascii="Times New Roman" w:eastAsia="Times New Roman" w:hAnsi="Times New Roman" w:cs="Times New Roman"/>
+          <w:sz w:val="32"/>
+          <w:szCs w:val="32"/>
+          <w:lang w:val="en-US"/>
+        </w:rPr>
+        <w:t>condition</w:t>
+      </w:r>
+      <w:proofErr w:type="gramEnd"/>
+      <w:r>
+        <w:rPr>
+          <w:rFonts w:ascii="Times New Roman" w:eastAsia="Times New Roman" w:hAnsi="Times New Roman" w:cs="Times New Roman"/>
+          <w:sz w:val="32"/>
+          <w:szCs w:val="32"/>
+          <w:lang w:val="en-US"/>
+        </w:rPr>
+        <w:t xml:space="preserve"> - it works similarly to the birth </w:t>
+      </w:r>
+      <w:proofErr w:type="gramStart"/>
+      <w:r>
+        <w:rPr>
+          <w:rFonts w:ascii="Times New Roman" w:eastAsia="Times New Roman" w:hAnsi="Times New Roman" w:cs="Times New Roman"/>
+          <w:sz w:val="32"/>
+          <w:szCs w:val="32"/>
+          <w:lang w:val="en-US"/>
+        </w:rPr>
+        <w:t>condition</w:t>
+      </w:r>
+      <w:proofErr w:type="gramEnd"/>
+      <w:r>
+        <w:rPr>
+          <w:rFonts w:ascii="Times New Roman" w:eastAsia="Times New Roman" w:hAnsi="Times New Roman" w:cs="Times New Roman"/>
+          <w:sz w:val="32"/>
+          <w:szCs w:val="32"/>
+          <w:lang w:val="en-US"/>
+        </w:rPr>
+        <w:t>, but for a different constant.</w:t>
       </w:r>
     </w:p>
     <w:p>
@@ -4306,27 +4918,26 @@
       <w:r>
         <w:rPr>
           <w:rFonts w:ascii="Times New Roman" w:eastAsia="Times New Roman" w:hAnsi="Times New Roman" w:cs="Times New Roman"/>
-          <w:noProof/>
-          <w:sz w:val="32"/>
-          <w:szCs w:val="32"/>
-        </w:rPr>
-        <w:lastRenderedPageBreak/>
+          <w:sz w:val="32"/>
+          <w:szCs w:val="32"/>
+        </w:rPr>
         <w:drawing>
-          <wp:inline distT="114300" distB="114300" distL="114300" distR="114300" wp14:anchorId="47EB000C" wp14:editId="1D6DA680">
-            <wp:extent cx="6318960" cy="2209800"/>
-            <wp:effectExtent l="0" t="0" r="0" b="0"/>
-            <wp:docPr id="7" name="image5.png"/>
-            <wp:cNvGraphicFramePr/>
+          <wp:inline distT="0" distB="0" distL="0" distR="0" wp14:anchorId="63BABBB8" wp14:editId="3863FC50">
+            <wp:extent cx="6321425" cy="1392555"/>
+            <wp:effectExtent l="0" t="0" r="3175" b="0"/>
+            <wp:docPr id="1418354428" name="Рисунок 1" descr="Изображение выглядит как диаграмма, текст, Шрифт, линия&#10;&#10;Контент, сгенерированный ИИ, может содержать ошибки."/>
+            <wp:cNvGraphicFramePr>
+              <a:graphicFrameLocks xmlns:a="http://schemas.openxmlformats.org/drawingml/2006/main" noChangeAspect="1"/>
+            </wp:cNvGraphicFramePr>
             <a:graphic xmlns:a="http://schemas.openxmlformats.org/drawingml/2006/main">
               <a:graphicData uri="http://schemas.openxmlformats.org/drawingml/2006/picture">
                 <pic:pic xmlns:pic="http://schemas.openxmlformats.org/drawingml/2006/picture">
                   <pic:nvPicPr>
-                    <pic:cNvPr id="0" name="image5.png"/>
-                    <pic:cNvPicPr preferRelativeResize="0"/>
+                    <pic:cNvPr id="1418354428" name="Рисунок 1" descr="Изображение выглядит как диаграмма, текст, Шрифт, линия&#10;&#10;Контент, сгенерированный ИИ, может содержать ошибки."/>
+                    <pic:cNvPicPr/>
                   </pic:nvPicPr>
                   <pic:blipFill>
                     <a:blip r:embed="rId16"/>
-                    <a:srcRect/>
                     <a:stretch>
                       <a:fillRect/>
                     </a:stretch>
@@ -4334,12 +4945,11 @@
                   <pic:spPr>
                     <a:xfrm>
                       <a:off x="0" y="0"/>
-                      <a:ext cx="6318960" cy="2209800"/>
+                      <a:ext cx="6321425" cy="1392555"/>
                     </a:xfrm>
                     <a:prstGeom prst="rect">
                       <a:avLst/>
                     </a:prstGeom>
-                    <a:ln/>
                   </pic:spPr>
                 </pic:pic>
               </a:graphicData>
@@ -4471,31 +5081,92 @@
           <w:rFonts w:ascii="Times New Roman" w:eastAsia="Times New Roman" w:hAnsi="Times New Roman" w:cs="Times New Roman"/>
           <w:sz w:val="28"/>
           <w:szCs w:val="28"/>
-        </w:rPr>
-      </w:pPr>
-      <w:r>
-        <w:rPr>
-          <w:rFonts w:ascii="Times New Roman" w:eastAsia="Times New Roman" w:hAnsi="Times New Roman" w:cs="Times New Roman"/>
-          <w:noProof/>
+          <w:lang w:val="ru-RU"/>
+        </w:rPr>
+      </w:pPr>
+    </w:p>
+    <w:p>
+      <w:pPr>
+        <w:spacing w:line="240" w:lineRule="auto"/>
+        <w:ind w:right="-99"/>
+        <w:rPr>
+          <w:rFonts w:ascii="Times New Roman" w:eastAsia="Times New Roman" w:hAnsi="Times New Roman" w:cs="Times New Roman"/>
+          <w:sz w:val="28"/>
+          <w:szCs w:val="28"/>
+        </w:rPr>
+      </w:pPr>
+      <w:r>
+        <w:rPr>
+          <w:rFonts w:ascii="Times New Roman" w:eastAsia="Times New Roman" w:hAnsi="Times New Roman" w:cs="Times New Roman"/>
           <w:sz w:val="28"/>
           <w:szCs w:val="28"/>
         </w:rPr>
         <w:drawing>
-          <wp:inline distT="114300" distB="114300" distL="114300" distR="114300" wp14:anchorId="12994F26" wp14:editId="1E7E25B2">
-            <wp:extent cx="6318960" cy="2336800"/>
+          <wp:inline distT="0" distB="0" distL="0" distR="0" wp14:anchorId="010F514F" wp14:editId="432A8DAC">
+            <wp:extent cx="6527614" cy="1057185"/>
             <wp:effectExtent l="0" t="0" r="0" b="0"/>
-            <wp:docPr id="4" name="image4.png"/>
-            <wp:cNvGraphicFramePr/>
+            <wp:docPr id="1894793745" name="Рисунок 1" descr="Изображение выглядит как диаграмма, линия, Шрифт&#10;&#10;Контент, сгенерированный ИИ, может содержать ошибки."/>
+            <wp:cNvGraphicFramePr>
+              <a:graphicFrameLocks xmlns:a="http://schemas.openxmlformats.org/drawingml/2006/main" noChangeAspect="1"/>
+            </wp:cNvGraphicFramePr>
             <a:graphic xmlns:a="http://schemas.openxmlformats.org/drawingml/2006/main">
               <a:graphicData uri="http://schemas.openxmlformats.org/drawingml/2006/picture">
                 <pic:pic xmlns:pic="http://schemas.openxmlformats.org/drawingml/2006/picture">
                   <pic:nvPicPr>
-                    <pic:cNvPr id="0" name="image4.png"/>
-                    <pic:cNvPicPr preferRelativeResize="0"/>
+                    <pic:cNvPr id="1894793745" name="Рисунок 1" descr="Изображение выглядит как диаграмма, линия, Шрифт&#10;&#10;Контент, сгенерированный ИИ, может содержать ошибки."/>
+                    <pic:cNvPicPr/>
+                  </pic:nvPicPr>
+                  <pic:blipFill rotWithShape="1">
+                    <a:blip r:embed="rId17"/>
+                    <a:srcRect l="2205" t="3876" r="2479" b="14685"/>
+                    <a:stretch/>
+                  </pic:blipFill>
+                  <pic:spPr bwMode="auto">
+                    <a:xfrm>
+                      <a:off x="0" y="0"/>
+                      <a:ext cx="6563080" cy="1062929"/>
+                    </a:xfrm>
+                    <a:prstGeom prst="rect">
+                      <a:avLst/>
+                    </a:prstGeom>
+                    <a:ln>
+                      <a:noFill/>
+                    </a:ln>
+                    <a:extLst>
+                      <a:ext uri="{53640926-AAD7-44D8-BBD7-CCE9431645EC}">
+                        <a14:shadowObscured xmlns:a14="http://schemas.microsoft.com/office/drawing/2010/main"/>
+                      </a:ext>
+                    </a:extLst>
+                  </pic:spPr>
+                </pic:pic>
+              </a:graphicData>
+            </a:graphic>
+          </wp:inline>
+        </w:drawing>
+      </w:r>
+      <w:r>
+        <w:rPr>
+          <w:rFonts w:ascii="Times New Roman" w:eastAsia="Times New Roman" w:hAnsi="Times New Roman" w:cs="Times New Roman"/>
+          <w:sz w:val="28"/>
+          <w:szCs w:val="28"/>
+        </w:rPr>
+        <w:drawing>
+          <wp:inline distT="0" distB="0" distL="0" distR="0" wp14:anchorId="29F299C2" wp14:editId="06812C8B">
+            <wp:extent cx="6321425" cy="1449070"/>
+            <wp:effectExtent l="0" t="0" r="3175" b="0"/>
+            <wp:docPr id="410546537" name="Рисунок 1" descr="Изображение выглядит как диаграмма, План, линия, Шрифт&#10;&#10;Контент, сгенерированный ИИ, может содержать ошибки."/>
+            <wp:cNvGraphicFramePr>
+              <a:graphicFrameLocks xmlns:a="http://schemas.openxmlformats.org/drawingml/2006/main" noChangeAspect="1"/>
+            </wp:cNvGraphicFramePr>
+            <a:graphic xmlns:a="http://schemas.openxmlformats.org/drawingml/2006/main">
+              <a:graphicData uri="http://schemas.openxmlformats.org/drawingml/2006/picture">
+                <pic:pic xmlns:pic="http://schemas.openxmlformats.org/drawingml/2006/picture">
+                  <pic:nvPicPr>
+                    <pic:cNvPr id="410546537" name="Рисунок 1" descr="Изображение выглядит как диаграмма, План, линия, Шрифт&#10;&#10;Контент, сгенерированный ИИ, может содержать ошибки."/>
+                    <pic:cNvPicPr/>
                   </pic:nvPicPr>
                   <pic:blipFill>
-                    <a:blip r:embed="rId17"/>
-                    <a:srcRect/>
+                    <a:blip r:embed="rId18"/>
                     <a:stretch>
                       <a:fillRect/>
                     </a:stretch>
@@ -4503,12 +5174,11 @@
                   <pic:spPr>
                     <a:xfrm>
                       <a:off x="0" y="0"/>
-                      <a:ext cx="6318960" cy="2336800"/>
+                      <a:ext cx="6321425" cy="1449070"/>
                     </a:xfrm>
                     <a:prstGeom prst="rect">
                       <a:avLst/>
                     </a:prstGeom>
-                    <a:ln/>
                   </pic:spPr>
                 </pic:pic>
               </a:graphicData>
@@ -4516,69 +5186,36 @@
           </wp:inline>
         </w:drawing>
       </w:r>
-      <w:r>
-        <w:rPr>
-          <w:rFonts w:ascii="Times New Roman" w:eastAsia="Times New Roman" w:hAnsi="Times New Roman" w:cs="Times New Roman"/>
-          <w:noProof/>
-          <w:sz w:val="28"/>
-          <w:szCs w:val="28"/>
-        </w:rPr>
-        <w:drawing>
-          <wp:inline distT="114300" distB="114300" distL="114300" distR="114300" wp14:anchorId="6878DCAD" wp14:editId="7FB6CFD5">
-            <wp:extent cx="3890226" cy="2972532"/>
-            <wp:effectExtent l="0" t="0" r="0" b="0"/>
-            <wp:docPr id="17" name="image15.png"/>
-            <wp:cNvGraphicFramePr/>
-            <a:graphic xmlns:a="http://schemas.openxmlformats.org/drawingml/2006/main">
-              <a:graphicData uri="http://schemas.openxmlformats.org/drawingml/2006/picture">
-                <pic:pic xmlns:pic="http://schemas.openxmlformats.org/drawingml/2006/picture">
-                  <pic:nvPicPr>
-                    <pic:cNvPr id="0" name="image15.png"/>
-                    <pic:cNvPicPr preferRelativeResize="0"/>
-                  </pic:nvPicPr>
-                  <pic:blipFill>
-                    <a:blip r:embed="rId18"/>
-                    <a:srcRect/>
-                    <a:stretch>
-                      <a:fillRect/>
-                    </a:stretch>
-                  </pic:blipFill>
-                  <pic:spPr>
-                    <a:xfrm>
-                      <a:off x="0" y="0"/>
-                      <a:ext cx="3890226" cy="2972532"/>
-                    </a:xfrm>
-                    <a:prstGeom prst="rect">
-                      <a:avLst/>
-                    </a:prstGeom>
-                    <a:ln/>
-                  </pic:spPr>
-                </pic:pic>
-              </a:graphicData>
-            </a:graphic>
-          </wp:inline>
-        </w:drawing>
-      </w:r>
-    </w:p>
-    <w:p>
-      <w:pPr>
-        <w:spacing w:line="240" w:lineRule="auto"/>
-        <w:ind w:right="-99"/>
-        <w:jc w:val="center"/>
-        <w:rPr>
-          <w:rFonts w:ascii="Times New Roman" w:eastAsia="Times New Roman" w:hAnsi="Times New Roman" w:cs="Times New Roman"/>
-          <w:sz w:val="28"/>
-          <w:szCs w:val="28"/>
-        </w:rPr>
-      </w:pPr>
-      <w:r>
-        <w:rPr>
-          <w:rFonts w:ascii="Times New Roman" w:eastAsia="Times New Roman" w:hAnsi="Times New Roman" w:cs="Times New Roman"/>
-          <w:sz w:val="28"/>
-          <w:szCs w:val="28"/>
-        </w:rPr>
-        <w:t>Figure 9-10</w:t>
-      </w:r>
+    </w:p>
+    <w:p>
+      <w:pPr>
+        <w:spacing w:line="240" w:lineRule="auto"/>
+        <w:ind w:right="-99"/>
+        <w:jc w:val="center"/>
+        <w:rPr>
+          <w:rFonts w:ascii="Times New Roman" w:eastAsia="Times New Roman" w:hAnsi="Times New Roman" w:cs="Times New Roman"/>
+          <w:sz w:val="28"/>
+          <w:szCs w:val="28"/>
+        </w:rPr>
+      </w:pPr>
+      <w:r>
+        <w:rPr>
+          <w:rFonts w:ascii="Times New Roman" w:eastAsia="Times New Roman" w:hAnsi="Times New Roman" w:cs="Times New Roman"/>
+          <w:sz w:val="28"/>
+          <w:szCs w:val="28"/>
+        </w:rPr>
+        <w:t xml:space="preserve">Figure </w:t>
+      </w:r>
+      <w:proofErr w:type="gramStart"/>
+      <w:r>
+        <w:rPr>
+          <w:rFonts w:ascii="Times New Roman" w:eastAsia="Times New Roman" w:hAnsi="Times New Roman" w:cs="Times New Roman"/>
+          <w:sz w:val="28"/>
+          <w:szCs w:val="28"/>
+        </w:rPr>
+        <w:t>9-10</w:t>
+      </w:r>
+      <w:proofErr w:type="gramEnd"/>
     </w:p>
     <w:p>
       <w:pPr>
@@ -4633,7 +5270,25 @@
           <w:szCs w:val="32"/>
         </w:rPr>
         <w:tab/>
-        <w:t>On Figure 9-10:</w:t>
+        <w:t xml:space="preserve">On Figure </w:t>
+      </w:r>
+      <w:proofErr w:type="gramStart"/>
+      <w:r>
+        <w:rPr>
+          <w:rFonts w:ascii="Times New Roman" w:eastAsia="Times New Roman" w:hAnsi="Times New Roman" w:cs="Times New Roman"/>
+          <w:sz w:val="32"/>
+          <w:szCs w:val="32"/>
+        </w:rPr>
+        <w:t>9-10</w:t>
+      </w:r>
+      <w:proofErr w:type="gramEnd"/>
+      <w:r>
+        <w:rPr>
+          <w:rFonts w:ascii="Times New Roman" w:eastAsia="Times New Roman" w:hAnsi="Times New Roman" w:cs="Times New Roman"/>
+          <w:sz w:val="32"/>
+          <w:szCs w:val="32"/>
+        </w:rPr>
+        <w:t>:</w:t>
       </w:r>
     </w:p>
     <w:p>
@@ -4726,14 +5381,25 @@
           <w:lang w:val="en-US"/>
         </w:rPr>
       </w:pPr>
-      <w:r>
-        <w:rPr>
-          <w:rFonts w:ascii="Times New Roman" w:eastAsia="Times New Roman" w:hAnsi="Times New Roman" w:cs="Times New Roman"/>
-          <w:sz w:val="32"/>
-          <w:szCs w:val="32"/>
-          <w:lang w:val="en-US"/>
-        </w:rPr>
-        <w:t>no any alive - it shows that absolutely all cells are dead (there is nothing more to count)</w:t>
+      <w:proofErr w:type="gramStart"/>
+      <w:r>
+        <w:rPr>
+          <w:rFonts w:ascii="Times New Roman" w:eastAsia="Times New Roman" w:hAnsi="Times New Roman" w:cs="Times New Roman"/>
+          <w:sz w:val="32"/>
+          <w:szCs w:val="32"/>
+          <w:lang w:val="en-US"/>
+        </w:rPr>
+        <w:t>no any</w:t>
+      </w:r>
+      <w:proofErr w:type="gramEnd"/>
+      <w:r>
+        <w:rPr>
+          <w:rFonts w:ascii="Times New Roman" w:eastAsia="Times New Roman" w:hAnsi="Times New Roman" w:cs="Times New Roman"/>
+          <w:sz w:val="32"/>
+          <w:szCs w:val="32"/>
+          <w:lang w:val="en-US"/>
+        </w:rPr>
+        <w:t xml:space="preserve"> alive - it shows that absolutely all cells are dead (there is nothing more to count)</w:t>
       </w:r>
     </w:p>
     <w:p>
@@ -4758,6 +5424,7 @@
           <w:szCs w:val="32"/>
           <w:lang w:val="en-US"/>
         </w:rPr>
+        <w:lastRenderedPageBreak/>
         <w:t xml:space="preserve">zone width - this parameter is responsible for narrowing the zone in survival mode. The higher the number, the greater the number of </w:t>
       </w:r>
       <w:proofErr w:type="spellStart"/>
@@ -5004,27 +5671,27 @@
       <w:r>
         <w:rPr>
           <w:rFonts w:ascii="Times New Roman" w:eastAsia="Times New Roman" w:hAnsi="Times New Roman" w:cs="Times New Roman"/>
-          <w:noProof/>
           <w:sz w:val="32"/>
           <w:szCs w:val="32"/>
         </w:rPr>
         <w:lastRenderedPageBreak/>
         <w:drawing>
-          <wp:inline distT="114300" distB="114300" distL="114300" distR="114300" wp14:anchorId="6F089CBF" wp14:editId="38724EE3">
-            <wp:extent cx="2314182" cy="1573039"/>
-            <wp:effectExtent l="0" t="0" r="0" b="0"/>
-            <wp:docPr id="14" name="image11.png"/>
-            <wp:cNvGraphicFramePr/>
+          <wp:inline distT="0" distB="0" distL="0" distR="0" wp14:anchorId="53849BFD" wp14:editId="27C51722">
+            <wp:extent cx="4534533" cy="4010585"/>
+            <wp:effectExtent l="0" t="0" r="0" b="9525"/>
+            <wp:docPr id="995055263" name="Рисунок 1" descr="Изображение выглядит как текст, диаграмма, снимок экрана, линия&#10;&#10;Контент, сгенерированный ИИ, может содержать ошибки."/>
+            <wp:cNvGraphicFramePr>
+              <a:graphicFrameLocks xmlns:a="http://schemas.openxmlformats.org/drawingml/2006/main" noChangeAspect="1"/>
+            </wp:cNvGraphicFramePr>
             <a:graphic xmlns:a="http://schemas.openxmlformats.org/drawingml/2006/main">
               <a:graphicData uri="http://schemas.openxmlformats.org/drawingml/2006/picture">
                 <pic:pic xmlns:pic="http://schemas.openxmlformats.org/drawingml/2006/picture">
                   <pic:nvPicPr>
-                    <pic:cNvPr id="0" name="image11.png"/>
-                    <pic:cNvPicPr preferRelativeResize="0"/>
+                    <pic:cNvPr id="995055263" name="Рисунок 1" descr="Изображение выглядит как текст, диаграмма, снимок экрана, линия&#10;&#10;Контент, сгенерированный ИИ, может содержать ошибки."/>
+                    <pic:cNvPicPr/>
                   </pic:nvPicPr>
                   <pic:blipFill>
                     <a:blip r:embed="rId21"/>
-                    <a:srcRect/>
                     <a:stretch>
                       <a:fillRect/>
                     </a:stretch>
@@ -5032,12 +5699,11 @@
                   <pic:spPr>
                     <a:xfrm>
                       <a:off x="0" y="0"/>
-                      <a:ext cx="2314182" cy="1573039"/>
+                      <a:ext cx="4534533" cy="4010585"/>
                     </a:xfrm>
                     <a:prstGeom prst="rect">
                       <a:avLst/>
                     </a:prstGeom>
-                    <a:ln/>
                   </pic:spPr>
                 </pic:pic>
               </a:graphicData>
@@ -5145,26 +5811,27 @@
       <w:r>
         <w:rPr>
           <w:rFonts w:ascii="Times New Roman" w:eastAsia="Times New Roman" w:hAnsi="Times New Roman" w:cs="Times New Roman"/>
-          <w:noProof/>
-          <w:sz w:val="32"/>
-          <w:szCs w:val="32"/>
-        </w:rPr>
+          <w:sz w:val="32"/>
+          <w:szCs w:val="32"/>
+        </w:rPr>
+        <w:lastRenderedPageBreak/>
         <w:drawing>
-          <wp:inline distT="114300" distB="114300" distL="114300" distR="114300" wp14:anchorId="14492BEA" wp14:editId="5626747E">
-            <wp:extent cx="5619514" cy="4958395"/>
-            <wp:effectExtent l="0" t="0" r="0" b="0"/>
-            <wp:docPr id="15" name="image13.png"/>
-            <wp:cNvGraphicFramePr/>
+          <wp:inline distT="0" distB="0" distL="0" distR="0" wp14:anchorId="1237976D" wp14:editId="40500C15">
+            <wp:extent cx="6321425" cy="5348605"/>
+            <wp:effectExtent l="0" t="0" r="3175" b="4445"/>
+            <wp:docPr id="325812630" name="Рисунок 1" descr="Изображение выглядит как зарисовка, диаграмма, Технический чертеж, рисунок&#10;&#10;Контент, сгенерированный ИИ, может содержать ошибки."/>
+            <wp:cNvGraphicFramePr>
+              <a:graphicFrameLocks xmlns:a="http://schemas.openxmlformats.org/drawingml/2006/main" noChangeAspect="1"/>
+            </wp:cNvGraphicFramePr>
             <a:graphic xmlns:a="http://schemas.openxmlformats.org/drawingml/2006/main">
               <a:graphicData uri="http://schemas.openxmlformats.org/drawingml/2006/picture">
                 <pic:pic xmlns:pic="http://schemas.openxmlformats.org/drawingml/2006/picture">
                   <pic:nvPicPr>
-                    <pic:cNvPr id="0" name="image13.png"/>
-                    <pic:cNvPicPr preferRelativeResize="0"/>
+                    <pic:cNvPr id="325812630" name="Рисунок 1" descr="Изображение выглядит как зарисовка, диаграмма, Технический чертеж, рисунок&#10;&#10;Контент, сгенерированный ИИ, может содержать ошибки."/>
+                    <pic:cNvPicPr/>
                   </pic:nvPicPr>
                   <pic:blipFill>
                     <a:blip r:embed="rId22"/>
-                    <a:srcRect/>
                     <a:stretch>
                       <a:fillRect/>
                     </a:stretch>
@@ -5172,12 +5839,11 @@
                   <pic:spPr>
                     <a:xfrm>
                       <a:off x="0" y="0"/>
-                      <a:ext cx="5619514" cy="4958395"/>
+                      <a:ext cx="6321425" cy="5348605"/>
                     </a:xfrm>
                     <a:prstGeom prst="rect">
                       <a:avLst/>
                     </a:prstGeom>
-                    <a:ln/>
                   </pic:spPr>
                 </pic:pic>
               </a:graphicData>
@@ -5240,7 +5906,27 @@
           <w:lang w:val="en-US"/>
         </w:rPr>
         <w:tab/>
-        <w:t>On figure 14, you can see the converter that is needed to changing the current state of the cell by X Y to the opposite.</w:t>
+        <w:t xml:space="preserve">On figure 14, you can see the converter that is needed to </w:t>
+      </w:r>
+      <w:proofErr w:type="gramStart"/>
+      <w:r>
+        <w:rPr>
+          <w:rFonts w:ascii="Times New Roman" w:eastAsia="Times New Roman" w:hAnsi="Times New Roman" w:cs="Times New Roman"/>
+          <w:sz w:val="32"/>
+          <w:szCs w:val="32"/>
+          <w:lang w:val="en-US"/>
+        </w:rPr>
+        <w:t>changing</w:t>
+      </w:r>
+      <w:proofErr w:type="gramEnd"/>
+      <w:r>
+        <w:rPr>
+          <w:rFonts w:ascii="Times New Roman" w:eastAsia="Times New Roman" w:hAnsi="Times New Roman" w:cs="Times New Roman"/>
+          <w:sz w:val="32"/>
+          <w:szCs w:val="32"/>
+          <w:lang w:val="en-US"/>
+        </w:rPr>
+        <w:t xml:space="preserve"> the current state of the cell by X Y to the opposite.</w:t>
       </w:r>
     </w:p>
     <w:p>
@@ -5296,27 +5982,27 @@
           <w:sz w:val="36"/>
           <w:szCs w:val="36"/>
         </w:rPr>
+        <w:t>Cursor</w:t>
+      </w:r>
+    </w:p>
+    <w:p>
+      <w:pPr>
+        <w:spacing w:line="240" w:lineRule="auto"/>
+        <w:ind w:right="-99"/>
+        <w:rPr>
+          <w:rFonts w:ascii="Times New Roman" w:eastAsia="Times New Roman" w:hAnsi="Times New Roman" w:cs="Times New Roman"/>
+          <w:sz w:val="28"/>
+          <w:szCs w:val="28"/>
+        </w:rPr>
+      </w:pPr>
+      <w:r>
+        <w:rPr>
+          <w:rFonts w:ascii="Times New Roman" w:eastAsia="Times New Roman" w:hAnsi="Times New Roman" w:cs="Times New Roman"/>
+          <w:noProof/>
+          <w:sz w:val="28"/>
+          <w:szCs w:val="28"/>
+        </w:rPr>
         <w:lastRenderedPageBreak/>
-        <w:t>Cursor</w:t>
-      </w:r>
-    </w:p>
-    <w:p>
-      <w:pPr>
-        <w:spacing w:line="240" w:lineRule="auto"/>
-        <w:ind w:right="-99"/>
-        <w:rPr>
-          <w:rFonts w:ascii="Times New Roman" w:eastAsia="Times New Roman" w:hAnsi="Times New Roman" w:cs="Times New Roman"/>
-          <w:sz w:val="28"/>
-          <w:szCs w:val="28"/>
-        </w:rPr>
-      </w:pPr>
-      <w:r>
-        <w:rPr>
-          <w:rFonts w:ascii="Times New Roman" w:eastAsia="Times New Roman" w:hAnsi="Times New Roman" w:cs="Times New Roman"/>
-          <w:noProof/>
-          <w:sz w:val="28"/>
-          <w:szCs w:val="28"/>
-        </w:rPr>
         <w:drawing>
           <wp:inline distT="114300" distB="114300" distL="114300" distR="114300" wp14:anchorId="1C4FE05D" wp14:editId="3F5F1A6A">
             <wp:extent cx="6318960" cy="3378200"/>
@@ -5701,7 +6387,27 @@
           <w:szCs w:val="32"/>
           <w:lang w:val="en-US"/>
         </w:rPr>
-        <w:t>Figure 17. This scheme implements the display of a narrowed part of the field, due to the fact that the user is in survival mode. Based on the Number of dead zones and masks for MUX, it shows the dead parts of the field on the screen.</w:t>
+        <w:t xml:space="preserve">Figure 17. This scheme implements the display of a narrowed part of the field, </w:t>
+      </w:r>
+      <w:proofErr w:type="gramStart"/>
+      <w:r>
+        <w:rPr>
+          <w:rFonts w:ascii="Times New Roman" w:eastAsia="Times New Roman" w:hAnsi="Times New Roman" w:cs="Times New Roman"/>
+          <w:sz w:val="32"/>
+          <w:szCs w:val="32"/>
+          <w:lang w:val="en-US"/>
+        </w:rPr>
+        <w:t>due to the fact that</w:t>
+      </w:r>
+      <w:proofErr w:type="gramEnd"/>
+      <w:r>
+        <w:rPr>
+          <w:rFonts w:ascii="Times New Roman" w:eastAsia="Times New Roman" w:hAnsi="Times New Roman" w:cs="Times New Roman"/>
+          <w:sz w:val="32"/>
+          <w:szCs w:val="32"/>
+          <w:lang w:val="en-US"/>
+        </w:rPr>
+        <w:t xml:space="preserve"> the user is in survival mode. Based on the Number of dead zones and masks for MUX, it shows the dead parts of the field on the screen.</w:t>
       </w:r>
       <w:r>
         <w:rPr>
@@ -7749,7 +8455,27 @@
           <w:szCs w:val="32"/>
           <w:lang w:val="en-US"/>
         </w:rPr>
-        <w:t>Although the main code is also a label (and also contains labels), we will still put it in a separate block because this is a very large piece of code that needs to be described separately.</w:t>
+        <w:t>Although the main code is also a label (</w:t>
+      </w:r>
+      <w:proofErr w:type="gramStart"/>
+      <w:r>
+        <w:rPr>
+          <w:rFonts w:ascii="Times New Roman" w:eastAsia="Times New Roman" w:hAnsi="Times New Roman" w:cs="Times New Roman"/>
+          <w:sz w:val="32"/>
+          <w:szCs w:val="32"/>
+          <w:lang w:val="en-US"/>
+        </w:rPr>
+        <w:t>and also</w:t>
+      </w:r>
+      <w:proofErr w:type="gramEnd"/>
+      <w:r>
+        <w:rPr>
+          <w:rFonts w:ascii="Times New Roman" w:eastAsia="Times New Roman" w:hAnsi="Times New Roman" w:cs="Times New Roman"/>
+          <w:sz w:val="32"/>
+          <w:szCs w:val="32"/>
+          <w:lang w:val="en-US"/>
+        </w:rPr>
+        <w:t xml:space="preserve"> contains labels), we will still put it in a separate block because this is a very large piece of code that needs to be described separately.</w:t>
       </w:r>
     </w:p>
     <w:p>
@@ -7834,7 +8560,27 @@
           <w:szCs w:val="32"/>
           <w:lang w:val="en-US"/>
         </w:rPr>
-        <w:t>2) There are no living cells left</w:t>
+        <w:t xml:space="preserve">2) There </w:t>
+      </w:r>
+      <w:proofErr w:type="gramStart"/>
+      <w:r>
+        <w:rPr>
+          <w:rFonts w:ascii="Times New Roman" w:eastAsia="Times New Roman" w:hAnsi="Times New Roman" w:cs="Times New Roman"/>
+          <w:sz w:val="32"/>
+          <w:szCs w:val="32"/>
+          <w:lang w:val="en-US"/>
+        </w:rPr>
+        <w:t>are</w:t>
+      </w:r>
+      <w:proofErr w:type="gramEnd"/>
+      <w:r>
+        <w:rPr>
+          <w:rFonts w:ascii="Times New Roman" w:eastAsia="Times New Roman" w:hAnsi="Times New Roman" w:cs="Times New Roman"/>
+          <w:sz w:val="32"/>
+          <w:szCs w:val="32"/>
+          <w:lang w:val="en-US"/>
+        </w:rPr>
+        <w:t xml:space="preserve"> no living cells left</w:t>
       </w:r>
     </w:p>
     <w:p>
@@ -7867,7 +8613,27 @@
           <w:szCs w:val="32"/>
           <w:lang w:val="en-US"/>
         </w:rPr>
-        <w:t xml:space="preserve">There are also some optimizations. For example, during the generation of a new turn, we don't even check the rows where (if the row number is N) N-1 and N+1 rows are completely empty, as is row N. Then we won't even count this line, and we'll write it as empty in the result, because there's no one to change it. The labels of the </w:t>
+        <w:t xml:space="preserve">There are also some optimizations. For example, during the generation of a new turn, we don't even check the rows where (if the row number </w:t>
+      </w:r>
+      <w:proofErr w:type="gramStart"/>
+      <w:r>
+        <w:rPr>
+          <w:rFonts w:ascii="Times New Roman" w:eastAsia="Times New Roman" w:hAnsi="Times New Roman" w:cs="Times New Roman"/>
+          <w:sz w:val="32"/>
+          <w:szCs w:val="32"/>
+          <w:lang w:val="en-US"/>
+        </w:rPr>
+        <w:t>is N)</w:t>
+      </w:r>
+      <w:proofErr w:type="gramEnd"/>
+      <w:r>
+        <w:rPr>
+          <w:rFonts w:ascii="Times New Roman" w:eastAsia="Times New Roman" w:hAnsi="Times New Roman" w:cs="Times New Roman"/>
+          <w:sz w:val="32"/>
+          <w:szCs w:val="32"/>
+          <w:lang w:val="en-US"/>
+        </w:rPr>
+        <w:t xml:space="preserve"> N-1 and N+1 rows are completely empty, as is row N. Then we won't even count this line, and we'll write it as empty in the result, because there's no one to change it. The labels of the </w:t>
       </w:r>
       <w:r>
         <w:rPr>
